--- a/Modulo2/Informe.docx
+++ b/Modulo2/Informe.docx
@@ -21473,15 +21473,292 @@
       </w:r>
     </w:p>
     <w:p>
-      <w:r>
+      <w:pPr>
+        <w:rPr>
+          <w:lang w:val="en-US"/>
+        </w:rPr>
+      </w:pPr>
+      <w:r>
+        <w:rPr>
+          <w:lang w:val="en-US"/>
+        </w:rPr>
         <w:t>ORDER BY lower(iz.rango_fecha) DESC;</w:t>
       </w:r>
     </w:p>
+    <w:p>
+      <w:pPr>
+        <w:rPr>
+          <w:lang w:val="en-US"/>
+        </w:rPr>
+      </w:pPr>
+    </w:p>
+    <w:p>
+      <w:r>
+        <w:t>-- ===========================================================</w:t>
+      </w:r>
+    </w:p>
+    <w:p>
+      <w:r>
+        <w:t>-- CONSULTAS INDIVIDUALES Y TOTALES POR TIPO DE EVENTO (RF-52)</w:t>
+      </w:r>
+    </w:p>
+    <w:p>
+      <w:r>
+        <w:t>-- ============================================================</w:t>
+      </w:r>
+    </w:p>
+    <w:p>
+      <w:r>
+        <w:t>--Auditoría de activos biológicos registrados</w:t>
+      </w:r>
+    </w:p>
+    <w:p>
+      <w:r>
+        <w:t>SELECT</w:t>
+      </w:r>
+    </w:p>
+    <w:p>
+      <w:r>
+        <w:t xml:space="preserve">    ab.id_activo_biologico,</w:t>
+      </w:r>
+    </w:p>
+    <w:p>
+      <w:r>
+        <w:t xml:space="preserve">    ab.indentficador AS identificador,</w:t>
+      </w:r>
+    </w:p>
+    <w:p>
+      <w:r>
+        <w:lastRenderedPageBreak/>
+        <w:t xml:space="preserve">    ab.tipo,</w:t>
+      </w:r>
+    </w:p>
+    <w:p>
+      <w:r>
+        <w:t xml:space="preserve">    e.nombre AS especie,</w:t>
+      </w:r>
+    </w:p>
+    <w:p>
+      <w:r>
+        <w:t xml:space="preserve">    i.nombre AS infraestructura,</w:t>
+      </w:r>
+    </w:p>
+    <w:p>
+      <w:r>
+        <w:t xml:space="preserve">    ab.fecha_inicio_ciclo,</w:t>
+      </w:r>
+    </w:p>
+    <w:p>
+      <w:r>
+        <w:t xml:space="preserve">    eab.nombre AS estado,</w:t>
+      </w:r>
+    </w:p>
+    <w:p>
+      <w:r>
+        <w:t xml:space="preserve">    ab.descripcion,</w:t>
+      </w:r>
+    </w:p>
+    <w:p>
+      <w:r>
+        <w:t xml:space="preserve">    ab.origen_financiero,</w:t>
+      </w:r>
+    </w:p>
+    <w:p>
+      <w:r>
+        <w:t xml:space="preserve">    ab.costo_adquisicion,</w:t>
+      </w:r>
+    </w:p>
+    <w:p>
+      <w:r>
+        <w:t xml:space="preserve">    ab.fecha_creacion,</w:t>
+      </w:r>
+    </w:p>
+    <w:p>
+      <w:r>
+        <w:t xml:space="preserve">    ab.id_usuario</w:t>
+      </w:r>
+    </w:p>
+    <w:p>
+      <w:r>
+        <w:t>FROM modulo2.activos_biologicos ab</w:t>
+      </w:r>
+    </w:p>
+    <w:p>
+      <w:r>
+        <w:t>JOIN modulo9.especies e</w:t>
+      </w:r>
+    </w:p>
+    <w:p>
+      <w:r>
+        <w:t xml:space="preserve">    ON e.id_especie = ab.id_especie</w:t>
+      </w:r>
+    </w:p>
+    <w:p>
+      <w:r>
+        <w:t>JOIN modulo9.infraestructuras i</w:t>
+      </w:r>
+    </w:p>
+    <w:p>
+      <w:r>
+        <w:t xml:space="preserve">    ON i.id_infraestructura = ab.id_infraestructura</w:t>
+      </w:r>
+    </w:p>
+    <w:p>
+      <w:r>
+        <w:t>JOIN modulo2.estados_activos_biologicos eab</w:t>
+      </w:r>
+    </w:p>
+    <w:p>
+      <w:r>
+        <w:t xml:space="preserve">    ON eab.id_estado_activo_biologico = ab.id_estado</w:t>
+      </w:r>
+    </w:p>
+    <w:p>
+      <w:r>
+        <w:t>ORDER BY ab.fecha_creacion DESC;</w:t>
+      </w:r>
+    </w:p>
     <w:p/>
+    <w:p>
+      <w:r>
+        <w:t>--Auditoría de ubicación / infraestructura por activo</w:t>
+      </w:r>
+    </w:p>
+    <w:p>
+      <w:r>
+        <w:t>SELECT</w:t>
+      </w:r>
+    </w:p>
+    <w:p>
+      <w:r>
+        <w:t xml:space="preserve">    m.id_movimiento,</w:t>
+      </w:r>
+    </w:p>
+    <w:p>
+      <w:r>
+        <w:t xml:space="preserve">    m.id_activo_biologico,</w:t>
+      </w:r>
+    </w:p>
+    <w:p>
+      <w:r>
+        <w:t xml:space="preserve">    ab.indentficador AS identificador,</w:t>
+      </w:r>
+    </w:p>
+    <w:p>
+      <w:r>
+        <w:t xml:space="preserve">    m.tipo AS tipo_movimiento,</w:t>
+      </w:r>
+    </w:p>
+    <w:p>
+      <w:r>
+        <w:t xml:space="preserve">    i_origen.nombre AS infraestructura_origen,</w:t>
+      </w:r>
+    </w:p>
+    <w:p>
+      <w:r>
+        <w:lastRenderedPageBreak/>
+        <w:t xml:space="preserve">    i_destino.nombre AS infraestructura_destino,</w:t>
+      </w:r>
+    </w:p>
+    <w:p>
+      <w:r>
+        <w:t xml:space="preserve">    f_origen.nombre AS finca_origen,</w:t>
+      </w:r>
+    </w:p>
+    <w:p>
+      <w:r>
+        <w:t xml:space="preserve">    f_destino.nombre AS finca_destino,</w:t>
+      </w:r>
+    </w:p>
+    <w:p>
+      <w:r>
+        <w:t xml:space="preserve">    m.fecha_transferencia,</w:t>
+      </w:r>
+    </w:p>
+    <w:p>
+      <w:r>
+        <w:t xml:space="preserve">    m.fecha_registro,</w:t>
+      </w:r>
+    </w:p>
+    <w:p>
+      <w:r>
+        <w:t xml:space="preserve">    u.nombre || ' ' || u.apellidos AS usuario_responsable</w:t>
+      </w:r>
+    </w:p>
+    <w:p>
+      <w:r>
+        <w:t>FROM modulo2.movimientos m</w:t>
+      </w:r>
+    </w:p>
+    <w:p>
+      <w:r>
+        <w:t>JOIN modulo2.activos_biologicos ab</w:t>
+      </w:r>
+    </w:p>
+    <w:p>
+      <w:r>
+        <w:t xml:space="preserve">    ON ab.id_activo_biologico = m.id_activo_biologico</w:t>
+      </w:r>
+    </w:p>
+    <w:p>
+      <w:r>
+        <w:t>JOIN modulo9.infraestructuras i_origen</w:t>
+      </w:r>
+    </w:p>
+    <w:p>
+      <w:r>
+        <w:t xml:space="preserve">    ON i_origen.id_infraestructura = m.id_infraestructura_origen</w:t>
+      </w:r>
+    </w:p>
+    <w:p>
+      <w:r>
+        <w:t>JOIN modulo9.infraestructuras i_destino</w:t>
+      </w:r>
+    </w:p>
+    <w:p>
+      <w:r>
+        <w:t xml:space="preserve">    ON i_destino.id_infraestructura = m.id_infraestructura_destino</w:t>
+      </w:r>
+    </w:p>
+    <w:p>
+      <w:r>
+        <w:t>JOIN modulo9.fincas f_origen</w:t>
+      </w:r>
+    </w:p>
+    <w:p>
+      <w:r>
+        <w:t xml:space="preserve">    ON f_origen.id_finca = i_origen.id_finca</w:t>
+      </w:r>
+    </w:p>
+    <w:p>
+      <w:r>
+        <w:t>JOIN modulo9.fincas f_destino</w:t>
+      </w:r>
+    </w:p>
+    <w:p>
+      <w:r>
+        <w:t xml:space="preserve">    ON f_destino.id_finca = i_destino.id_finca</w:t>
+      </w:r>
+    </w:p>
+    <w:p>
+      <w:r>
+        <w:t>JOIN modulo1.usuarios u</w:t>
+      </w:r>
+    </w:p>
+    <w:p>
+      <w:r>
+        <w:t xml:space="preserve">    ON u.id_usuario = m.id_usuario</w:t>
+      </w:r>
+    </w:p>
+    <w:p>
+      <w:r>
+        <w:t>ORDER BY m.fecha_transferencia DESC, m.id_movimiento DESC;</w:t>
+      </w:r>
+    </w:p>
     <w:p/>
     <w:p>
       <w:r>
-        <w:t>-- RF-52: Listar los tipos (títulos) de indicadores zootécnicos disponibles</w:t>
+        <w:t>--Auditoría de activos individuales</w:t>
       </w:r>
     </w:p>
     <w:p>
@@ -21491,29 +21768,9475 @@
     </w:p>
     <w:p>
       <w:r>
-        <w:t xml:space="preserve">    iz.tipo    AS tipo_indicador,</w:t>
-      </w:r>
-    </w:p>
-    <w:p>
-      <w:r>
-        <w:t xml:space="preserve">    COUNT(*)   AS total_calculos</w:t>
-      </w:r>
-    </w:p>
-    <w:p>
-      <w:r>
+        <w:t xml:space="preserve">    ab.id_activo_biologico,</w:t>
+      </w:r>
+    </w:p>
+    <w:p>
+      <w:r>
+        <w:t xml:space="preserve">    ab.indentficador AS identificador,</w:t>
+      </w:r>
+    </w:p>
+    <w:p>
+      <w:r>
+        <w:t xml:space="preserve">    dai.raza,</w:t>
+      </w:r>
+    </w:p>
+    <w:p>
+      <w:r>
+        <w:lastRenderedPageBreak/>
+        <w:t xml:space="preserve">    dai.sexo,</w:t>
+      </w:r>
+    </w:p>
+    <w:p>
+      <w:r>
+        <w:t xml:space="preserve">    dai.fecha_nacimeinto AS fecha_nacimiento,</w:t>
+      </w:r>
+    </w:p>
+    <w:p>
+      <w:r>
+        <w:t xml:space="preserve">    dai.peso_inicial,</w:t>
+      </w:r>
+    </w:p>
+    <w:p>
+      <w:r>
+        <w:t xml:space="preserve">    e.nombre AS especie,</w:t>
+      </w:r>
+    </w:p>
+    <w:p>
+      <w:r>
+        <w:t xml:space="preserve">    i.nombre AS infraestructura,</w:t>
+      </w:r>
+    </w:p>
+    <w:p>
+      <w:r>
+        <w:t xml:space="preserve">    eab.nombre AS estado,</w:t>
+      </w:r>
+    </w:p>
+    <w:p>
+      <w:r>
+        <w:t xml:space="preserve">    ab.fecha_creacion,</w:t>
+      </w:r>
+    </w:p>
+    <w:p>
+      <w:r>
+        <w:t xml:space="preserve">    ab.descripcion,</w:t>
+      </w:r>
+    </w:p>
+    <w:p>
+      <w:r>
+        <w:t xml:space="preserve">    ab.id_usuario</w:t>
+      </w:r>
+    </w:p>
+    <w:p>
+      <w:r>
+        <w:t>FROM modulo2.activos_biologicos ab</w:t>
+      </w:r>
+    </w:p>
+    <w:p>
+      <w:r>
+        <w:t>JOIN modulo2.detalles_activos_individuales dai</w:t>
+      </w:r>
+    </w:p>
+    <w:p>
+      <w:r>
+        <w:t xml:space="preserve">    ON dai.id_activo_biologico = ab.id_activo_biologico</w:t>
+      </w:r>
+    </w:p>
+    <w:p>
+      <w:r>
+        <w:t>JOIN modulo9.especies e</w:t>
+      </w:r>
+    </w:p>
+    <w:p>
+      <w:r>
+        <w:t xml:space="preserve">    ON e.id_especie = ab.id_especie</w:t>
+      </w:r>
+    </w:p>
+    <w:p>
+      <w:r>
+        <w:t>JOIN modulo9.infraestructuras i</w:t>
+      </w:r>
+    </w:p>
+    <w:p>
+      <w:r>
+        <w:t xml:space="preserve">    ON i.id_infraestructura = ab.id_infraestructura</w:t>
+      </w:r>
+    </w:p>
+    <w:p>
+      <w:r>
+        <w:t>JOIN modulo2.estados_activos_biologicos eab</w:t>
+      </w:r>
+    </w:p>
+    <w:p>
+      <w:r>
+        <w:t xml:space="preserve">    ON eab.id_estado_activo_biologico = ab.id_estado</w:t>
+      </w:r>
+    </w:p>
+    <w:p>
+      <w:r>
+        <w:t>WHERE ab.tipo = 'INDIVIDUAL'</w:t>
+      </w:r>
+    </w:p>
+    <w:p>
+      <w:r>
+        <w:t>ORDER BY ab.fecha_creacion DESC;</w:t>
+      </w:r>
+    </w:p>
+    <w:p/>
+    <w:p>
+      <w:r>
+        <w:t>--Auditoría de activos por lote</w:t>
+      </w:r>
+    </w:p>
+    <w:p>
+      <w:r>
+        <w:t>SELECT</w:t>
+      </w:r>
+    </w:p>
+    <w:p>
+      <w:r>
+        <w:t xml:space="preserve">    ab.id_activo_biologico,</w:t>
+      </w:r>
+    </w:p>
+    <w:p>
+      <w:r>
+        <w:t xml:space="preserve">    ab.indentficador AS identificador_lote,</w:t>
+      </w:r>
+    </w:p>
+    <w:p>
+      <w:r>
+        <w:t xml:space="preserve">    e.nombre AS especie,</w:t>
+      </w:r>
+    </w:p>
+    <w:p>
+      <w:r>
+        <w:lastRenderedPageBreak/>
+        <w:t xml:space="preserve">    i.nombre AS infraestructura,</w:t>
+      </w:r>
+    </w:p>
+    <w:p>
+      <w:r>
+        <w:t xml:space="preserve">    eab.nombre AS estado,</w:t>
+      </w:r>
+    </w:p>
+    <w:p>
+      <w:r>
+        <w:t xml:space="preserve">    dp.cantidad_inicial,</w:t>
+      </w:r>
+    </w:p>
+    <w:p>
+      <w:r>
+        <w:t xml:space="preserve">    dp.cantidad_actual,</w:t>
+      </w:r>
+    </w:p>
+    <w:p>
+      <w:r>
+        <w:t xml:space="preserve">    dp.peso_promedio,</w:t>
+      </w:r>
+    </w:p>
+    <w:p>
+      <w:r>
+        <w:t xml:space="preserve">    dp.biomasa_total,</w:t>
+      </w:r>
+    </w:p>
+    <w:p>
+      <w:r>
+        <w:t xml:space="preserve">    dp.densidad,</w:t>
+      </w:r>
+    </w:p>
+    <w:p>
+      <w:r>
+        <w:t xml:space="preserve">    ab.descripcion,</w:t>
+      </w:r>
+    </w:p>
+    <w:p>
+      <w:r>
+        <w:t xml:space="preserve">    ab.fecha_creacion,</w:t>
+      </w:r>
+    </w:p>
+    <w:p>
+      <w:r>
+        <w:t xml:space="preserve">    ab.id_usuario</w:t>
+      </w:r>
+    </w:p>
+    <w:p>
+      <w:r>
+        <w:t>FROM modulo2.activos_biologicos ab</w:t>
+      </w:r>
+    </w:p>
+    <w:p>
+      <w:r>
+        <w:t>JOIN modulo2.detalles_activos_biologicos_poblacionales dp</w:t>
+      </w:r>
+    </w:p>
+    <w:p>
+      <w:r>
+        <w:t xml:space="preserve">    ON dp.id_activo_biologico = ab.id_activo_biologico</w:t>
+      </w:r>
+    </w:p>
+    <w:p>
+      <w:r>
+        <w:t>JOIN modulo9.especies e</w:t>
+      </w:r>
+    </w:p>
+    <w:p>
+      <w:r>
+        <w:t xml:space="preserve">    ON e.id_especie = ab.id_especie</w:t>
+      </w:r>
+    </w:p>
+    <w:p>
+      <w:r>
+        <w:t>JOIN modulo9.infraestructuras i</w:t>
+      </w:r>
+    </w:p>
+    <w:p>
+      <w:r>
+        <w:t xml:space="preserve">    ON i.id_infraestructura = ab.id_infraestructura</w:t>
+      </w:r>
+    </w:p>
+    <w:p>
+      <w:r>
+        <w:t>JOIN modulo2.estados_activos_biologicos eab</w:t>
+      </w:r>
+    </w:p>
+    <w:p>
+      <w:r>
+        <w:t xml:space="preserve">    ON eab.id_estado_activo_biologico = ab.id_estado</w:t>
+      </w:r>
+    </w:p>
+    <w:p>
+      <w:r>
+        <w:t>WHERE ab.tipo = 'POBLACIONAL'</w:t>
+      </w:r>
+    </w:p>
+    <w:p>
+      <w:r>
+        <w:t>ORDER BY ab.fecha_creacion DESC;</w:t>
+      </w:r>
+    </w:p>
+    <w:p/>
+    <w:p>
+      <w:r>
+        <w:t>--Auditoría de cambios de fases del ciclo productivo</w:t>
+      </w:r>
+    </w:p>
+    <w:p/>
+    <w:p>
+      <w:pPr>
+        <w:rPr>
+          <w:lang w:val="en-US"/>
+        </w:rPr>
+      </w:pPr>
+      <w:r>
+        <w:rPr>
+          <w:lang w:val="en-US"/>
+        </w:rPr>
+        <w:t>SELECT</w:t>
+      </w:r>
+    </w:p>
+    <w:p>
+      <w:pPr>
+        <w:rPr>
+          <w:lang w:val="en-US"/>
+        </w:rPr>
+      </w:pPr>
+      <w:r>
+        <w:rPr>
+          <w:lang w:val="en-US"/>
+        </w:rPr>
+        <w:t xml:space="preserve">    gf.id_gestion_fases,</w:t>
+      </w:r>
+    </w:p>
+    <w:p>
+      <w:r>
+        <w:rPr>
+          <w:lang w:val="en-US"/>
+        </w:rPr>
+        <w:lastRenderedPageBreak/>
+        <w:t xml:space="preserve">    </w:t>
+      </w:r>
+      <w:r>
+        <w:t>gf.id_activo_biologico,</w:t>
+      </w:r>
+    </w:p>
+    <w:p>
+      <w:r>
+        <w:t xml:space="preserve">    ab.indentficador AS identificador_activo,</w:t>
+      </w:r>
+    </w:p>
+    <w:p>
+      <w:r>
+        <w:t xml:space="preserve">    e.nombre AS especie,</w:t>
+      </w:r>
+    </w:p>
+    <w:p>
+      <w:r>
+        <w:t xml:space="preserve">    cp.id_ciclo_productivo,</w:t>
+      </w:r>
+    </w:p>
+    <w:p>
+      <w:r>
+        <w:t xml:space="preserve">    cp.nombre AS ciclo_productivo,</w:t>
+      </w:r>
+    </w:p>
+    <w:p>
+      <w:r>
+        <w:t xml:space="preserve">    gf.fecha_inicio,</w:t>
+      </w:r>
+    </w:p>
+    <w:p>
+      <w:r>
+        <w:t xml:space="preserve">    gf.fecha_finalizacion,</w:t>
+      </w:r>
+    </w:p>
+    <w:p>
+      <w:r>
+        <w:t xml:space="preserve">    gf.es_activa,</w:t>
+      </w:r>
+    </w:p>
+    <w:p>
+      <w:r>
+        <w:t xml:space="preserve">    u.nombre || ' ' || u.apellidos AS usuario_responsable</w:t>
+      </w:r>
+    </w:p>
+    <w:p>
+      <w:pPr>
+        <w:rPr>
+          <w:lang w:val="en-US"/>
+        </w:rPr>
+      </w:pPr>
+      <w:r>
+        <w:rPr>
+          <w:lang w:val="en-US"/>
+        </w:rPr>
+        <w:t>FROM modulo2.gestiones_fases gf</w:t>
+      </w:r>
+    </w:p>
+    <w:p>
+      <w:pPr>
+        <w:rPr>
+          <w:lang w:val="en-US"/>
+        </w:rPr>
+      </w:pPr>
+      <w:r>
+        <w:rPr>
+          <w:lang w:val="en-US"/>
+        </w:rPr>
+        <w:t>JOIN modulo2.activos_biologicos ab</w:t>
+      </w:r>
+    </w:p>
+    <w:p>
+      <w:pPr>
+        <w:rPr>
+          <w:lang w:val="en-US"/>
+        </w:rPr>
+      </w:pPr>
+      <w:r>
+        <w:rPr>
+          <w:lang w:val="en-US"/>
+        </w:rPr>
+        <w:t xml:space="preserve">    ON ab.id_activo_biologico = gf.id_activo_biologico</w:t>
+      </w:r>
+    </w:p>
+    <w:p>
+      <w:pPr>
+        <w:rPr>
+          <w:lang w:val="en-US"/>
+        </w:rPr>
+      </w:pPr>
+      <w:r>
+        <w:rPr>
+          <w:lang w:val="en-US"/>
+        </w:rPr>
+        <w:t>JOIN modulo9.especies e</w:t>
+      </w:r>
+    </w:p>
+    <w:p>
+      <w:pPr>
+        <w:rPr>
+          <w:lang w:val="en-US"/>
+        </w:rPr>
+      </w:pPr>
+      <w:r>
+        <w:rPr>
+          <w:lang w:val="en-US"/>
+        </w:rPr>
+        <w:t xml:space="preserve">    ON e.id_especie = ab.id_especie</w:t>
+      </w:r>
+    </w:p>
+    <w:p>
+      <w:pPr>
+        <w:rPr>
+          <w:lang w:val="en-US"/>
+        </w:rPr>
+      </w:pPr>
+      <w:r>
+        <w:rPr>
+          <w:lang w:val="en-US"/>
+        </w:rPr>
+        <w:t>JOIN modulo9.ciclos_productivos cp</w:t>
+      </w:r>
+    </w:p>
+    <w:p>
+      <w:pPr>
+        <w:rPr>
+          <w:lang w:val="en-US"/>
+        </w:rPr>
+      </w:pPr>
+      <w:r>
+        <w:rPr>
+          <w:lang w:val="en-US"/>
+        </w:rPr>
+        <w:t xml:space="preserve">    ON cp.id_ciclo_productivo = gf.id_ciclo_productiva</w:t>
+      </w:r>
+    </w:p>
+    <w:p>
+      <w:pPr>
+        <w:rPr>
+          <w:lang w:val="en-US"/>
+        </w:rPr>
+      </w:pPr>
+      <w:r>
+        <w:rPr>
+          <w:lang w:val="en-US"/>
+        </w:rPr>
+        <w:t>LEFT JOIN modulo1.usuarios u</w:t>
+      </w:r>
+    </w:p>
+    <w:p>
+      <w:pPr>
+        <w:rPr>
+          <w:lang w:val="en-US"/>
+        </w:rPr>
+      </w:pPr>
+      <w:r>
+        <w:rPr>
+          <w:lang w:val="en-US"/>
+        </w:rPr>
+        <w:t xml:space="preserve">    ON u.id_usuario = gf.id_usuario</w:t>
+      </w:r>
+    </w:p>
+    <w:p>
+      <w:pPr>
+        <w:rPr>
+          <w:lang w:val="en-US"/>
+        </w:rPr>
+      </w:pPr>
+      <w:r>
+        <w:rPr>
+          <w:lang w:val="en-US"/>
+        </w:rPr>
+        <w:t>ORDER BY gf.id_gestion_fases DESC;</w:t>
+      </w:r>
+    </w:p>
+    <w:p>
+      <w:pPr>
+        <w:rPr>
+          <w:lang w:val="en-US"/>
+        </w:rPr>
+      </w:pPr>
+    </w:p>
+    <w:p>
+      <w:pPr>
+        <w:rPr>
+          <w:lang w:val="en-US"/>
+        </w:rPr>
+      </w:pPr>
+      <w:r>
+        <w:rPr>
+          <w:lang w:val="en-US"/>
+        </w:rPr>
+        <w:t>-- Auditoría de cierres de ciclo productivo</w:t>
+      </w:r>
+    </w:p>
+    <w:p>
+      <w:pPr>
+        <w:rPr>
+          <w:lang w:val="en-US"/>
+        </w:rPr>
+      </w:pPr>
+      <w:r>
+        <w:rPr>
+          <w:lang w:val="en-US"/>
+        </w:rPr>
+        <w:t>SELECT</w:t>
+      </w:r>
+    </w:p>
+    <w:p>
+      <w:pPr>
+        <w:rPr>
+          <w:lang w:val="en-US"/>
+        </w:rPr>
+      </w:pPr>
+      <w:r>
+        <w:rPr>
+          <w:lang w:val="en-US"/>
+        </w:rPr>
+        <w:t xml:space="preserve">    gf.id_gestion_fases,</w:t>
+      </w:r>
+    </w:p>
+    <w:p>
+      <w:pPr>
+        <w:rPr>
+          <w:lang w:val="en-US"/>
+        </w:rPr>
+      </w:pPr>
+      <w:r>
+        <w:rPr>
+          <w:lang w:val="en-US"/>
+        </w:rPr>
+        <w:t xml:space="preserve">    gf.id_activo_biologico,</w:t>
+      </w:r>
+    </w:p>
+    <w:p>
+      <w:pPr>
+        <w:rPr>
+          <w:lang w:val="en-US"/>
+        </w:rPr>
+      </w:pPr>
+      <w:r>
+        <w:rPr>
+          <w:lang w:val="en-US"/>
+        </w:rPr>
+        <w:t xml:space="preserve">    ab.indentficador AS identificador,</w:t>
+      </w:r>
+    </w:p>
+    <w:p>
+      <w:pPr>
+        <w:rPr>
+          <w:lang w:val="en-US"/>
+        </w:rPr>
+      </w:pPr>
+      <w:r>
+        <w:rPr>
+          <w:lang w:val="en-US"/>
+        </w:rPr>
+        <w:t xml:space="preserve">    cp.nombre AS ciclo_productivo,</w:t>
+      </w:r>
+    </w:p>
+    <w:p>
+      <w:pPr>
+        <w:rPr>
+          <w:lang w:val="en-US"/>
+        </w:rPr>
+      </w:pPr>
+      <w:r>
+        <w:rPr>
+          <w:lang w:val="en-US"/>
+        </w:rPr>
+        <w:lastRenderedPageBreak/>
+        <w:t xml:space="preserve">    gf.fecha_finalizacion,</w:t>
+      </w:r>
+    </w:p>
+    <w:p>
+      <w:pPr>
+        <w:rPr>
+          <w:lang w:val="en-US"/>
+        </w:rPr>
+      </w:pPr>
+      <w:r>
+        <w:rPr>
+          <w:lang w:val="en-US"/>
+        </w:rPr>
+        <w:t xml:space="preserve">    h.id_historico_estado_activo,</w:t>
+      </w:r>
+    </w:p>
+    <w:p>
+      <w:pPr>
+        <w:rPr>
+          <w:lang w:val="en-US"/>
+        </w:rPr>
+      </w:pPr>
+      <w:r>
+        <w:rPr>
+          <w:lang w:val="en-US"/>
+        </w:rPr>
+        <w:t xml:space="preserve">    ea_ant.nombre AS estado_anterior,</w:t>
+      </w:r>
+    </w:p>
+    <w:p>
+      <w:pPr>
+        <w:rPr>
+          <w:lang w:val="en-US"/>
+        </w:rPr>
+      </w:pPr>
+      <w:r>
+        <w:rPr>
+          <w:lang w:val="en-US"/>
+        </w:rPr>
+        <w:t xml:space="preserve">    ea_nvo.nombre AS estado_nuevo,</w:t>
+      </w:r>
+    </w:p>
+    <w:p>
+      <w:pPr>
+        <w:rPr>
+          <w:lang w:val="en-US"/>
+        </w:rPr>
+      </w:pPr>
+      <w:r>
+        <w:rPr>
+          <w:lang w:val="en-US"/>
+        </w:rPr>
+        <w:t xml:space="preserve">    h.motivo_cambio,</w:t>
+      </w:r>
+    </w:p>
+    <w:p>
+      <w:pPr>
+        <w:rPr>
+          <w:lang w:val="en-US"/>
+        </w:rPr>
+      </w:pPr>
+      <w:r>
+        <w:rPr>
+          <w:lang w:val="en-US"/>
+        </w:rPr>
+        <w:t xml:space="preserve">    h.modulo_origen,</w:t>
+      </w:r>
+    </w:p>
+    <w:p>
+      <w:pPr>
+        <w:rPr>
+          <w:lang w:val="en-US"/>
+        </w:rPr>
+      </w:pPr>
+      <w:r>
+        <w:rPr>
+          <w:lang w:val="en-US"/>
+        </w:rPr>
+        <w:t xml:space="preserve">    u.nombre || ' ' || u.apellidos AS usuario_responsable</w:t>
+      </w:r>
+    </w:p>
+    <w:p>
+      <w:pPr>
+        <w:rPr>
+          <w:lang w:val="en-US"/>
+        </w:rPr>
+      </w:pPr>
+      <w:r>
+        <w:rPr>
+          <w:lang w:val="en-US"/>
+        </w:rPr>
+        <w:t>FROM modulo2.gestiones_fases gf</w:t>
+      </w:r>
+    </w:p>
+    <w:p>
+      <w:pPr>
+        <w:rPr>
+          <w:lang w:val="en-US"/>
+        </w:rPr>
+      </w:pPr>
+      <w:r>
+        <w:rPr>
+          <w:lang w:val="en-US"/>
+        </w:rPr>
+        <w:t>JOIN modulo2.activos_biologicos ab</w:t>
+      </w:r>
+    </w:p>
+    <w:p>
+      <w:pPr>
+        <w:rPr>
+          <w:lang w:val="en-US"/>
+        </w:rPr>
+      </w:pPr>
+      <w:r>
+        <w:rPr>
+          <w:lang w:val="en-US"/>
+        </w:rPr>
+        <w:t xml:space="preserve">    ON ab.id_activo_biologico = gf.id_activo_biologico</w:t>
+      </w:r>
+    </w:p>
+    <w:p>
+      <w:pPr>
+        <w:rPr>
+          <w:lang w:val="en-US"/>
+        </w:rPr>
+      </w:pPr>
+      <w:r>
+        <w:rPr>
+          <w:lang w:val="en-US"/>
+        </w:rPr>
+        <w:t>JOIN modulo9.ciclos_productivos cp</w:t>
+      </w:r>
+    </w:p>
+    <w:p>
+      <w:pPr>
+        <w:rPr>
+          <w:lang w:val="en-US"/>
+        </w:rPr>
+      </w:pPr>
+      <w:r>
+        <w:rPr>
+          <w:lang w:val="en-US"/>
+        </w:rPr>
+        <w:t xml:space="preserve">    ON cp.id_ciclo_productivo = gf.id_ciclo_productiva</w:t>
+      </w:r>
+    </w:p>
+    <w:p>
+      <w:pPr>
+        <w:rPr>
+          <w:lang w:val="en-US"/>
+        </w:rPr>
+      </w:pPr>
+      <w:r>
+        <w:rPr>
+          <w:lang w:val="en-US"/>
+        </w:rPr>
+        <w:t>LEFT JOIN modulo2.historicos_estados_activos h</w:t>
+      </w:r>
+    </w:p>
+    <w:p>
+      <w:pPr>
+        <w:rPr>
+          <w:lang w:val="en-US"/>
+        </w:rPr>
+      </w:pPr>
+      <w:r>
+        <w:rPr>
+          <w:lang w:val="en-US"/>
+        </w:rPr>
+        <w:t xml:space="preserve">    ON h.id_activo_biologico = gf.id_activo_biologico</w:t>
+      </w:r>
+    </w:p>
+    <w:p>
+      <w:pPr>
+        <w:rPr>
+          <w:lang w:val="en-US"/>
+        </w:rPr>
+      </w:pPr>
+      <w:r>
+        <w:rPr>
+          <w:lang w:val="en-US"/>
+        </w:rPr>
+        <w:t xml:space="preserve">   AND (</w:t>
+      </w:r>
+    </w:p>
+    <w:p>
+      <w:pPr>
+        <w:rPr>
+          <w:lang w:val="en-US"/>
+        </w:rPr>
+      </w:pPr>
+      <w:r>
+        <w:rPr>
+          <w:lang w:val="en-US"/>
+        </w:rPr>
+        <w:t xml:space="preserve">        h.modulo_origen = 'RF-38'</w:t>
+      </w:r>
+    </w:p>
+    <w:p>
+      <w:pPr>
+        <w:rPr>
+          <w:lang w:val="en-US"/>
+        </w:rPr>
+      </w:pPr>
+      <w:r>
+        <w:rPr>
+          <w:lang w:val="en-US"/>
+        </w:rPr>
+        <w:t xml:space="preserve">        OR h.fecha_cambio BETWEEN gf.fecha_finalizacion - INTERVAL '5 minutes'</w:t>
+      </w:r>
+    </w:p>
+    <w:p>
+      <w:pPr>
+        <w:rPr>
+          <w:lang w:val="en-US"/>
+        </w:rPr>
+      </w:pPr>
+      <w:r>
+        <w:rPr>
+          <w:lang w:val="en-US"/>
+        </w:rPr>
+        <w:t xml:space="preserve">                             AND gf.fecha_finalizacion + INTERVAL '5 minutes'</w:t>
+      </w:r>
+    </w:p>
+    <w:p>
+      <w:pPr>
+        <w:rPr>
+          <w:lang w:val="en-US"/>
+        </w:rPr>
+      </w:pPr>
+      <w:r>
+        <w:rPr>
+          <w:lang w:val="en-US"/>
+        </w:rPr>
+        <w:t xml:space="preserve">   )</w:t>
+      </w:r>
+    </w:p>
+    <w:p>
+      <w:pPr>
+        <w:rPr>
+          <w:lang w:val="en-US"/>
+        </w:rPr>
+      </w:pPr>
+      <w:r>
+        <w:rPr>
+          <w:lang w:val="en-US"/>
+        </w:rPr>
+        <w:t>LEFT JOIN modulo2.estados_activos_biologicos ea_ant</w:t>
+      </w:r>
+    </w:p>
+    <w:p>
+      <w:pPr>
+        <w:rPr>
+          <w:lang w:val="en-US"/>
+        </w:rPr>
+      </w:pPr>
+      <w:r>
+        <w:rPr>
+          <w:lang w:val="en-US"/>
+        </w:rPr>
+        <w:t xml:space="preserve">    ON ea_ant.id_estado_activo_biologico = h.id_estado_anterior</w:t>
+      </w:r>
+    </w:p>
+    <w:p>
+      <w:pPr>
+        <w:rPr>
+          <w:lang w:val="en-US"/>
+        </w:rPr>
+      </w:pPr>
+      <w:r>
+        <w:rPr>
+          <w:lang w:val="en-US"/>
+        </w:rPr>
+        <w:t>LEFT JOIN modulo2.estados_activos_biologicos ea_nvo</w:t>
+      </w:r>
+    </w:p>
+    <w:p>
+      <w:pPr>
+        <w:rPr>
+          <w:lang w:val="en-US"/>
+        </w:rPr>
+      </w:pPr>
+      <w:r>
+        <w:rPr>
+          <w:lang w:val="en-US"/>
+        </w:rPr>
+        <w:t xml:space="preserve">    ON ea_nvo.id_estado_activo_biologico = h.id_estado_nuevo</w:t>
+      </w:r>
+    </w:p>
+    <w:p>
+      <w:pPr>
+        <w:rPr>
+          <w:lang w:val="en-US"/>
+        </w:rPr>
+      </w:pPr>
+      <w:r>
+        <w:rPr>
+          <w:lang w:val="en-US"/>
+        </w:rPr>
+        <w:t>LEFT JOIN modulo1.usuarios u</w:t>
+      </w:r>
+    </w:p>
+    <w:p>
+      <w:pPr>
+        <w:rPr>
+          <w:lang w:val="en-US"/>
+        </w:rPr>
+      </w:pPr>
+      <w:r>
+        <w:rPr>
+          <w:lang w:val="en-US"/>
+        </w:rPr>
+        <w:t xml:space="preserve">    ON u.id_usuario = COALESCE(h.id_usuario, gf.id_usuario)</w:t>
+      </w:r>
+    </w:p>
+    <w:p>
+      <w:pPr>
+        <w:rPr>
+          <w:lang w:val="en-US"/>
+        </w:rPr>
+      </w:pPr>
+      <w:r>
+        <w:rPr>
+          <w:lang w:val="en-US"/>
+        </w:rPr>
+        <w:t>WHERE gf.fecha_finalizacion IS NOT NULL</w:t>
+      </w:r>
+    </w:p>
+    <w:p>
+      <w:pPr>
+        <w:rPr>
+          <w:lang w:val="en-US"/>
+        </w:rPr>
+      </w:pPr>
+      <w:r>
+        <w:rPr>
+          <w:lang w:val="en-US"/>
+        </w:rPr>
+        <w:lastRenderedPageBreak/>
+        <w:t>ORDER BY gf.fecha_finalizacion DESC;</w:t>
+      </w:r>
+    </w:p>
+    <w:p>
+      <w:pPr>
+        <w:rPr>
+          <w:lang w:val="en-US"/>
+        </w:rPr>
+      </w:pPr>
+      <w:r>
+        <w:rPr>
+          <w:lang w:val="en-US"/>
+        </w:rPr>
+        <w:t>--Auditoría general de eventos biológicos</w:t>
+      </w:r>
+    </w:p>
+    <w:p>
+      <w:pPr>
+        <w:rPr>
+          <w:lang w:val="en-US"/>
+        </w:rPr>
+      </w:pPr>
+    </w:p>
+    <w:p>
+      <w:pPr>
+        <w:rPr>
+          <w:lang w:val="en-US"/>
+        </w:rPr>
+      </w:pPr>
+      <w:r>
+        <w:rPr>
+          <w:lang w:val="en-US"/>
+        </w:rPr>
+        <w:t>SELECT</w:t>
+      </w:r>
+    </w:p>
+    <w:p>
+      <w:pPr>
+        <w:rPr>
+          <w:lang w:val="en-US"/>
+        </w:rPr>
+      </w:pPr>
+      <w:r>
+        <w:rPr>
+          <w:lang w:val="en-US"/>
+        </w:rPr>
+        <w:t xml:space="preserve">    ea.id_eventos,</w:t>
+      </w:r>
+    </w:p>
+    <w:p>
+      <w:pPr>
+        <w:rPr>
+          <w:lang w:val="en-US"/>
+        </w:rPr>
+      </w:pPr>
+      <w:r>
+        <w:rPr>
+          <w:lang w:val="en-US"/>
+        </w:rPr>
+        <w:t xml:space="preserve">    ea.id_activo_biologico,</w:t>
+      </w:r>
+    </w:p>
+    <w:p>
+      <w:pPr>
+        <w:rPr>
+          <w:lang w:val="en-US"/>
+        </w:rPr>
+      </w:pPr>
+      <w:r>
+        <w:rPr>
+          <w:lang w:val="en-US"/>
+        </w:rPr>
+        <w:t xml:space="preserve">    ab.indentficador AS identificador,</w:t>
+      </w:r>
+    </w:p>
+    <w:p>
+      <w:pPr>
+        <w:rPr>
+          <w:lang w:val="en-US"/>
+        </w:rPr>
+      </w:pPr>
+      <w:r>
+        <w:rPr>
+          <w:lang w:val="en-US"/>
+        </w:rPr>
+        <w:t xml:space="preserve">    ea.fecha,</w:t>
+      </w:r>
+    </w:p>
+    <w:p>
+      <w:pPr>
+        <w:rPr>
+          <w:lang w:val="en-US"/>
+        </w:rPr>
+      </w:pPr>
+      <w:r>
+        <w:rPr>
+          <w:lang w:val="en-US"/>
+        </w:rPr>
+        <w:t xml:space="preserve">    ea.descripcion,</w:t>
+      </w:r>
+    </w:p>
+    <w:p>
+      <w:pPr>
+        <w:rPr>
+          <w:lang w:val="en-US"/>
+        </w:rPr>
+      </w:pPr>
+      <w:r>
+        <w:rPr>
+          <w:lang w:val="en-US"/>
+        </w:rPr>
+        <w:t xml:space="preserve">    u.nombre || ' ' || u.apellidos AS usuario_responsable,</w:t>
+      </w:r>
+    </w:p>
+    <w:p>
+      <w:pPr>
+        <w:rPr>
+          <w:lang w:val="en-US"/>
+        </w:rPr>
+      </w:pPr>
+      <w:r>
+        <w:rPr>
+          <w:lang w:val="en-US"/>
+        </w:rPr>
+        <w:t xml:space="preserve">    CASE</w:t>
+      </w:r>
+    </w:p>
+    <w:p>
+      <w:pPr>
+        <w:rPr>
+          <w:lang w:val="en-US"/>
+        </w:rPr>
+      </w:pPr>
+      <w:r>
+        <w:rPr>
+          <w:lang w:val="en-US"/>
+        </w:rPr>
+        <w:t xml:space="preserve">        WHEN ec.id_evento IS NOT NULL THEN 'CRECIMIENTO'</w:t>
+      </w:r>
+    </w:p>
+    <w:p>
+      <w:pPr>
+        <w:rPr>
+          <w:lang w:val="en-US"/>
+        </w:rPr>
+      </w:pPr>
+      <w:r>
+        <w:rPr>
+          <w:lang w:val="en-US"/>
+        </w:rPr>
+        <w:t xml:space="preserve">        WHEN es.id_evento IS NOT NULL THEN 'SANITARIO'</w:t>
+      </w:r>
+    </w:p>
+    <w:p>
+      <w:pPr>
+        <w:rPr>
+          <w:lang w:val="en-US"/>
+        </w:rPr>
+      </w:pPr>
+      <w:r>
+        <w:rPr>
+          <w:lang w:val="en-US"/>
+        </w:rPr>
+        <w:t xml:space="preserve">        WHEN ep.id_evento IS NOT NULL THEN 'PRODUCTIVO'</w:t>
+      </w:r>
+    </w:p>
+    <w:p>
+      <w:pPr>
+        <w:rPr>
+          <w:lang w:val="en-US"/>
+        </w:rPr>
+      </w:pPr>
+      <w:r>
+        <w:rPr>
+          <w:lang w:val="en-US"/>
+        </w:rPr>
+        <w:t xml:space="preserve">        WHEN eb.id_evento IS NOT NULL THEN 'BAJA'</w:t>
+      </w:r>
+    </w:p>
+    <w:p>
+      <w:pPr>
+        <w:rPr>
+          <w:lang w:val="en-US"/>
+        </w:rPr>
+      </w:pPr>
+      <w:r>
+        <w:rPr>
+          <w:lang w:val="en-US"/>
+        </w:rPr>
+        <w:t xml:space="preserve">        WHEN er.id_evento_reproductivo IS NOT NULL THEN 'REPRODUCTIVO'</w:t>
+      </w:r>
+    </w:p>
+    <w:p>
+      <w:pPr>
+        <w:rPr>
+          <w:lang w:val="en-US"/>
+        </w:rPr>
+      </w:pPr>
+      <w:r>
+        <w:rPr>
+          <w:lang w:val="en-US"/>
+        </w:rPr>
+        <w:t xml:space="preserve">        ELSE 'GENERAL'</w:t>
+      </w:r>
+    </w:p>
+    <w:p>
+      <w:pPr>
+        <w:rPr>
+          <w:lang w:val="en-US"/>
+        </w:rPr>
+      </w:pPr>
+      <w:r>
+        <w:rPr>
+          <w:lang w:val="en-US"/>
+        </w:rPr>
+        <w:t xml:space="preserve">    END AS tipo_evento</w:t>
+      </w:r>
+    </w:p>
+    <w:p>
+      <w:pPr>
+        <w:rPr>
+          <w:lang w:val="en-US"/>
+        </w:rPr>
+      </w:pPr>
+      <w:r>
+        <w:rPr>
+          <w:lang w:val="en-US"/>
+        </w:rPr>
+        <w:t>FROM modulo2.eventos_activos ea</w:t>
+      </w:r>
+    </w:p>
+    <w:p>
+      <w:pPr>
+        <w:rPr>
+          <w:lang w:val="en-US"/>
+        </w:rPr>
+      </w:pPr>
+      <w:r>
+        <w:rPr>
+          <w:lang w:val="en-US"/>
+        </w:rPr>
+        <w:t>JOIN modulo2.activos_biologicos ab</w:t>
+      </w:r>
+    </w:p>
+    <w:p>
+      <w:pPr>
+        <w:rPr>
+          <w:lang w:val="en-US"/>
+        </w:rPr>
+      </w:pPr>
+      <w:r>
+        <w:rPr>
+          <w:lang w:val="en-US"/>
+        </w:rPr>
+        <w:t xml:space="preserve">    ON ab.id_activo_biologico = ea.id_activo_biologico</w:t>
+      </w:r>
+    </w:p>
+    <w:p>
+      <w:pPr>
+        <w:rPr>
+          <w:lang w:val="en-US"/>
+        </w:rPr>
+      </w:pPr>
+      <w:r>
+        <w:rPr>
+          <w:lang w:val="en-US"/>
+        </w:rPr>
+        <w:t>LEFT JOIN modulo2.eventos_crecimeinto ec</w:t>
+      </w:r>
+    </w:p>
+    <w:p>
+      <w:pPr>
+        <w:rPr>
+          <w:lang w:val="en-US"/>
+        </w:rPr>
+      </w:pPr>
+      <w:r>
+        <w:rPr>
+          <w:lang w:val="en-US"/>
+        </w:rPr>
+        <w:t xml:space="preserve">    ON ec.id_evento = ea.id_eventos</w:t>
+      </w:r>
+    </w:p>
+    <w:p>
+      <w:pPr>
+        <w:rPr>
+          <w:lang w:val="en-US"/>
+        </w:rPr>
+      </w:pPr>
+      <w:r>
+        <w:rPr>
+          <w:lang w:val="en-US"/>
+        </w:rPr>
+        <w:t>LEFT JOIN modulo2.eventos_sanitarios es</w:t>
+      </w:r>
+    </w:p>
+    <w:p>
+      <w:pPr>
+        <w:rPr>
+          <w:lang w:val="en-US"/>
+        </w:rPr>
+      </w:pPr>
+      <w:r>
+        <w:rPr>
+          <w:lang w:val="en-US"/>
+        </w:rPr>
+        <w:t xml:space="preserve">    ON es.id_evento = ea.id_eventos</w:t>
+      </w:r>
+    </w:p>
+    <w:p>
+      <w:pPr>
+        <w:rPr>
+          <w:lang w:val="en-US"/>
+        </w:rPr>
+      </w:pPr>
+      <w:r>
+        <w:rPr>
+          <w:lang w:val="en-US"/>
+        </w:rPr>
+        <w:t>LEFT JOIN modulo2.eventos_productivos ep</w:t>
+      </w:r>
+    </w:p>
+    <w:p>
+      <w:pPr>
+        <w:rPr>
+          <w:lang w:val="en-US"/>
+        </w:rPr>
+      </w:pPr>
+      <w:r>
+        <w:rPr>
+          <w:lang w:val="en-US"/>
+        </w:rPr>
+        <w:lastRenderedPageBreak/>
+        <w:t xml:space="preserve">    ON ep.id_evento = ea.id_eventos</w:t>
+      </w:r>
+    </w:p>
+    <w:p>
+      <w:pPr>
+        <w:rPr>
+          <w:lang w:val="en-US"/>
+        </w:rPr>
+      </w:pPr>
+      <w:r>
+        <w:rPr>
+          <w:lang w:val="en-US"/>
+        </w:rPr>
+        <w:t>LEFT JOIN modulo2.eventos_bajas eb</w:t>
+      </w:r>
+    </w:p>
+    <w:p>
+      <w:pPr>
+        <w:rPr>
+          <w:lang w:val="en-US"/>
+        </w:rPr>
+      </w:pPr>
+      <w:r>
+        <w:rPr>
+          <w:lang w:val="en-US"/>
+        </w:rPr>
+        <w:t xml:space="preserve">    ON eb.id_evento = ea.id_eventos</w:t>
+      </w:r>
+    </w:p>
+    <w:p>
+      <w:pPr>
+        <w:rPr>
+          <w:lang w:val="en-US"/>
+        </w:rPr>
+      </w:pPr>
+      <w:r>
+        <w:rPr>
+          <w:lang w:val="en-US"/>
+        </w:rPr>
+        <w:t>LEFT JOIN modulo2.eventos_reproductivos er</w:t>
+      </w:r>
+    </w:p>
+    <w:p>
+      <w:pPr>
+        <w:rPr>
+          <w:lang w:val="en-US"/>
+        </w:rPr>
+      </w:pPr>
+      <w:r>
+        <w:rPr>
+          <w:lang w:val="en-US"/>
+        </w:rPr>
+        <w:t xml:space="preserve">    ON er.id_evento_reproductivo = ea.id_eventos</w:t>
+      </w:r>
+    </w:p>
+    <w:p>
+      <w:pPr>
+        <w:rPr>
+          <w:lang w:val="en-US"/>
+        </w:rPr>
+      </w:pPr>
+      <w:r>
+        <w:rPr>
+          <w:lang w:val="en-US"/>
+        </w:rPr>
+        <w:t>LEFT JOIN modulo1.usuarios u</w:t>
+      </w:r>
+    </w:p>
+    <w:p>
+      <w:pPr>
+        <w:rPr>
+          <w:lang w:val="en-US"/>
+        </w:rPr>
+      </w:pPr>
+      <w:r>
+        <w:rPr>
+          <w:lang w:val="en-US"/>
+        </w:rPr>
+        <w:t xml:space="preserve">    ON u.id_usuario = ea.id_usuario</w:t>
+      </w:r>
+    </w:p>
+    <w:p>
+      <w:pPr>
+        <w:rPr>
+          <w:lang w:val="en-US"/>
+        </w:rPr>
+      </w:pPr>
+      <w:r>
+        <w:rPr>
+          <w:lang w:val="en-US"/>
+        </w:rPr>
+        <w:t>ORDER BY ea.fecha DESC, ea.id_eventos DESC;</w:t>
+      </w:r>
+    </w:p>
+    <w:p>
+      <w:pPr>
+        <w:rPr>
+          <w:lang w:val="en-US"/>
+        </w:rPr>
+      </w:pPr>
+    </w:p>
+    <w:p>
+      <w:pPr>
+        <w:rPr>
+          <w:lang w:val="en-US"/>
+        </w:rPr>
+      </w:pPr>
+      <w:r>
+        <w:rPr>
+          <w:lang w:val="en-US"/>
+        </w:rPr>
+        <w:t>--Auditoría de eventos de crecimiento</w:t>
+      </w:r>
+    </w:p>
+    <w:p>
+      <w:pPr>
+        <w:rPr>
+          <w:lang w:val="en-US"/>
+        </w:rPr>
+      </w:pPr>
+      <w:r>
+        <w:rPr>
+          <w:lang w:val="en-US"/>
+        </w:rPr>
+        <w:t>SELECT</w:t>
+      </w:r>
+    </w:p>
+    <w:p>
+      <w:pPr>
+        <w:rPr>
+          <w:lang w:val="en-US"/>
+        </w:rPr>
+      </w:pPr>
+      <w:r>
+        <w:rPr>
+          <w:lang w:val="en-US"/>
+        </w:rPr>
+        <w:t xml:space="preserve">    ea.id_eventos,</w:t>
+      </w:r>
+    </w:p>
+    <w:p>
+      <w:pPr>
+        <w:rPr>
+          <w:lang w:val="en-US"/>
+        </w:rPr>
+      </w:pPr>
+      <w:r>
+        <w:rPr>
+          <w:lang w:val="en-US"/>
+        </w:rPr>
+        <w:t xml:space="preserve">    ea.id_activo_biologico,</w:t>
+      </w:r>
+    </w:p>
+    <w:p>
+      <w:pPr>
+        <w:rPr>
+          <w:lang w:val="en-US"/>
+        </w:rPr>
+      </w:pPr>
+      <w:r>
+        <w:rPr>
+          <w:lang w:val="en-US"/>
+        </w:rPr>
+        <w:t xml:space="preserve">    ab.indentficador AS identificador,</w:t>
+      </w:r>
+    </w:p>
+    <w:p>
+      <w:pPr>
+        <w:rPr>
+          <w:lang w:val="en-US"/>
+        </w:rPr>
+      </w:pPr>
+      <w:r>
+        <w:rPr>
+          <w:lang w:val="en-US"/>
+        </w:rPr>
+        <w:t xml:space="preserve">    ea.fecha,</w:t>
+      </w:r>
+    </w:p>
+    <w:p>
+      <w:pPr>
+        <w:rPr>
+          <w:lang w:val="en-US"/>
+        </w:rPr>
+      </w:pPr>
+      <w:r>
+        <w:rPr>
+          <w:lang w:val="en-US"/>
+        </w:rPr>
+        <w:t xml:space="preserve">    ea.descripcion,</w:t>
+      </w:r>
+    </w:p>
+    <w:p>
+      <w:pPr>
+        <w:rPr>
+          <w:lang w:val="en-US"/>
+        </w:rPr>
+      </w:pPr>
+      <w:r>
+        <w:rPr>
+          <w:lang w:val="en-US"/>
+        </w:rPr>
+        <w:t xml:space="preserve">    ec.tipo_medicion,</w:t>
+      </w:r>
+    </w:p>
+    <w:p>
+      <w:pPr>
+        <w:rPr>
+          <w:lang w:val="en-US"/>
+        </w:rPr>
+      </w:pPr>
+      <w:r>
+        <w:rPr>
+          <w:lang w:val="en-US"/>
+        </w:rPr>
+        <w:t xml:space="preserve">    ec.valor_medicion,</w:t>
+      </w:r>
+    </w:p>
+    <w:p>
+      <w:pPr>
+        <w:rPr>
+          <w:lang w:val="en-US"/>
+        </w:rPr>
+      </w:pPr>
+      <w:r>
+        <w:rPr>
+          <w:lang w:val="en-US"/>
+        </w:rPr>
+        <w:t xml:space="preserve">    ec.unidad_medida,</w:t>
+      </w:r>
+    </w:p>
+    <w:p>
+      <w:pPr>
+        <w:rPr>
+          <w:lang w:val="en-US"/>
+        </w:rPr>
+      </w:pPr>
+      <w:r>
+        <w:rPr>
+          <w:lang w:val="en-US"/>
+        </w:rPr>
+        <w:t xml:space="preserve">    ec.tipo_agregacion,</w:t>
+      </w:r>
+    </w:p>
+    <w:p>
+      <w:pPr>
+        <w:rPr>
+          <w:lang w:val="en-US"/>
+        </w:rPr>
+      </w:pPr>
+      <w:r>
+        <w:rPr>
+          <w:lang w:val="en-US"/>
+        </w:rPr>
+        <w:t xml:space="preserve">    ec.frecuencia,</w:t>
+      </w:r>
+    </w:p>
+    <w:p>
+      <w:pPr>
+        <w:rPr>
+          <w:lang w:val="en-US"/>
+        </w:rPr>
+      </w:pPr>
+      <w:r>
+        <w:rPr>
+          <w:lang w:val="en-US"/>
+        </w:rPr>
+        <w:t xml:space="preserve">    u.nombre || ' ' || u.apellidos AS usuario_responsable</w:t>
+      </w:r>
+    </w:p>
+    <w:p>
+      <w:pPr>
+        <w:rPr>
+          <w:lang w:val="en-US"/>
+        </w:rPr>
+      </w:pPr>
+      <w:r>
+        <w:rPr>
+          <w:lang w:val="en-US"/>
+        </w:rPr>
+        <w:t>FROM modulo2.eventos_activos ea</w:t>
+      </w:r>
+    </w:p>
+    <w:p>
+      <w:pPr>
+        <w:rPr>
+          <w:lang w:val="en-US"/>
+        </w:rPr>
+      </w:pPr>
+      <w:r>
+        <w:rPr>
+          <w:lang w:val="en-US"/>
+        </w:rPr>
+        <w:t>JOIN modulo2.activos_biologicos ab</w:t>
+      </w:r>
+    </w:p>
+    <w:p>
+      <w:pPr>
+        <w:rPr>
+          <w:lang w:val="en-US"/>
+        </w:rPr>
+      </w:pPr>
+      <w:r>
+        <w:rPr>
+          <w:lang w:val="en-US"/>
+        </w:rPr>
+        <w:t xml:space="preserve">    ON ab.id_activo_biologico = ea.id_activo_biologico</w:t>
+      </w:r>
+    </w:p>
+    <w:p>
+      <w:pPr>
+        <w:rPr>
+          <w:lang w:val="en-US"/>
+        </w:rPr>
+      </w:pPr>
+      <w:r>
+        <w:rPr>
+          <w:lang w:val="en-US"/>
+        </w:rPr>
+        <w:t>JOIN modulo2.eventos_crecimeinto ec</w:t>
+      </w:r>
+    </w:p>
+    <w:p>
+      <w:pPr>
+        <w:rPr>
+          <w:lang w:val="en-US"/>
+        </w:rPr>
+      </w:pPr>
+      <w:r>
+        <w:rPr>
+          <w:lang w:val="en-US"/>
+        </w:rPr>
+        <w:lastRenderedPageBreak/>
+        <w:t xml:space="preserve">    ON ec.id_evento = ea.id_eventos</w:t>
+      </w:r>
+    </w:p>
+    <w:p>
+      <w:pPr>
+        <w:rPr>
+          <w:lang w:val="en-US"/>
+        </w:rPr>
+      </w:pPr>
+      <w:r>
+        <w:rPr>
+          <w:lang w:val="en-US"/>
+        </w:rPr>
+        <w:t>LEFT JOIN modulo1.usuarios u</w:t>
+      </w:r>
+    </w:p>
+    <w:p>
+      <w:pPr>
+        <w:rPr>
+          <w:lang w:val="en-US"/>
+        </w:rPr>
+      </w:pPr>
+      <w:r>
+        <w:rPr>
+          <w:lang w:val="en-US"/>
+        </w:rPr>
+        <w:t xml:space="preserve">    ON u.id_usuario = ea.id_usuario</w:t>
+      </w:r>
+    </w:p>
+    <w:p>
+      <w:pPr>
+        <w:rPr>
+          <w:lang w:val="en-US"/>
+        </w:rPr>
+      </w:pPr>
+      <w:r>
+        <w:rPr>
+          <w:lang w:val="en-US"/>
+        </w:rPr>
+        <w:t>ORDER BY ea.fecha DESC, ea.id_eventos DESC;</w:t>
+      </w:r>
+    </w:p>
+    <w:p>
+      <w:pPr>
+        <w:rPr>
+          <w:lang w:val="en-US"/>
+        </w:rPr>
+      </w:pPr>
+    </w:p>
+    <w:p>
+      <w:pPr>
+        <w:rPr>
+          <w:lang w:val="en-US"/>
+        </w:rPr>
+      </w:pPr>
+      <w:r>
+        <w:rPr>
+          <w:lang w:val="en-US"/>
+        </w:rPr>
+        <w:t>-- Auditoria de eventos sanitarios</w:t>
+      </w:r>
+    </w:p>
+    <w:p>
+      <w:pPr>
+        <w:rPr>
+          <w:lang w:val="en-US"/>
+        </w:rPr>
+      </w:pPr>
+      <w:r>
+        <w:rPr>
+          <w:lang w:val="en-US"/>
+        </w:rPr>
+        <w:t>SELECT</w:t>
+      </w:r>
+    </w:p>
+    <w:p>
+      <w:pPr>
+        <w:rPr>
+          <w:lang w:val="en-US"/>
+        </w:rPr>
+      </w:pPr>
+      <w:r>
+        <w:rPr>
+          <w:lang w:val="en-US"/>
+        </w:rPr>
+        <w:t xml:space="preserve">    ea.id_eventos,</w:t>
+      </w:r>
+    </w:p>
+    <w:p>
+      <w:pPr>
+        <w:rPr>
+          <w:lang w:val="en-US"/>
+        </w:rPr>
+      </w:pPr>
+      <w:r>
+        <w:rPr>
+          <w:lang w:val="en-US"/>
+        </w:rPr>
+        <w:t xml:space="preserve">    ea.id_activo_biologico,</w:t>
+      </w:r>
+    </w:p>
+    <w:p>
+      <w:pPr>
+        <w:rPr>
+          <w:lang w:val="en-US"/>
+        </w:rPr>
+      </w:pPr>
+      <w:r>
+        <w:rPr>
+          <w:lang w:val="en-US"/>
+        </w:rPr>
+        <w:t xml:space="preserve">    ab.indentficador AS identificador,</w:t>
+      </w:r>
+    </w:p>
+    <w:p>
+      <w:pPr>
+        <w:rPr>
+          <w:lang w:val="en-US"/>
+        </w:rPr>
+      </w:pPr>
+      <w:r>
+        <w:rPr>
+          <w:lang w:val="en-US"/>
+        </w:rPr>
+        <w:t xml:space="preserve">    ea.fecha,</w:t>
+      </w:r>
+    </w:p>
+    <w:p>
+      <w:pPr>
+        <w:rPr>
+          <w:lang w:val="en-US"/>
+        </w:rPr>
+      </w:pPr>
+      <w:r>
+        <w:rPr>
+          <w:lang w:val="en-US"/>
+        </w:rPr>
+        <w:t xml:space="preserve">    ea.descripcion,</w:t>
+      </w:r>
+    </w:p>
+    <w:p>
+      <w:pPr>
+        <w:rPr>
+          <w:lang w:val="en-US"/>
+        </w:rPr>
+      </w:pPr>
+      <w:r>
+        <w:rPr>
+          <w:lang w:val="en-US"/>
+        </w:rPr>
+        <w:t xml:space="preserve">    es.diagnostico,</w:t>
+      </w:r>
+    </w:p>
+    <w:p>
+      <w:pPr>
+        <w:rPr>
+          <w:lang w:val="en-US"/>
+        </w:rPr>
+      </w:pPr>
+      <w:r>
+        <w:rPr>
+          <w:lang w:val="en-US"/>
+        </w:rPr>
+        <w:t xml:space="preserve">    es.medicamento,</w:t>
+      </w:r>
+    </w:p>
+    <w:p>
+      <w:pPr>
+        <w:rPr>
+          <w:lang w:val="en-US"/>
+        </w:rPr>
+      </w:pPr>
+      <w:r>
+        <w:rPr>
+          <w:lang w:val="en-US"/>
+        </w:rPr>
+        <w:t xml:space="preserve">    es.dosis,</w:t>
+      </w:r>
+    </w:p>
+    <w:p>
+      <w:pPr>
+        <w:rPr>
+          <w:lang w:val="en-US"/>
+        </w:rPr>
+      </w:pPr>
+      <w:r>
+        <w:rPr>
+          <w:lang w:val="en-US"/>
+        </w:rPr>
+        <w:t xml:space="preserve">    es.unidad_dosis,</w:t>
+      </w:r>
+    </w:p>
+    <w:p>
+      <w:pPr>
+        <w:rPr>
+          <w:lang w:val="en-US"/>
+        </w:rPr>
+      </w:pPr>
+      <w:r>
+        <w:rPr>
+          <w:lang w:val="en-US"/>
+        </w:rPr>
+        <w:t xml:space="preserve">    es.frecuencia,</w:t>
+      </w:r>
+    </w:p>
+    <w:p>
+      <w:pPr>
+        <w:rPr>
+          <w:lang w:val="en-US"/>
+        </w:rPr>
+      </w:pPr>
+      <w:r>
+        <w:rPr>
+          <w:lang w:val="en-US"/>
+        </w:rPr>
+        <w:t xml:space="preserve">    u.nombre || ' ' || u.apellidos AS usuario_responsable</w:t>
+      </w:r>
+    </w:p>
+    <w:p>
+      <w:pPr>
+        <w:rPr>
+          <w:lang w:val="en-US"/>
+        </w:rPr>
+      </w:pPr>
+      <w:r>
+        <w:rPr>
+          <w:lang w:val="en-US"/>
+        </w:rPr>
+        <w:t>FROM modulo2.eventos_activos ea</w:t>
+      </w:r>
+    </w:p>
+    <w:p>
+      <w:pPr>
+        <w:rPr>
+          <w:lang w:val="en-US"/>
+        </w:rPr>
+      </w:pPr>
+      <w:r>
+        <w:rPr>
+          <w:lang w:val="en-US"/>
+        </w:rPr>
+        <w:t>JOIN modulo2.activos_biologicos ab</w:t>
+      </w:r>
+    </w:p>
+    <w:p>
+      <w:pPr>
+        <w:rPr>
+          <w:lang w:val="en-US"/>
+        </w:rPr>
+      </w:pPr>
+      <w:r>
+        <w:rPr>
+          <w:lang w:val="en-US"/>
+        </w:rPr>
+        <w:t xml:space="preserve">    ON ab.id_activo_biologico = ea.id_activo_biologico</w:t>
+      </w:r>
+    </w:p>
+    <w:p>
+      <w:pPr>
+        <w:rPr>
+          <w:lang w:val="en-US"/>
+        </w:rPr>
+      </w:pPr>
+      <w:r>
+        <w:rPr>
+          <w:lang w:val="en-US"/>
+        </w:rPr>
+        <w:t>JOIN modulo2.eventos_sanitarios es</w:t>
+      </w:r>
+    </w:p>
+    <w:p>
+      <w:pPr>
+        <w:rPr>
+          <w:lang w:val="en-US"/>
+        </w:rPr>
+      </w:pPr>
+      <w:r>
+        <w:rPr>
+          <w:lang w:val="en-US"/>
+        </w:rPr>
+        <w:t xml:space="preserve">    ON es.id_evento = ea.id_eventos</w:t>
+      </w:r>
+    </w:p>
+    <w:p>
+      <w:pPr>
+        <w:rPr>
+          <w:lang w:val="en-US"/>
+        </w:rPr>
+      </w:pPr>
+      <w:r>
+        <w:rPr>
+          <w:lang w:val="en-US"/>
+        </w:rPr>
+        <w:t>LEFT JOIN modulo1.usuarios u</w:t>
+      </w:r>
+    </w:p>
+    <w:p>
+      <w:pPr>
+        <w:rPr>
+          <w:lang w:val="en-US"/>
+        </w:rPr>
+      </w:pPr>
+      <w:r>
+        <w:rPr>
+          <w:lang w:val="en-US"/>
+        </w:rPr>
+        <w:t xml:space="preserve">    ON u.id_usuario = ea.id_usuario</w:t>
+      </w:r>
+    </w:p>
+    <w:p>
+      <w:pPr>
+        <w:rPr>
+          <w:lang w:val="en-US"/>
+        </w:rPr>
+      </w:pPr>
+      <w:r>
+        <w:rPr>
+          <w:lang w:val="en-US"/>
+        </w:rPr>
+        <w:t>ORDER BY ea.fecha DESC, ea.id_eventos DESC;</w:t>
+      </w:r>
+    </w:p>
+    <w:p>
+      <w:pPr>
+        <w:rPr>
+          <w:lang w:val="en-US"/>
+        </w:rPr>
+      </w:pPr>
+    </w:p>
+    <w:p>
+      <w:pPr>
+        <w:rPr>
+          <w:lang w:val="en-US"/>
+        </w:rPr>
+      </w:pPr>
+      <w:r>
+        <w:rPr>
+          <w:lang w:val="en-US"/>
+        </w:rPr>
+        <w:t>--Auditoria de eventos reproductivos</w:t>
+      </w:r>
+    </w:p>
+    <w:p>
+      <w:pPr>
+        <w:rPr>
+          <w:lang w:val="en-US"/>
+        </w:rPr>
+      </w:pPr>
+      <w:r>
+        <w:rPr>
+          <w:lang w:val="en-US"/>
+        </w:rPr>
+        <w:t>SELECT</w:t>
+      </w:r>
+    </w:p>
+    <w:p>
+      <w:pPr>
+        <w:rPr>
+          <w:lang w:val="en-US"/>
+        </w:rPr>
+      </w:pPr>
+      <w:r>
+        <w:rPr>
+          <w:lang w:val="en-US"/>
+        </w:rPr>
+        <w:t xml:space="preserve">    ea.id_eventos,</w:t>
+      </w:r>
+    </w:p>
+    <w:p>
+      <w:pPr>
+        <w:rPr>
+          <w:lang w:val="en-US"/>
+        </w:rPr>
+      </w:pPr>
+      <w:r>
+        <w:rPr>
+          <w:lang w:val="en-US"/>
+        </w:rPr>
+        <w:t xml:space="preserve">    ea.id_activo_biologico,</w:t>
+      </w:r>
+    </w:p>
+    <w:p>
+      <w:pPr>
+        <w:rPr>
+          <w:lang w:val="en-US"/>
+        </w:rPr>
+      </w:pPr>
+      <w:r>
+        <w:rPr>
+          <w:lang w:val="en-US"/>
+        </w:rPr>
+        <w:t xml:space="preserve">    ab.indentficador AS identificador,</w:t>
+      </w:r>
+    </w:p>
+    <w:p>
+      <w:pPr>
+        <w:rPr>
+          <w:lang w:val="en-US"/>
+        </w:rPr>
+      </w:pPr>
+      <w:r>
+        <w:rPr>
+          <w:lang w:val="en-US"/>
+        </w:rPr>
+        <w:t xml:space="preserve">    ea.fecha,</w:t>
+      </w:r>
+    </w:p>
+    <w:p>
+      <w:pPr>
+        <w:rPr>
+          <w:lang w:val="en-US"/>
+        </w:rPr>
+      </w:pPr>
+      <w:r>
+        <w:rPr>
+          <w:lang w:val="en-US"/>
+        </w:rPr>
+        <w:t xml:space="preserve">    ea.descripcion,</w:t>
+      </w:r>
+    </w:p>
+    <w:p>
+      <w:pPr>
+        <w:rPr>
+          <w:lang w:val="en-US"/>
+        </w:rPr>
+      </w:pPr>
+      <w:r>
+        <w:rPr>
+          <w:lang w:val="en-US"/>
+        </w:rPr>
+        <w:t xml:space="preserve">    er.categoria,</w:t>
+      </w:r>
+    </w:p>
+    <w:p>
+      <w:pPr>
+        <w:rPr>
+          <w:lang w:val="en-US"/>
+        </w:rPr>
+      </w:pPr>
+      <w:r>
+        <w:rPr>
+          <w:lang w:val="en-US"/>
+        </w:rPr>
+        <w:t xml:space="preserve">    er.id_padre,</w:t>
+      </w:r>
+    </w:p>
+    <w:p>
+      <w:pPr>
+        <w:rPr>
+          <w:lang w:val="en-US"/>
+        </w:rPr>
+      </w:pPr>
+      <w:r>
+        <w:rPr>
+          <w:lang w:val="en-US"/>
+        </w:rPr>
+        <w:t xml:space="preserve">    er.resultado,</w:t>
+      </w:r>
+    </w:p>
+    <w:p>
+      <w:pPr>
+        <w:rPr>
+          <w:lang w:val="en-US"/>
+        </w:rPr>
+      </w:pPr>
+      <w:r>
+        <w:rPr>
+          <w:lang w:val="en-US"/>
+        </w:rPr>
+        <w:t xml:space="preserve">    er.numero_cria,</w:t>
+      </w:r>
+    </w:p>
+    <w:p>
+      <w:pPr>
+        <w:rPr>
+          <w:lang w:val="en-US"/>
+        </w:rPr>
+      </w:pPr>
+      <w:r>
+        <w:rPr>
+          <w:lang w:val="en-US"/>
+        </w:rPr>
+        <w:t xml:space="preserve">    er.id_madre,</w:t>
+      </w:r>
+    </w:p>
+    <w:p>
+      <w:pPr>
+        <w:rPr>
+          <w:lang w:val="en-US"/>
+        </w:rPr>
+      </w:pPr>
+      <w:r>
+        <w:rPr>
+          <w:lang w:val="en-US"/>
+        </w:rPr>
+        <w:t xml:space="preserve">    u.nombre || ' ' || u.apellidos AS usuario_responsable</w:t>
+      </w:r>
+    </w:p>
+    <w:p>
+      <w:pPr>
+        <w:rPr>
+          <w:lang w:val="en-US"/>
+        </w:rPr>
+      </w:pPr>
+      <w:r>
+        <w:rPr>
+          <w:lang w:val="en-US"/>
+        </w:rPr>
+        <w:t>FROM modulo2.eventos_activos ea</w:t>
+      </w:r>
+    </w:p>
+    <w:p>
+      <w:pPr>
+        <w:rPr>
+          <w:lang w:val="en-US"/>
+        </w:rPr>
+      </w:pPr>
+      <w:r>
+        <w:rPr>
+          <w:lang w:val="en-US"/>
+        </w:rPr>
+        <w:t>JOIN modulo2.activos_biologicos ab</w:t>
+      </w:r>
+    </w:p>
+    <w:p>
+      <w:pPr>
+        <w:rPr>
+          <w:lang w:val="en-US"/>
+        </w:rPr>
+      </w:pPr>
+      <w:r>
+        <w:rPr>
+          <w:lang w:val="en-US"/>
+        </w:rPr>
+        <w:t xml:space="preserve">    ON ab.id_activo_biologico = ea.id_activo_biologico</w:t>
+      </w:r>
+    </w:p>
+    <w:p>
+      <w:pPr>
+        <w:rPr>
+          <w:lang w:val="en-US"/>
+        </w:rPr>
+      </w:pPr>
+      <w:r>
+        <w:rPr>
+          <w:lang w:val="en-US"/>
+        </w:rPr>
+        <w:t>JOIN modulo2.eventos_reproductivos er</w:t>
+      </w:r>
+    </w:p>
+    <w:p>
+      <w:pPr>
+        <w:rPr>
+          <w:lang w:val="en-US"/>
+        </w:rPr>
+      </w:pPr>
+      <w:r>
+        <w:rPr>
+          <w:lang w:val="en-US"/>
+        </w:rPr>
+        <w:t xml:space="preserve">    ON er.id_evento_reproductivo = ea.id_eventos</w:t>
+      </w:r>
+    </w:p>
+    <w:p>
+      <w:pPr>
+        <w:rPr>
+          <w:lang w:val="en-US"/>
+        </w:rPr>
+      </w:pPr>
+      <w:r>
+        <w:rPr>
+          <w:lang w:val="en-US"/>
+        </w:rPr>
+        <w:t>LEFT JOIN modulo1.usuarios u</w:t>
+      </w:r>
+    </w:p>
+    <w:p>
+      <w:pPr>
+        <w:rPr>
+          <w:lang w:val="en-US"/>
+        </w:rPr>
+      </w:pPr>
+      <w:r>
+        <w:rPr>
+          <w:lang w:val="en-US"/>
+        </w:rPr>
+        <w:t xml:space="preserve">    ON u.id_usuario = ea.id_usuario</w:t>
+      </w:r>
+    </w:p>
+    <w:p>
+      <w:pPr>
+        <w:rPr>
+          <w:lang w:val="en-US"/>
+        </w:rPr>
+      </w:pPr>
+      <w:r>
+        <w:rPr>
+          <w:lang w:val="en-US"/>
+        </w:rPr>
+        <w:t>ORDER BY ea.fecha DESC, ea.id_eventos DESC;</w:t>
+      </w:r>
+    </w:p>
+    <w:p>
+      <w:pPr>
+        <w:rPr>
+          <w:lang w:val="en-US"/>
+        </w:rPr>
+      </w:pPr>
+    </w:p>
+    <w:p>
+      <w:pPr>
+        <w:rPr>
+          <w:lang w:val="en-US"/>
+        </w:rPr>
+      </w:pPr>
+      <w:r>
+        <w:rPr>
+          <w:lang w:val="en-US"/>
+        </w:rPr>
+        <w:t>--Auditoria de eventos productivos</w:t>
+      </w:r>
+    </w:p>
+    <w:p>
+      <w:pPr>
+        <w:rPr>
+          <w:lang w:val="en-US"/>
+        </w:rPr>
+      </w:pPr>
+      <w:r>
+        <w:rPr>
+          <w:lang w:val="en-US"/>
+        </w:rPr>
+        <w:t>SELECT</w:t>
+      </w:r>
+    </w:p>
+    <w:p>
+      <w:pPr>
+        <w:rPr>
+          <w:lang w:val="en-US"/>
+        </w:rPr>
+      </w:pPr>
+      <w:r>
+        <w:rPr>
+          <w:lang w:val="en-US"/>
+        </w:rPr>
+        <w:t xml:space="preserve">    ea.id_eventos,</w:t>
+      </w:r>
+    </w:p>
+    <w:p>
+      <w:pPr>
+        <w:rPr>
+          <w:lang w:val="en-US"/>
+        </w:rPr>
+      </w:pPr>
+      <w:r>
+        <w:rPr>
+          <w:lang w:val="en-US"/>
+        </w:rPr>
+        <w:lastRenderedPageBreak/>
+        <w:t xml:space="preserve">    ea.id_activo_biologico,</w:t>
+      </w:r>
+    </w:p>
+    <w:p>
+      <w:pPr>
+        <w:rPr>
+          <w:lang w:val="en-US"/>
+        </w:rPr>
+      </w:pPr>
+      <w:r>
+        <w:rPr>
+          <w:lang w:val="en-US"/>
+        </w:rPr>
+        <w:t xml:space="preserve">    ab.indentficador AS identificador,</w:t>
+      </w:r>
+    </w:p>
+    <w:p>
+      <w:pPr>
+        <w:rPr>
+          <w:lang w:val="en-US"/>
+        </w:rPr>
+      </w:pPr>
+      <w:r>
+        <w:rPr>
+          <w:lang w:val="en-US"/>
+        </w:rPr>
+        <w:t xml:space="preserve">    ea.fecha,</w:t>
+      </w:r>
+    </w:p>
+    <w:p>
+      <w:pPr>
+        <w:rPr>
+          <w:lang w:val="en-US"/>
+        </w:rPr>
+      </w:pPr>
+      <w:r>
+        <w:rPr>
+          <w:lang w:val="en-US"/>
+        </w:rPr>
+        <w:t xml:space="preserve">    ea.descripcion,</w:t>
+      </w:r>
+    </w:p>
+    <w:p>
+      <w:pPr>
+        <w:rPr>
+          <w:lang w:val="en-US"/>
+        </w:rPr>
+      </w:pPr>
+      <w:r>
+        <w:rPr>
+          <w:lang w:val="en-US"/>
+        </w:rPr>
+        <w:t xml:space="preserve">    ep.cantidad,</w:t>
+      </w:r>
+    </w:p>
+    <w:p>
+      <w:pPr>
+        <w:rPr>
+          <w:lang w:val="en-US"/>
+        </w:rPr>
+      </w:pPr>
+      <w:r>
+        <w:rPr>
+          <w:lang w:val="en-US"/>
+        </w:rPr>
+        <w:t xml:space="preserve">    ep.condiciones,</w:t>
+      </w:r>
+    </w:p>
+    <w:p>
+      <w:pPr>
+        <w:rPr>
+          <w:lang w:val="en-US"/>
+        </w:rPr>
+      </w:pPr>
+      <w:r>
+        <w:rPr>
+          <w:lang w:val="en-US"/>
+        </w:rPr>
+        <w:t xml:space="preserve">    ep.id_metrica_produccion,</w:t>
+      </w:r>
+    </w:p>
+    <w:p>
+      <w:pPr>
+        <w:rPr>
+          <w:lang w:val="en-US"/>
+        </w:rPr>
+      </w:pPr>
+      <w:r>
+        <w:rPr>
+          <w:lang w:val="en-US"/>
+        </w:rPr>
+        <w:t xml:space="preserve">    ep.id_ciclo_productivo,</w:t>
+      </w:r>
+    </w:p>
+    <w:p>
+      <w:pPr>
+        <w:rPr>
+          <w:lang w:val="en-US"/>
+        </w:rPr>
+      </w:pPr>
+      <w:r>
+        <w:rPr>
+          <w:lang w:val="en-US"/>
+        </w:rPr>
+        <w:t xml:space="preserve">    cp.nombre AS ciclo_productivo,</w:t>
+      </w:r>
+    </w:p>
+    <w:p>
+      <w:pPr>
+        <w:rPr>
+          <w:lang w:val="en-US"/>
+        </w:rPr>
+      </w:pPr>
+      <w:r>
+        <w:rPr>
+          <w:lang w:val="en-US"/>
+        </w:rPr>
+        <w:t xml:space="preserve">    u.nombre || ' ' || u.apellidos AS usuario_responsable</w:t>
+      </w:r>
+    </w:p>
+    <w:p>
+      <w:pPr>
+        <w:rPr>
+          <w:lang w:val="en-US"/>
+        </w:rPr>
+      </w:pPr>
+      <w:r>
+        <w:rPr>
+          <w:lang w:val="en-US"/>
+        </w:rPr>
+        <w:t>FROM modulo2.eventos_activos ea</w:t>
+      </w:r>
+    </w:p>
+    <w:p>
+      <w:pPr>
+        <w:rPr>
+          <w:lang w:val="en-US"/>
+        </w:rPr>
+      </w:pPr>
+      <w:r>
+        <w:rPr>
+          <w:lang w:val="en-US"/>
+        </w:rPr>
+        <w:t>JOIN modulo2.activos_biologicos ab</w:t>
+      </w:r>
+    </w:p>
+    <w:p>
+      <w:pPr>
+        <w:rPr>
+          <w:lang w:val="en-US"/>
+        </w:rPr>
+      </w:pPr>
+      <w:r>
+        <w:rPr>
+          <w:lang w:val="en-US"/>
+        </w:rPr>
+        <w:t xml:space="preserve">    ON ab.id_activo_biologico = ea.id_activo_biologico</w:t>
+      </w:r>
+    </w:p>
+    <w:p>
+      <w:pPr>
+        <w:rPr>
+          <w:lang w:val="en-US"/>
+        </w:rPr>
+      </w:pPr>
+      <w:r>
+        <w:rPr>
+          <w:lang w:val="en-US"/>
+        </w:rPr>
+        <w:t>JOIN modulo2.eventos_productivos ep</w:t>
+      </w:r>
+    </w:p>
+    <w:p>
+      <w:pPr>
+        <w:rPr>
+          <w:lang w:val="en-US"/>
+        </w:rPr>
+      </w:pPr>
+      <w:r>
+        <w:rPr>
+          <w:lang w:val="en-US"/>
+        </w:rPr>
+        <w:t xml:space="preserve">    ON ep.id_evento = ea.id_eventos</w:t>
+      </w:r>
+    </w:p>
+    <w:p>
+      <w:pPr>
+        <w:rPr>
+          <w:lang w:val="en-US"/>
+        </w:rPr>
+      </w:pPr>
+      <w:r>
+        <w:rPr>
+          <w:lang w:val="en-US"/>
+        </w:rPr>
+        <w:t>LEFT JOIN modulo9.ciclos_productivos cp</w:t>
+      </w:r>
+    </w:p>
+    <w:p>
+      <w:pPr>
+        <w:rPr>
+          <w:lang w:val="en-US"/>
+        </w:rPr>
+      </w:pPr>
+      <w:r>
+        <w:rPr>
+          <w:lang w:val="en-US"/>
+        </w:rPr>
+        <w:t xml:space="preserve">    ON cp.id_ciclo_productivo = ep.id_ciclo_productivo</w:t>
+      </w:r>
+    </w:p>
+    <w:p>
+      <w:pPr>
+        <w:rPr>
+          <w:lang w:val="en-US"/>
+        </w:rPr>
+      </w:pPr>
+      <w:r>
+        <w:rPr>
+          <w:lang w:val="en-US"/>
+        </w:rPr>
+        <w:t>LEFT JOIN modulo1.usuarios u</w:t>
+      </w:r>
+    </w:p>
+    <w:p>
+      <w:pPr>
+        <w:rPr>
+          <w:lang w:val="en-US"/>
+        </w:rPr>
+      </w:pPr>
+      <w:r>
+        <w:rPr>
+          <w:lang w:val="en-US"/>
+        </w:rPr>
+        <w:t xml:space="preserve">    ON u.id_usuario = ea.id_usuario</w:t>
+      </w:r>
+    </w:p>
+    <w:p>
+      <w:pPr>
+        <w:rPr>
+          <w:lang w:val="en-US"/>
+        </w:rPr>
+      </w:pPr>
+      <w:r>
+        <w:rPr>
+          <w:lang w:val="en-US"/>
+        </w:rPr>
+        <w:t>ORDER BY ea.fecha DESC, ea.id_eventos DESC;</w:t>
+      </w:r>
+    </w:p>
+    <w:p>
+      <w:pPr>
+        <w:rPr>
+          <w:lang w:val="en-US"/>
+        </w:rPr>
+      </w:pPr>
+    </w:p>
+    <w:p>
+      <w:pPr>
+        <w:rPr>
+          <w:lang w:val="en-US"/>
+        </w:rPr>
+      </w:pPr>
+      <w:r>
+        <w:rPr>
+          <w:lang w:val="en-US"/>
+        </w:rPr>
+        <w:t>--Auditoria de cambios estado del activo</w:t>
+      </w:r>
+    </w:p>
+    <w:p>
+      <w:pPr>
+        <w:rPr>
+          <w:lang w:val="en-US"/>
+        </w:rPr>
+      </w:pPr>
+      <w:r>
+        <w:rPr>
+          <w:lang w:val="en-US"/>
+        </w:rPr>
+        <w:t>SELECT</w:t>
+      </w:r>
+    </w:p>
+    <w:p>
+      <w:pPr>
+        <w:rPr>
+          <w:lang w:val="en-US"/>
+        </w:rPr>
+      </w:pPr>
+      <w:r>
+        <w:rPr>
+          <w:lang w:val="en-US"/>
+        </w:rPr>
+        <w:t xml:space="preserve">    h.id_historico_estado_activo,</w:t>
+      </w:r>
+    </w:p>
+    <w:p>
+      <w:pPr>
+        <w:rPr>
+          <w:lang w:val="en-US"/>
+        </w:rPr>
+      </w:pPr>
+      <w:r>
+        <w:rPr>
+          <w:lang w:val="en-US"/>
+        </w:rPr>
+        <w:t xml:space="preserve">    h.id_activo_biologico,</w:t>
+      </w:r>
+    </w:p>
+    <w:p>
+      <w:pPr>
+        <w:rPr>
+          <w:lang w:val="en-US"/>
+        </w:rPr>
+      </w:pPr>
+      <w:r>
+        <w:rPr>
+          <w:lang w:val="en-US"/>
+        </w:rPr>
+        <w:t xml:space="preserve">    ab.indentficador AS identificador,</w:t>
+      </w:r>
+    </w:p>
+    <w:p>
+      <w:pPr>
+        <w:rPr>
+          <w:lang w:val="en-US"/>
+        </w:rPr>
+      </w:pPr>
+      <w:r>
+        <w:rPr>
+          <w:lang w:val="en-US"/>
+        </w:rPr>
+        <w:lastRenderedPageBreak/>
+        <w:t xml:space="preserve">    ea_ant.nombre AS estado_anterior,</w:t>
+      </w:r>
+    </w:p>
+    <w:p>
+      <w:pPr>
+        <w:rPr>
+          <w:lang w:val="en-US"/>
+        </w:rPr>
+      </w:pPr>
+      <w:r>
+        <w:rPr>
+          <w:lang w:val="en-US"/>
+        </w:rPr>
+        <w:t xml:space="preserve">    ea_nvo.nombre AS estado_nuevo,</w:t>
+      </w:r>
+    </w:p>
+    <w:p>
+      <w:pPr>
+        <w:rPr>
+          <w:lang w:val="en-US"/>
+        </w:rPr>
+      </w:pPr>
+      <w:r>
+        <w:rPr>
+          <w:lang w:val="en-US"/>
+        </w:rPr>
+        <w:t xml:space="preserve">    h.fecha_cambio,</w:t>
+      </w:r>
+    </w:p>
+    <w:p>
+      <w:pPr>
+        <w:rPr>
+          <w:lang w:val="en-US"/>
+        </w:rPr>
+      </w:pPr>
+      <w:r>
+        <w:rPr>
+          <w:lang w:val="en-US"/>
+        </w:rPr>
+        <w:t xml:space="preserve">    h.motivo_cambio,</w:t>
+      </w:r>
+    </w:p>
+    <w:p>
+      <w:pPr>
+        <w:rPr>
+          <w:lang w:val="en-US"/>
+        </w:rPr>
+      </w:pPr>
+      <w:r>
+        <w:rPr>
+          <w:lang w:val="en-US"/>
+        </w:rPr>
+        <w:t xml:space="preserve">    h.modulo_origen,</w:t>
+      </w:r>
+    </w:p>
+    <w:p>
+      <w:pPr>
+        <w:rPr>
+          <w:lang w:val="en-US"/>
+        </w:rPr>
+      </w:pPr>
+      <w:r>
+        <w:rPr>
+          <w:lang w:val="en-US"/>
+        </w:rPr>
+        <w:t xml:space="preserve">    u.nombre || ' ' || u.apellidos AS usuario_responsable</w:t>
+      </w:r>
+    </w:p>
+    <w:p>
+      <w:pPr>
+        <w:rPr>
+          <w:lang w:val="en-US"/>
+        </w:rPr>
+      </w:pPr>
+      <w:r>
+        <w:rPr>
+          <w:lang w:val="en-US"/>
+        </w:rPr>
+        <w:t>FROM modulo2.historicos_estados_activos h</w:t>
+      </w:r>
+    </w:p>
+    <w:p>
+      <w:pPr>
+        <w:rPr>
+          <w:lang w:val="en-US"/>
+        </w:rPr>
+      </w:pPr>
+      <w:r>
+        <w:rPr>
+          <w:lang w:val="en-US"/>
+        </w:rPr>
+        <w:t>JOIN modulo2.activos_biologicos ab</w:t>
+      </w:r>
+    </w:p>
+    <w:p>
+      <w:pPr>
+        <w:rPr>
+          <w:lang w:val="en-US"/>
+        </w:rPr>
+      </w:pPr>
+      <w:r>
+        <w:rPr>
+          <w:lang w:val="en-US"/>
+        </w:rPr>
+        <w:t xml:space="preserve">    ON ab.id_activo_biologico = h.id_activo_biologico</w:t>
+      </w:r>
+    </w:p>
+    <w:p>
+      <w:pPr>
+        <w:rPr>
+          <w:lang w:val="en-US"/>
+        </w:rPr>
+      </w:pPr>
+      <w:r>
+        <w:rPr>
+          <w:lang w:val="en-US"/>
+        </w:rPr>
+        <w:t>JOIN modulo2.estados_activos_biologicos ea_ant</w:t>
+      </w:r>
+    </w:p>
+    <w:p>
+      <w:pPr>
+        <w:rPr>
+          <w:lang w:val="en-US"/>
+        </w:rPr>
+      </w:pPr>
+      <w:r>
+        <w:rPr>
+          <w:lang w:val="en-US"/>
+        </w:rPr>
+        <w:t xml:space="preserve">    ON ea_ant.id_estado_activo_biologico = h.id_estado_anterior</w:t>
+      </w:r>
+    </w:p>
+    <w:p>
+      <w:pPr>
+        <w:rPr>
+          <w:lang w:val="en-US"/>
+        </w:rPr>
+      </w:pPr>
+      <w:r>
+        <w:rPr>
+          <w:lang w:val="en-US"/>
+        </w:rPr>
+        <w:t>JOIN modulo2.estados_activos_biologicos ea_nvo</w:t>
+      </w:r>
+    </w:p>
+    <w:p>
+      <w:pPr>
+        <w:rPr>
+          <w:lang w:val="en-US"/>
+        </w:rPr>
+      </w:pPr>
+      <w:r>
+        <w:rPr>
+          <w:lang w:val="en-US"/>
+        </w:rPr>
+        <w:t xml:space="preserve">    ON ea_nvo.id_estado_activo_biologico = h.id_estado_nuevo</w:t>
+      </w:r>
+    </w:p>
+    <w:p>
+      <w:pPr>
+        <w:rPr>
+          <w:lang w:val="en-US"/>
+        </w:rPr>
+      </w:pPr>
+      <w:r>
+        <w:rPr>
+          <w:lang w:val="en-US"/>
+        </w:rPr>
+        <w:t>LEFT JOIN modulo1.usuarios u</w:t>
+      </w:r>
+    </w:p>
+    <w:p>
+      <w:pPr>
+        <w:rPr>
+          <w:lang w:val="en-US"/>
+        </w:rPr>
+      </w:pPr>
+      <w:r>
+        <w:rPr>
+          <w:lang w:val="en-US"/>
+        </w:rPr>
+        <w:t xml:space="preserve">    ON u.id_usuario = h.id_usuario</w:t>
+      </w:r>
+    </w:p>
+    <w:p>
+      <w:pPr>
+        <w:rPr>
+          <w:lang w:val="en-US"/>
+        </w:rPr>
+      </w:pPr>
+      <w:r>
+        <w:rPr>
+          <w:lang w:val="en-US"/>
+        </w:rPr>
+        <w:t>ORDER BY h.fecha_cambio DESC, h.id_historico_estado_activo DESC;</w:t>
+      </w:r>
+    </w:p>
+    <w:p>
+      <w:pPr>
+        <w:rPr>
+          <w:lang w:val="en-US"/>
+        </w:rPr>
+      </w:pPr>
+    </w:p>
+    <w:p>
+      <w:pPr>
+        <w:rPr>
+          <w:lang w:val="en-US"/>
+        </w:rPr>
+      </w:pPr>
+      <w:r>
+        <w:rPr>
+          <w:lang w:val="en-US"/>
+        </w:rPr>
+        <w:t>--Auditoría de bajas</w:t>
+      </w:r>
+    </w:p>
+    <w:p>
+      <w:pPr>
+        <w:rPr>
+          <w:lang w:val="en-US"/>
+        </w:rPr>
+      </w:pPr>
+      <w:r>
+        <w:rPr>
+          <w:lang w:val="en-US"/>
+        </w:rPr>
+        <w:t>SELECT</w:t>
+      </w:r>
+    </w:p>
+    <w:p>
+      <w:pPr>
+        <w:rPr>
+          <w:lang w:val="en-US"/>
+        </w:rPr>
+      </w:pPr>
+      <w:r>
+        <w:rPr>
+          <w:lang w:val="en-US"/>
+        </w:rPr>
+        <w:t xml:space="preserve">    ea.id_eventos,</w:t>
+      </w:r>
+    </w:p>
+    <w:p>
+      <w:pPr>
+        <w:rPr>
+          <w:lang w:val="en-US"/>
+        </w:rPr>
+      </w:pPr>
+      <w:r>
+        <w:rPr>
+          <w:lang w:val="en-US"/>
+        </w:rPr>
+        <w:t xml:space="preserve">    ea.id_activo_biologico,</w:t>
+      </w:r>
+    </w:p>
+    <w:p>
+      <w:pPr>
+        <w:rPr>
+          <w:lang w:val="en-US"/>
+        </w:rPr>
+      </w:pPr>
+      <w:r>
+        <w:rPr>
+          <w:lang w:val="en-US"/>
+        </w:rPr>
+        <w:t xml:space="preserve">    ab.indentficador AS identificador,</w:t>
+      </w:r>
+    </w:p>
+    <w:p>
+      <w:pPr>
+        <w:rPr>
+          <w:lang w:val="en-US"/>
+        </w:rPr>
+      </w:pPr>
+      <w:r>
+        <w:rPr>
+          <w:lang w:val="en-US"/>
+        </w:rPr>
+        <w:t xml:space="preserve">    ea.fecha,</w:t>
+      </w:r>
+    </w:p>
+    <w:p>
+      <w:pPr>
+        <w:rPr>
+          <w:lang w:val="en-US"/>
+        </w:rPr>
+      </w:pPr>
+      <w:r>
+        <w:rPr>
+          <w:lang w:val="en-US"/>
+        </w:rPr>
+        <w:t xml:space="preserve">    eb.tipo,</w:t>
+      </w:r>
+    </w:p>
+    <w:p>
+      <w:pPr>
+        <w:rPr>
+          <w:lang w:val="en-US"/>
+        </w:rPr>
+      </w:pPr>
+      <w:r>
+        <w:rPr>
+          <w:lang w:val="en-US"/>
+        </w:rPr>
+        <w:t xml:space="preserve">    eb.cantidad_afectada,</w:t>
+      </w:r>
+    </w:p>
+    <w:p>
+      <w:pPr>
+        <w:rPr>
+          <w:lang w:val="en-US"/>
+        </w:rPr>
+      </w:pPr>
+      <w:r>
+        <w:rPr>
+          <w:lang w:val="en-US"/>
+        </w:rPr>
+        <w:t xml:space="preserve">    eb.detalles,</w:t>
+      </w:r>
+    </w:p>
+    <w:p>
+      <w:pPr>
+        <w:rPr>
+          <w:lang w:val="en-US"/>
+        </w:rPr>
+      </w:pPr>
+      <w:r>
+        <w:rPr>
+          <w:lang w:val="en-US"/>
+        </w:rPr>
+        <w:lastRenderedPageBreak/>
+        <w:t xml:space="preserve">    ea.descripcion,</w:t>
+      </w:r>
+    </w:p>
+    <w:p>
+      <w:pPr>
+        <w:rPr>
+          <w:lang w:val="en-US"/>
+        </w:rPr>
+      </w:pPr>
+      <w:r>
+        <w:rPr>
+          <w:lang w:val="en-US"/>
+        </w:rPr>
+        <w:t xml:space="preserve">    u.nombre || ' ' || u.apellidos AS usuario_responsable,</w:t>
+      </w:r>
+    </w:p>
+    <w:p>
+      <w:pPr>
+        <w:rPr>
+          <w:lang w:val="en-US"/>
+        </w:rPr>
+      </w:pPr>
+      <w:r>
+        <w:rPr>
+          <w:lang w:val="en-US"/>
+        </w:rPr>
+        <w:t xml:space="preserve">    ab.id_estado</w:t>
+      </w:r>
+    </w:p>
+    <w:p>
+      <w:pPr>
+        <w:rPr>
+          <w:lang w:val="en-US"/>
+        </w:rPr>
+      </w:pPr>
+      <w:r>
+        <w:rPr>
+          <w:lang w:val="en-US"/>
+        </w:rPr>
+        <w:t>FROM modulo2.eventos_activos ea</w:t>
+      </w:r>
+    </w:p>
+    <w:p>
+      <w:pPr>
+        <w:rPr>
+          <w:lang w:val="en-US"/>
+        </w:rPr>
+      </w:pPr>
+      <w:r>
+        <w:rPr>
+          <w:lang w:val="en-US"/>
+        </w:rPr>
+        <w:t>JOIN modulo2.eventos_bajas eb</w:t>
+      </w:r>
+    </w:p>
+    <w:p>
+      <w:pPr>
+        <w:rPr>
+          <w:lang w:val="en-US"/>
+        </w:rPr>
+      </w:pPr>
+      <w:r>
+        <w:rPr>
+          <w:lang w:val="en-US"/>
+        </w:rPr>
+        <w:t xml:space="preserve">    ON eb.id_evento = ea.id_eventos</w:t>
+      </w:r>
+    </w:p>
+    <w:p>
+      <w:pPr>
+        <w:rPr>
+          <w:lang w:val="en-US"/>
+        </w:rPr>
+      </w:pPr>
+      <w:r>
+        <w:rPr>
+          <w:lang w:val="en-US"/>
+        </w:rPr>
+        <w:t>JOIN modulo2.activos_biologicos ab</w:t>
+      </w:r>
+    </w:p>
+    <w:p>
+      <w:pPr>
+        <w:rPr>
+          <w:lang w:val="en-US"/>
+        </w:rPr>
+      </w:pPr>
+      <w:r>
+        <w:rPr>
+          <w:lang w:val="en-US"/>
+        </w:rPr>
+        <w:t xml:space="preserve">    ON ab.id_activo_biologico = ea.id_activo_biologico</w:t>
+      </w:r>
+    </w:p>
+    <w:p>
+      <w:pPr>
+        <w:rPr>
+          <w:lang w:val="en-US"/>
+        </w:rPr>
+      </w:pPr>
+      <w:r>
+        <w:rPr>
+          <w:lang w:val="en-US"/>
+        </w:rPr>
+        <w:t>LEFT JOIN modulo1.usuarios u</w:t>
+      </w:r>
+    </w:p>
+    <w:p>
+      <w:pPr>
+        <w:rPr>
+          <w:lang w:val="en-US"/>
+        </w:rPr>
+      </w:pPr>
+      <w:r>
+        <w:rPr>
+          <w:lang w:val="en-US"/>
+        </w:rPr>
+        <w:t xml:space="preserve">    ON u.id_usuario = ea.id_usuario</w:t>
+      </w:r>
+    </w:p>
+    <w:p>
+      <w:pPr>
+        <w:rPr>
+          <w:lang w:val="en-US"/>
+        </w:rPr>
+      </w:pPr>
+      <w:r>
+        <w:rPr>
+          <w:lang w:val="en-US"/>
+        </w:rPr>
+        <w:t>ORDER BY ea.fecha DESC, ea.id_eventos DESC;</w:t>
+      </w:r>
+    </w:p>
+    <w:p>
+      <w:pPr>
+        <w:rPr>
+          <w:lang w:val="en-US"/>
+        </w:rPr>
+      </w:pPr>
+    </w:p>
+    <w:p>
+      <w:pPr>
+        <w:rPr>
+          <w:lang w:val="en-US"/>
+        </w:rPr>
+      </w:pPr>
+      <w:r>
+        <w:rPr>
+          <w:lang w:val="en-US"/>
+        </w:rPr>
+        <w:t>--Auditoría del historial completo del activo, global</w:t>
+      </w:r>
+    </w:p>
+    <w:p>
+      <w:pPr>
+        <w:rPr>
+          <w:lang w:val="en-US"/>
+        </w:rPr>
+      </w:pPr>
+      <w:r>
+        <w:rPr>
+          <w:lang w:val="en-US"/>
+        </w:rPr>
+        <w:t>SELECT *</w:t>
+      </w:r>
+    </w:p>
+    <w:p>
+      <w:pPr>
+        <w:rPr>
+          <w:lang w:val="en-US"/>
+        </w:rPr>
+      </w:pPr>
+      <w:r>
+        <w:rPr>
+          <w:lang w:val="en-US"/>
+        </w:rPr>
+        <w:t>FROM (</w:t>
+      </w:r>
+    </w:p>
+    <w:p>
+      <w:pPr>
+        <w:rPr>
+          <w:lang w:val="en-US"/>
+        </w:rPr>
+      </w:pPr>
+      <w:r>
+        <w:rPr>
+          <w:lang w:val="en-US"/>
+        </w:rPr>
+        <w:t xml:space="preserve">    SELECT</w:t>
+      </w:r>
+    </w:p>
+    <w:p>
+      <w:pPr>
+        <w:rPr>
+          <w:lang w:val="en-US"/>
+        </w:rPr>
+      </w:pPr>
+      <w:r>
+        <w:rPr>
+          <w:lang w:val="en-US"/>
+        </w:rPr>
+        <w:t xml:space="preserve">        h.fecha_cambio AS fecha_evento,</w:t>
+      </w:r>
+    </w:p>
+    <w:p>
+      <w:pPr>
+        <w:rPr>
+          <w:lang w:val="en-US"/>
+        </w:rPr>
+      </w:pPr>
+      <w:r>
+        <w:rPr>
+          <w:lang w:val="en-US"/>
+        </w:rPr>
+        <w:t xml:space="preserve">        h.id_activo_biologico,</w:t>
+      </w:r>
+    </w:p>
+    <w:p>
+      <w:pPr>
+        <w:rPr>
+          <w:lang w:val="en-US"/>
+        </w:rPr>
+      </w:pPr>
+      <w:r>
+        <w:rPr>
+          <w:lang w:val="en-US"/>
+        </w:rPr>
+        <w:t xml:space="preserve">        ab.indentficador AS identificador,</w:t>
+      </w:r>
+    </w:p>
+    <w:p>
+      <w:pPr>
+        <w:rPr>
+          <w:lang w:val="en-US"/>
+        </w:rPr>
+      </w:pPr>
+      <w:r>
+        <w:rPr>
+          <w:lang w:val="en-US"/>
+        </w:rPr>
+        <w:t xml:space="preserve">        'ESTADO' AS categoria,</w:t>
+      </w:r>
+    </w:p>
+    <w:p>
+      <w:pPr>
+        <w:rPr>
+          <w:lang w:val="en-US"/>
+        </w:rPr>
+      </w:pPr>
+      <w:r>
+        <w:rPr>
+          <w:lang w:val="en-US"/>
+        </w:rPr>
+        <w:t xml:space="preserve">        ea_old.nombre AS detalle_1,</w:t>
+      </w:r>
+    </w:p>
+    <w:p>
+      <w:pPr>
+        <w:rPr>
+          <w:lang w:val="en-US"/>
+        </w:rPr>
+      </w:pPr>
+      <w:r>
+        <w:rPr>
+          <w:lang w:val="en-US"/>
+        </w:rPr>
+        <w:t xml:space="preserve">        ea_new.nombre AS detalle_2,</w:t>
+      </w:r>
+    </w:p>
+    <w:p>
+      <w:pPr>
+        <w:rPr>
+          <w:lang w:val="en-US"/>
+        </w:rPr>
+      </w:pPr>
+      <w:r>
+        <w:rPr>
+          <w:lang w:val="en-US"/>
+        </w:rPr>
+        <w:t xml:space="preserve">        h.motivo_cambio AS observacion</w:t>
+      </w:r>
+    </w:p>
+    <w:p>
+      <w:pPr>
+        <w:rPr>
+          <w:lang w:val="en-US"/>
+        </w:rPr>
+      </w:pPr>
+      <w:r>
+        <w:rPr>
+          <w:lang w:val="en-US"/>
+        </w:rPr>
+        <w:t xml:space="preserve">    FROM modulo2.historicos_estados_activos h</w:t>
+      </w:r>
+    </w:p>
+    <w:p>
+      <w:pPr>
+        <w:rPr>
+          <w:lang w:val="en-US"/>
+        </w:rPr>
+      </w:pPr>
+      <w:r>
+        <w:rPr>
+          <w:lang w:val="en-US"/>
+        </w:rPr>
+        <w:t xml:space="preserve">    JOIN modulo2.activos_biologicos ab</w:t>
+      </w:r>
+    </w:p>
+    <w:p>
+      <w:pPr>
+        <w:rPr>
+          <w:lang w:val="en-US"/>
+        </w:rPr>
+      </w:pPr>
+      <w:r>
+        <w:rPr>
+          <w:lang w:val="en-US"/>
+        </w:rPr>
+        <w:t xml:space="preserve">        ON ab.id_activo_biologico = h.id_activo_biologico</w:t>
+      </w:r>
+    </w:p>
+    <w:p>
+      <w:pPr>
+        <w:rPr>
+          <w:lang w:val="en-US"/>
+        </w:rPr>
+      </w:pPr>
+      <w:r>
+        <w:rPr>
+          <w:lang w:val="en-US"/>
+        </w:rPr>
+        <w:lastRenderedPageBreak/>
+        <w:t xml:space="preserve">    JOIN modulo2.estados_activos_biologicos ea_old</w:t>
+      </w:r>
+    </w:p>
+    <w:p>
+      <w:pPr>
+        <w:rPr>
+          <w:lang w:val="en-US"/>
+        </w:rPr>
+      </w:pPr>
+      <w:r>
+        <w:rPr>
+          <w:lang w:val="en-US"/>
+        </w:rPr>
+        <w:t xml:space="preserve">        ON ea_old.id_estado_activo_biologico = h.id_estado_anterior</w:t>
+      </w:r>
+    </w:p>
+    <w:p>
+      <w:pPr>
+        <w:rPr>
+          <w:lang w:val="en-US"/>
+        </w:rPr>
+      </w:pPr>
+      <w:r>
+        <w:rPr>
+          <w:lang w:val="en-US"/>
+        </w:rPr>
+        <w:t xml:space="preserve">    JOIN modulo2.estados_activos_biologicos ea_new</w:t>
+      </w:r>
+    </w:p>
+    <w:p>
+      <w:pPr>
+        <w:rPr>
+          <w:lang w:val="en-US"/>
+        </w:rPr>
+      </w:pPr>
+      <w:r>
+        <w:rPr>
+          <w:lang w:val="en-US"/>
+        </w:rPr>
+        <w:t xml:space="preserve">        ON ea_new.id_estado_activo_biologico = h.id_estado_nuevo</w:t>
+      </w:r>
+    </w:p>
+    <w:p>
+      <w:pPr>
+        <w:rPr>
+          <w:lang w:val="en-US"/>
+        </w:rPr>
+      </w:pPr>
+    </w:p>
+    <w:p>
+      <w:pPr>
+        <w:rPr>
+          <w:lang w:val="en-US"/>
+        </w:rPr>
+      </w:pPr>
+      <w:r>
+        <w:rPr>
+          <w:lang w:val="en-US"/>
+        </w:rPr>
+        <w:t xml:space="preserve">    UNION ALL</w:t>
+      </w:r>
+    </w:p>
+    <w:p>
+      <w:pPr>
+        <w:rPr>
+          <w:lang w:val="en-US"/>
+        </w:rPr>
+      </w:pPr>
+    </w:p>
+    <w:p>
+      <w:pPr>
+        <w:rPr>
+          <w:lang w:val="en-US"/>
+        </w:rPr>
+      </w:pPr>
+      <w:r>
+        <w:rPr>
+          <w:lang w:val="en-US"/>
+        </w:rPr>
+        <w:t xml:space="preserve">    SELECT</w:t>
+      </w:r>
+    </w:p>
+    <w:p>
+      <w:pPr>
+        <w:rPr>
+          <w:lang w:val="en-US"/>
+        </w:rPr>
+      </w:pPr>
+      <w:r>
+        <w:rPr>
+          <w:lang w:val="en-US"/>
+        </w:rPr>
+        <w:t xml:space="preserve">        COALESCE(gf.fecha_finalizacion, NOW()) AS fecha_evento,</w:t>
+      </w:r>
+    </w:p>
+    <w:p>
+      <w:pPr>
+        <w:rPr>
+          <w:lang w:val="en-US"/>
+        </w:rPr>
+      </w:pPr>
+      <w:r>
+        <w:rPr>
+          <w:lang w:val="en-US"/>
+        </w:rPr>
+        <w:t xml:space="preserve">        gf.id_activo_biologico,</w:t>
+      </w:r>
+    </w:p>
+    <w:p>
+      <w:pPr>
+        <w:rPr>
+          <w:lang w:val="en-US"/>
+        </w:rPr>
+      </w:pPr>
+      <w:r>
+        <w:rPr>
+          <w:lang w:val="en-US"/>
+        </w:rPr>
+        <w:t xml:space="preserve">        ab.indentficador AS identificador,</w:t>
+      </w:r>
+    </w:p>
+    <w:p>
+      <w:pPr>
+        <w:rPr>
+          <w:lang w:val="en-US"/>
+        </w:rPr>
+      </w:pPr>
+      <w:r>
+        <w:rPr>
+          <w:lang w:val="en-US"/>
+        </w:rPr>
+        <w:t xml:space="preserve">        'FASE_PRODUCTIVA' AS categoria,</w:t>
+      </w:r>
+    </w:p>
+    <w:p>
+      <w:pPr>
+        <w:rPr>
+          <w:lang w:val="en-US"/>
+        </w:rPr>
+      </w:pPr>
+      <w:r>
+        <w:rPr>
+          <w:lang w:val="en-US"/>
+        </w:rPr>
+        <w:t xml:space="preserve">        cp.nombre AS detalle_1,</w:t>
+      </w:r>
+    </w:p>
+    <w:p>
+      <w:pPr>
+        <w:rPr>
+          <w:lang w:val="en-US"/>
+        </w:rPr>
+      </w:pPr>
+      <w:r>
+        <w:rPr>
+          <w:lang w:val="en-US"/>
+        </w:rPr>
+        <w:t xml:space="preserve">        CASE WHEN gf.es_activa THEN 'Activa' ELSE 'Finalizada' END AS detalle_2,</w:t>
+      </w:r>
+    </w:p>
+    <w:p>
+      <w:pPr>
+        <w:rPr>
+          <w:lang w:val="en-US"/>
+        </w:rPr>
+      </w:pPr>
+      <w:r>
+        <w:rPr>
+          <w:lang w:val="en-US"/>
+        </w:rPr>
+        <w:t xml:space="preserve">        NULL AS observacion</w:t>
+      </w:r>
+    </w:p>
+    <w:p>
+      <w:pPr>
+        <w:rPr>
+          <w:lang w:val="en-US"/>
+        </w:rPr>
+      </w:pPr>
+      <w:r>
+        <w:rPr>
+          <w:lang w:val="en-US"/>
+        </w:rPr>
+        <w:t xml:space="preserve">    FROM modulo2.gestiones_fases gf</w:t>
+      </w:r>
+    </w:p>
+    <w:p>
+      <w:pPr>
+        <w:rPr>
+          <w:lang w:val="en-US"/>
+        </w:rPr>
+      </w:pPr>
+      <w:r>
+        <w:rPr>
+          <w:lang w:val="en-US"/>
+        </w:rPr>
+        <w:t xml:space="preserve">    JOIN modulo2.activos_biologicos ab</w:t>
+      </w:r>
+    </w:p>
+    <w:p>
+      <w:pPr>
+        <w:rPr>
+          <w:lang w:val="en-US"/>
+        </w:rPr>
+      </w:pPr>
+      <w:r>
+        <w:rPr>
+          <w:lang w:val="en-US"/>
+        </w:rPr>
+        <w:t xml:space="preserve">        ON ab.id_activo_biologico = gf.id_activo_biologico</w:t>
+      </w:r>
+    </w:p>
+    <w:p>
+      <w:pPr>
+        <w:rPr>
+          <w:lang w:val="en-US"/>
+        </w:rPr>
+      </w:pPr>
+      <w:r>
+        <w:rPr>
+          <w:lang w:val="en-US"/>
+        </w:rPr>
+        <w:t xml:space="preserve">    JOIN modulo9.ciclos_productivos cp</w:t>
+      </w:r>
+    </w:p>
+    <w:p>
+      <w:pPr>
+        <w:rPr>
+          <w:lang w:val="en-US"/>
+        </w:rPr>
+      </w:pPr>
+      <w:r>
+        <w:rPr>
+          <w:lang w:val="en-US"/>
+        </w:rPr>
+        <w:t xml:space="preserve">        ON cp.id_ciclo_productivo = gf.id_ciclo_productiva</w:t>
+      </w:r>
+    </w:p>
+    <w:p>
+      <w:pPr>
+        <w:rPr>
+          <w:lang w:val="en-US"/>
+        </w:rPr>
+      </w:pPr>
+    </w:p>
+    <w:p>
+      <w:pPr>
+        <w:rPr>
+          <w:lang w:val="en-US"/>
+        </w:rPr>
+      </w:pPr>
+      <w:r>
+        <w:rPr>
+          <w:lang w:val="en-US"/>
+        </w:rPr>
+        <w:t xml:space="preserve">    UNION ALL</w:t>
+      </w:r>
+    </w:p>
+    <w:p>
+      <w:pPr>
+        <w:rPr>
+          <w:lang w:val="en-US"/>
+        </w:rPr>
+      </w:pPr>
+    </w:p>
+    <w:p>
+      <w:pPr>
+        <w:rPr>
+          <w:lang w:val="en-US"/>
+        </w:rPr>
+      </w:pPr>
+      <w:r>
+        <w:rPr>
+          <w:lang w:val="en-US"/>
+        </w:rPr>
+        <w:t xml:space="preserve">    SELECT</w:t>
+      </w:r>
+    </w:p>
+    <w:p>
+      <w:pPr>
+        <w:rPr>
+          <w:lang w:val="en-US"/>
+        </w:rPr>
+      </w:pPr>
+      <w:r>
+        <w:rPr>
+          <w:lang w:val="en-US"/>
+        </w:rPr>
+        <w:t xml:space="preserve">        ea.fecha AS fecha_evento,</w:t>
+      </w:r>
+    </w:p>
+    <w:p>
+      <w:pPr>
+        <w:rPr>
+          <w:lang w:val="en-US"/>
+        </w:rPr>
+      </w:pPr>
+      <w:r>
+        <w:rPr>
+          <w:lang w:val="en-US"/>
+        </w:rPr>
+        <w:t xml:space="preserve">        ea.id_activo_biologico,</w:t>
+      </w:r>
+    </w:p>
+    <w:p>
+      <w:pPr>
+        <w:rPr>
+          <w:lang w:val="en-US"/>
+        </w:rPr>
+      </w:pPr>
+      <w:r>
+        <w:rPr>
+          <w:lang w:val="en-US"/>
+        </w:rPr>
+        <w:lastRenderedPageBreak/>
+        <w:t xml:space="preserve">        ab.indentficador AS identificador,</w:t>
+      </w:r>
+    </w:p>
+    <w:p>
+      <w:pPr>
+        <w:rPr>
+          <w:lang w:val="en-US"/>
+        </w:rPr>
+      </w:pPr>
+      <w:r>
+        <w:rPr>
+          <w:lang w:val="en-US"/>
+        </w:rPr>
+        <w:t xml:space="preserve">        'SANITARIO' AS categoria,</w:t>
+      </w:r>
+    </w:p>
+    <w:p>
+      <w:pPr>
+        <w:rPr>
+          <w:lang w:val="en-US"/>
+        </w:rPr>
+      </w:pPr>
+      <w:r>
+        <w:rPr>
+          <w:lang w:val="en-US"/>
+        </w:rPr>
+        <w:t xml:space="preserve">        es.diagnostico AS detalle_1,</w:t>
+      </w:r>
+    </w:p>
+    <w:p>
+      <w:pPr>
+        <w:rPr>
+          <w:lang w:val="en-US"/>
+        </w:rPr>
+      </w:pPr>
+      <w:r>
+        <w:rPr>
+          <w:lang w:val="en-US"/>
+        </w:rPr>
+        <w:t xml:space="preserve">        es.medicamento AS detalle_2,</w:t>
+      </w:r>
+    </w:p>
+    <w:p>
+      <w:pPr>
+        <w:rPr>
+          <w:lang w:val="en-US"/>
+        </w:rPr>
+      </w:pPr>
+      <w:r>
+        <w:rPr>
+          <w:lang w:val="en-US"/>
+        </w:rPr>
+        <w:t xml:space="preserve">        ea.descripcion AS observacion</w:t>
+      </w:r>
+    </w:p>
+    <w:p>
+      <w:pPr>
+        <w:rPr>
+          <w:lang w:val="en-US"/>
+        </w:rPr>
+      </w:pPr>
+      <w:r>
+        <w:rPr>
+          <w:lang w:val="en-US"/>
+        </w:rPr>
+        <w:t xml:space="preserve">    FROM modulo2.eventos_activos ea</w:t>
+      </w:r>
+    </w:p>
+    <w:p>
+      <w:pPr>
+        <w:rPr>
+          <w:lang w:val="en-US"/>
+        </w:rPr>
+      </w:pPr>
+      <w:r>
+        <w:rPr>
+          <w:lang w:val="en-US"/>
+        </w:rPr>
+        <w:t xml:space="preserve">    JOIN modulo2.activos_biologicos ab</w:t>
+      </w:r>
+    </w:p>
+    <w:p>
+      <w:pPr>
+        <w:rPr>
+          <w:lang w:val="en-US"/>
+        </w:rPr>
+      </w:pPr>
+      <w:r>
+        <w:rPr>
+          <w:lang w:val="en-US"/>
+        </w:rPr>
+        <w:t xml:space="preserve">        ON ab.id_activo_biologico = ea.id_activo_biologico</w:t>
+      </w:r>
+    </w:p>
+    <w:p>
+      <w:pPr>
+        <w:rPr>
+          <w:lang w:val="en-US"/>
+        </w:rPr>
+      </w:pPr>
+      <w:r>
+        <w:rPr>
+          <w:lang w:val="en-US"/>
+        </w:rPr>
+        <w:t xml:space="preserve">    JOIN modulo2.eventos_sanitarios es</w:t>
+      </w:r>
+    </w:p>
+    <w:p>
+      <w:pPr>
+        <w:rPr>
+          <w:lang w:val="en-US"/>
+        </w:rPr>
+      </w:pPr>
+      <w:r>
+        <w:rPr>
+          <w:lang w:val="en-US"/>
+        </w:rPr>
+        <w:t xml:space="preserve">        ON es.id_evento = ea.id_eventos</w:t>
+      </w:r>
+    </w:p>
+    <w:p>
+      <w:pPr>
+        <w:rPr>
+          <w:lang w:val="en-US"/>
+        </w:rPr>
+      </w:pPr>
+    </w:p>
+    <w:p>
+      <w:pPr>
+        <w:rPr>
+          <w:lang w:val="en-US"/>
+        </w:rPr>
+      </w:pPr>
+      <w:r>
+        <w:rPr>
+          <w:lang w:val="en-US"/>
+        </w:rPr>
+        <w:t xml:space="preserve">    UNION ALL</w:t>
+      </w:r>
+    </w:p>
+    <w:p>
+      <w:pPr>
+        <w:rPr>
+          <w:lang w:val="en-US"/>
+        </w:rPr>
+      </w:pPr>
+    </w:p>
+    <w:p>
+      <w:pPr>
+        <w:rPr>
+          <w:lang w:val="en-US"/>
+        </w:rPr>
+      </w:pPr>
+      <w:r>
+        <w:rPr>
+          <w:lang w:val="en-US"/>
+        </w:rPr>
+        <w:t xml:space="preserve">    SELECT</w:t>
+      </w:r>
+    </w:p>
+    <w:p>
+      <w:pPr>
+        <w:rPr>
+          <w:lang w:val="en-US"/>
+        </w:rPr>
+      </w:pPr>
+      <w:r>
+        <w:rPr>
+          <w:lang w:val="en-US"/>
+        </w:rPr>
+        <w:t xml:space="preserve">        ea.fecha AS fecha_evento,</w:t>
+      </w:r>
+    </w:p>
+    <w:p>
+      <w:pPr>
+        <w:rPr>
+          <w:lang w:val="en-US"/>
+        </w:rPr>
+      </w:pPr>
+      <w:r>
+        <w:rPr>
+          <w:lang w:val="en-US"/>
+        </w:rPr>
+        <w:t xml:space="preserve">        ea.id_activo_biologico,</w:t>
+      </w:r>
+    </w:p>
+    <w:p>
+      <w:pPr>
+        <w:rPr>
+          <w:lang w:val="en-US"/>
+        </w:rPr>
+      </w:pPr>
+      <w:r>
+        <w:rPr>
+          <w:lang w:val="en-US"/>
+        </w:rPr>
+        <w:t xml:space="preserve">        ab.indentficador AS identificador,</w:t>
+      </w:r>
+    </w:p>
+    <w:p>
+      <w:pPr>
+        <w:rPr>
+          <w:lang w:val="en-US"/>
+        </w:rPr>
+      </w:pPr>
+      <w:r>
+        <w:rPr>
+          <w:lang w:val="en-US"/>
+        </w:rPr>
+        <w:t xml:space="preserve">        'CRECIMIENTO' AS categoria,</w:t>
+      </w:r>
+    </w:p>
+    <w:p>
+      <w:pPr>
+        <w:rPr>
+          <w:lang w:val="en-US"/>
+        </w:rPr>
+      </w:pPr>
+      <w:r>
+        <w:rPr>
+          <w:lang w:val="en-US"/>
+        </w:rPr>
+        <w:t xml:space="preserve">        ec.tipo_medicion AS detalle_1,</w:t>
+      </w:r>
+    </w:p>
+    <w:p>
+      <w:pPr>
+        <w:rPr>
+          <w:lang w:val="en-US"/>
+        </w:rPr>
+      </w:pPr>
+      <w:r>
+        <w:rPr>
+          <w:lang w:val="en-US"/>
+        </w:rPr>
+        <w:t xml:space="preserve">        (ec.valor_medicion || ' ' || ec.unidad_medida) AS detalle_2,</w:t>
+      </w:r>
+    </w:p>
+    <w:p>
+      <w:pPr>
+        <w:rPr>
+          <w:lang w:val="en-US"/>
+        </w:rPr>
+      </w:pPr>
+      <w:r>
+        <w:rPr>
+          <w:lang w:val="en-US"/>
+        </w:rPr>
+        <w:t xml:space="preserve">        ea.descripcion AS observacion</w:t>
+      </w:r>
+    </w:p>
+    <w:p>
+      <w:pPr>
+        <w:rPr>
+          <w:lang w:val="en-US"/>
+        </w:rPr>
+      </w:pPr>
+      <w:r>
+        <w:rPr>
+          <w:lang w:val="en-US"/>
+        </w:rPr>
+        <w:t xml:space="preserve">    FROM modulo2.eventos_activos ea</w:t>
+      </w:r>
+    </w:p>
+    <w:p>
+      <w:pPr>
+        <w:rPr>
+          <w:lang w:val="en-US"/>
+        </w:rPr>
+      </w:pPr>
+      <w:r>
+        <w:rPr>
+          <w:lang w:val="en-US"/>
+        </w:rPr>
+        <w:t xml:space="preserve">    JOIN modulo2.activos_biologicos ab</w:t>
+      </w:r>
+    </w:p>
+    <w:p>
+      <w:pPr>
+        <w:rPr>
+          <w:lang w:val="en-US"/>
+        </w:rPr>
+      </w:pPr>
+      <w:r>
+        <w:rPr>
+          <w:lang w:val="en-US"/>
+        </w:rPr>
+        <w:t xml:space="preserve">        ON ab.id_activo_biologico = ea.id_activo_biologico</w:t>
+      </w:r>
+    </w:p>
+    <w:p>
+      <w:pPr>
+        <w:rPr>
+          <w:lang w:val="en-US"/>
+        </w:rPr>
+      </w:pPr>
+      <w:r>
+        <w:rPr>
+          <w:lang w:val="en-US"/>
+        </w:rPr>
+        <w:t xml:space="preserve">    JOIN modulo2.eventos_crecimeinto ec</w:t>
+      </w:r>
+    </w:p>
+    <w:p>
+      <w:pPr>
+        <w:rPr>
+          <w:lang w:val="en-US"/>
+        </w:rPr>
+      </w:pPr>
+      <w:r>
+        <w:rPr>
+          <w:lang w:val="en-US"/>
+        </w:rPr>
+        <w:t xml:space="preserve">        ON ec.id_evento = ea.id_eventos</w:t>
+      </w:r>
+    </w:p>
+    <w:p>
+      <w:pPr>
+        <w:rPr>
+          <w:lang w:val="en-US"/>
+        </w:rPr>
+      </w:pPr>
+    </w:p>
+    <w:p>
+      <w:pPr>
+        <w:rPr>
+          <w:lang w:val="en-US"/>
+        </w:rPr>
+      </w:pPr>
+      <w:r>
+        <w:rPr>
+          <w:lang w:val="en-US"/>
+        </w:rPr>
+        <w:t xml:space="preserve">    UNION ALL</w:t>
+      </w:r>
+    </w:p>
+    <w:p>
+      <w:pPr>
+        <w:rPr>
+          <w:lang w:val="en-US"/>
+        </w:rPr>
+      </w:pPr>
+    </w:p>
+    <w:p>
+      <w:pPr>
+        <w:rPr>
+          <w:lang w:val="en-US"/>
+        </w:rPr>
+      </w:pPr>
+      <w:r>
+        <w:rPr>
+          <w:lang w:val="en-US"/>
+        </w:rPr>
+        <w:t xml:space="preserve">    SELECT</w:t>
+      </w:r>
+    </w:p>
+    <w:p>
+      <w:pPr>
+        <w:rPr>
+          <w:lang w:val="en-US"/>
+        </w:rPr>
+      </w:pPr>
+      <w:r>
+        <w:rPr>
+          <w:lang w:val="en-US"/>
+        </w:rPr>
+        <w:t xml:space="preserve">        ea.fecha AS fecha_evento,</w:t>
+      </w:r>
+    </w:p>
+    <w:p>
+      <w:pPr>
+        <w:rPr>
+          <w:lang w:val="en-US"/>
+        </w:rPr>
+      </w:pPr>
+      <w:r>
+        <w:rPr>
+          <w:lang w:val="en-US"/>
+        </w:rPr>
+        <w:t xml:space="preserve">        ea.id_activo_biologico,</w:t>
+      </w:r>
+    </w:p>
+    <w:p>
+      <w:pPr>
+        <w:rPr>
+          <w:lang w:val="en-US"/>
+        </w:rPr>
+      </w:pPr>
+      <w:r>
+        <w:rPr>
+          <w:lang w:val="en-US"/>
+        </w:rPr>
+        <w:t xml:space="preserve">        ab.indentficador AS identificador,</w:t>
+      </w:r>
+    </w:p>
+    <w:p>
+      <w:pPr>
+        <w:rPr>
+          <w:lang w:val="en-US"/>
+        </w:rPr>
+      </w:pPr>
+      <w:r>
+        <w:rPr>
+          <w:lang w:val="en-US"/>
+        </w:rPr>
+        <w:t xml:space="preserve">        'PRODUCTIVO' AS categoria,</w:t>
+      </w:r>
+    </w:p>
+    <w:p>
+      <w:pPr>
+        <w:rPr>
+          <w:lang w:val="en-US"/>
+        </w:rPr>
+      </w:pPr>
+      <w:r>
+        <w:rPr>
+          <w:lang w:val="en-US"/>
+        </w:rPr>
+        <w:t xml:space="preserve">        ep.id_metrica_produccion::text AS detalle_1,</w:t>
+      </w:r>
+    </w:p>
+    <w:p>
+      <w:pPr>
+        <w:rPr>
+          <w:lang w:val="en-US"/>
+        </w:rPr>
+      </w:pPr>
+      <w:r>
+        <w:rPr>
+          <w:lang w:val="en-US"/>
+        </w:rPr>
+        <w:t xml:space="preserve">        ep.cantidad::text AS detalle_2,</w:t>
+      </w:r>
+    </w:p>
+    <w:p>
+      <w:pPr>
+        <w:rPr>
+          <w:lang w:val="en-US"/>
+        </w:rPr>
+      </w:pPr>
+      <w:r>
+        <w:rPr>
+          <w:lang w:val="en-US"/>
+        </w:rPr>
+        <w:t xml:space="preserve">        ea.descripcion AS observacion</w:t>
+      </w:r>
+    </w:p>
+    <w:p>
+      <w:pPr>
+        <w:rPr>
+          <w:lang w:val="en-US"/>
+        </w:rPr>
+      </w:pPr>
+      <w:r>
+        <w:rPr>
+          <w:lang w:val="en-US"/>
+        </w:rPr>
+        <w:t xml:space="preserve">    FROM modulo2.eventos_activos ea</w:t>
+      </w:r>
+    </w:p>
+    <w:p>
+      <w:pPr>
+        <w:rPr>
+          <w:lang w:val="en-US"/>
+        </w:rPr>
+      </w:pPr>
+      <w:r>
+        <w:rPr>
+          <w:lang w:val="en-US"/>
+        </w:rPr>
+        <w:t xml:space="preserve">    JOIN modulo2.activos_biologicos ab</w:t>
+      </w:r>
+    </w:p>
+    <w:p>
+      <w:pPr>
+        <w:rPr>
+          <w:lang w:val="en-US"/>
+        </w:rPr>
+      </w:pPr>
+      <w:r>
+        <w:rPr>
+          <w:lang w:val="en-US"/>
+        </w:rPr>
+        <w:t xml:space="preserve">        ON ab.id_activo_biologico = ea.id_activo_biologico</w:t>
+      </w:r>
+    </w:p>
+    <w:p>
+      <w:pPr>
+        <w:rPr>
+          <w:lang w:val="en-US"/>
+        </w:rPr>
+      </w:pPr>
+      <w:r>
+        <w:rPr>
+          <w:lang w:val="en-US"/>
+        </w:rPr>
+        <w:t xml:space="preserve">    JOIN modulo2.eventos_productivos ep</w:t>
+      </w:r>
+    </w:p>
+    <w:p>
+      <w:pPr>
+        <w:rPr>
+          <w:lang w:val="en-US"/>
+        </w:rPr>
+      </w:pPr>
+      <w:r>
+        <w:rPr>
+          <w:lang w:val="en-US"/>
+        </w:rPr>
+        <w:t xml:space="preserve">        ON ep.id_evento = ea.id_eventos</w:t>
+      </w:r>
+    </w:p>
+    <w:p>
+      <w:pPr>
+        <w:rPr>
+          <w:lang w:val="en-US"/>
+        </w:rPr>
+      </w:pPr>
+    </w:p>
+    <w:p>
+      <w:pPr>
+        <w:rPr>
+          <w:lang w:val="en-US"/>
+        </w:rPr>
+      </w:pPr>
+      <w:r>
+        <w:rPr>
+          <w:lang w:val="en-US"/>
+        </w:rPr>
+        <w:t xml:space="preserve">    UNION ALL</w:t>
+      </w:r>
+    </w:p>
+    <w:p>
+      <w:pPr>
+        <w:rPr>
+          <w:lang w:val="en-US"/>
+        </w:rPr>
+      </w:pPr>
+    </w:p>
+    <w:p>
+      <w:pPr>
+        <w:rPr>
+          <w:lang w:val="en-US"/>
+        </w:rPr>
+      </w:pPr>
+      <w:r>
+        <w:rPr>
+          <w:lang w:val="en-US"/>
+        </w:rPr>
+        <w:t xml:space="preserve">    SELECT</w:t>
+      </w:r>
+    </w:p>
+    <w:p>
+      <w:pPr>
+        <w:rPr>
+          <w:lang w:val="en-US"/>
+        </w:rPr>
+      </w:pPr>
+      <w:r>
+        <w:rPr>
+          <w:lang w:val="en-US"/>
+        </w:rPr>
+        <w:t xml:space="preserve">        ea.fecha AS fecha_evento,</w:t>
+      </w:r>
+    </w:p>
+    <w:p>
+      <w:pPr>
+        <w:rPr>
+          <w:lang w:val="en-US"/>
+        </w:rPr>
+      </w:pPr>
+      <w:r>
+        <w:rPr>
+          <w:lang w:val="en-US"/>
+        </w:rPr>
+        <w:t xml:space="preserve">        ea.id_activo_biologico,</w:t>
+      </w:r>
+    </w:p>
+    <w:p>
+      <w:pPr>
+        <w:rPr>
+          <w:lang w:val="en-US"/>
+        </w:rPr>
+      </w:pPr>
+      <w:r>
+        <w:rPr>
+          <w:lang w:val="en-US"/>
+        </w:rPr>
+        <w:t xml:space="preserve">        ab.indentficador AS identificador,</w:t>
+      </w:r>
+    </w:p>
+    <w:p>
+      <w:pPr>
+        <w:rPr>
+          <w:lang w:val="en-US"/>
+        </w:rPr>
+      </w:pPr>
+      <w:r>
+        <w:rPr>
+          <w:lang w:val="en-US"/>
+        </w:rPr>
+        <w:t xml:space="preserve">        'REPRODUCTIVO' AS categoria,</w:t>
+      </w:r>
+    </w:p>
+    <w:p>
+      <w:pPr>
+        <w:rPr>
+          <w:lang w:val="en-US"/>
+        </w:rPr>
+      </w:pPr>
+      <w:r>
+        <w:rPr>
+          <w:lang w:val="en-US"/>
+        </w:rPr>
+        <w:t xml:space="preserve">        er.categoria::text AS detalle_1,</w:t>
+      </w:r>
+    </w:p>
+    <w:p>
+      <w:pPr>
+        <w:rPr>
+          <w:lang w:val="en-US"/>
+        </w:rPr>
+      </w:pPr>
+      <w:r>
+        <w:rPr>
+          <w:lang w:val="en-US"/>
+        </w:rPr>
+        <w:t xml:space="preserve">        er.resultado AS detalle_2,</w:t>
+      </w:r>
+    </w:p>
+    <w:p>
+      <w:pPr>
+        <w:rPr>
+          <w:lang w:val="en-US"/>
+        </w:rPr>
+      </w:pPr>
+      <w:r>
+        <w:rPr>
+          <w:lang w:val="en-US"/>
+        </w:rPr>
+        <w:lastRenderedPageBreak/>
+        <w:t xml:space="preserve">        ea.descripcion AS observacion</w:t>
+      </w:r>
+    </w:p>
+    <w:p>
+      <w:pPr>
+        <w:rPr>
+          <w:lang w:val="en-US"/>
+        </w:rPr>
+      </w:pPr>
+      <w:r>
+        <w:rPr>
+          <w:lang w:val="en-US"/>
+        </w:rPr>
+        <w:t xml:space="preserve">    FROM modulo2.eventos_activos ea</w:t>
+      </w:r>
+    </w:p>
+    <w:p>
+      <w:pPr>
+        <w:rPr>
+          <w:lang w:val="en-US"/>
+        </w:rPr>
+      </w:pPr>
+      <w:r>
+        <w:rPr>
+          <w:lang w:val="en-US"/>
+        </w:rPr>
+        <w:t xml:space="preserve">    JOIN modulo2.activos_biologicos ab</w:t>
+      </w:r>
+    </w:p>
+    <w:p>
+      <w:pPr>
+        <w:rPr>
+          <w:lang w:val="en-US"/>
+        </w:rPr>
+      </w:pPr>
+      <w:r>
+        <w:rPr>
+          <w:lang w:val="en-US"/>
+        </w:rPr>
+        <w:t xml:space="preserve">        ON ab.id_activo_biologico = ea.id_activo_biologico</w:t>
+      </w:r>
+    </w:p>
+    <w:p>
+      <w:pPr>
+        <w:rPr>
+          <w:lang w:val="en-US"/>
+        </w:rPr>
+      </w:pPr>
+      <w:r>
+        <w:rPr>
+          <w:lang w:val="en-US"/>
+        </w:rPr>
+        <w:t xml:space="preserve">    JOIN modulo2.eventos_reproductivos er</w:t>
+      </w:r>
+    </w:p>
+    <w:p>
+      <w:pPr>
+        <w:rPr>
+          <w:lang w:val="en-US"/>
+        </w:rPr>
+      </w:pPr>
+      <w:r>
+        <w:rPr>
+          <w:lang w:val="en-US"/>
+        </w:rPr>
+        <w:t xml:space="preserve">        ON er.id_evento_reproductivo = ea.id_eventos</w:t>
+      </w:r>
+    </w:p>
+    <w:p>
+      <w:pPr>
+        <w:rPr>
+          <w:lang w:val="en-US"/>
+        </w:rPr>
+      </w:pPr>
+    </w:p>
+    <w:p>
+      <w:pPr>
+        <w:rPr>
+          <w:lang w:val="en-US"/>
+        </w:rPr>
+      </w:pPr>
+      <w:r>
+        <w:rPr>
+          <w:lang w:val="en-US"/>
+        </w:rPr>
+        <w:t xml:space="preserve">    UNION ALL</w:t>
+      </w:r>
+    </w:p>
+    <w:p>
+      <w:pPr>
+        <w:rPr>
+          <w:lang w:val="en-US"/>
+        </w:rPr>
+      </w:pPr>
+    </w:p>
+    <w:p>
+      <w:pPr>
+        <w:rPr>
+          <w:lang w:val="en-US"/>
+        </w:rPr>
+      </w:pPr>
+      <w:r>
+        <w:rPr>
+          <w:lang w:val="en-US"/>
+        </w:rPr>
+        <w:t xml:space="preserve">    SELECT</w:t>
+      </w:r>
+    </w:p>
+    <w:p>
+      <w:pPr>
+        <w:rPr>
+          <w:lang w:val="en-US"/>
+        </w:rPr>
+      </w:pPr>
+      <w:r>
+        <w:rPr>
+          <w:lang w:val="en-US"/>
+        </w:rPr>
+        <w:t xml:space="preserve">        ea.fecha AS fecha_evento,</w:t>
+      </w:r>
+    </w:p>
+    <w:p>
+      <w:pPr>
+        <w:rPr>
+          <w:lang w:val="en-US"/>
+        </w:rPr>
+      </w:pPr>
+      <w:r>
+        <w:rPr>
+          <w:lang w:val="en-US"/>
+        </w:rPr>
+        <w:t xml:space="preserve">        ea.id_activo_biologico,</w:t>
+      </w:r>
+    </w:p>
+    <w:p>
+      <w:pPr>
+        <w:rPr>
+          <w:lang w:val="en-US"/>
+        </w:rPr>
+      </w:pPr>
+      <w:r>
+        <w:rPr>
+          <w:lang w:val="en-US"/>
+        </w:rPr>
+        <w:t xml:space="preserve">        ab.indentficador AS identificador,</w:t>
+      </w:r>
+    </w:p>
+    <w:p>
+      <w:pPr>
+        <w:rPr>
+          <w:lang w:val="en-US"/>
+        </w:rPr>
+      </w:pPr>
+      <w:r>
+        <w:rPr>
+          <w:lang w:val="en-US"/>
+        </w:rPr>
+        <w:t xml:space="preserve">        'BAJA' AS categoria,</w:t>
+      </w:r>
+    </w:p>
+    <w:p>
+      <w:pPr>
+        <w:rPr>
+          <w:lang w:val="en-US"/>
+        </w:rPr>
+      </w:pPr>
+      <w:r>
+        <w:rPr>
+          <w:lang w:val="en-US"/>
+        </w:rPr>
+        <w:t xml:space="preserve">        eb.tipo::text AS detalle_1,</w:t>
+      </w:r>
+    </w:p>
+    <w:p>
+      <w:pPr>
+        <w:rPr>
+          <w:lang w:val="en-US"/>
+        </w:rPr>
+      </w:pPr>
+      <w:r>
+        <w:rPr>
+          <w:lang w:val="en-US"/>
+        </w:rPr>
+        <w:t xml:space="preserve">        eb.cantidad_afectada::text AS detalle_2,</w:t>
+      </w:r>
+    </w:p>
+    <w:p>
+      <w:pPr>
+        <w:rPr>
+          <w:lang w:val="en-US"/>
+        </w:rPr>
+      </w:pPr>
+      <w:r>
+        <w:rPr>
+          <w:lang w:val="en-US"/>
+        </w:rPr>
+        <w:t xml:space="preserve">        COALESCE(eb.detalles, ea.descripcion) AS observacion</w:t>
+      </w:r>
+    </w:p>
+    <w:p>
+      <w:pPr>
+        <w:rPr>
+          <w:lang w:val="en-US"/>
+        </w:rPr>
+      </w:pPr>
+      <w:r>
+        <w:rPr>
+          <w:lang w:val="en-US"/>
+        </w:rPr>
+        <w:t xml:space="preserve">    FROM modulo2.eventos_activos ea</w:t>
+      </w:r>
+    </w:p>
+    <w:p>
+      <w:pPr>
+        <w:rPr>
+          <w:lang w:val="en-US"/>
+        </w:rPr>
+      </w:pPr>
+      <w:r>
+        <w:rPr>
+          <w:lang w:val="en-US"/>
+        </w:rPr>
+        <w:t xml:space="preserve">    JOIN modulo2.activos_biologicos ab</w:t>
+      </w:r>
+    </w:p>
+    <w:p>
+      <w:pPr>
+        <w:rPr>
+          <w:lang w:val="en-US"/>
+        </w:rPr>
+      </w:pPr>
+      <w:r>
+        <w:rPr>
+          <w:lang w:val="en-US"/>
+        </w:rPr>
+        <w:t xml:space="preserve">        ON ab.id_activo_biologico = ea.id_activo_biologico</w:t>
+      </w:r>
+    </w:p>
+    <w:p>
+      <w:pPr>
+        <w:rPr>
+          <w:lang w:val="en-US"/>
+        </w:rPr>
+      </w:pPr>
+      <w:r>
+        <w:rPr>
+          <w:lang w:val="en-US"/>
+        </w:rPr>
+        <w:t xml:space="preserve">    JOIN modulo2.eventos_bajas eb</w:t>
+      </w:r>
+    </w:p>
+    <w:p>
+      <w:pPr>
+        <w:rPr>
+          <w:lang w:val="en-US"/>
+        </w:rPr>
+      </w:pPr>
+      <w:r>
+        <w:rPr>
+          <w:lang w:val="en-US"/>
+        </w:rPr>
+        <w:t xml:space="preserve">        ON eb.id_evento = ea.id_eventos</w:t>
+      </w:r>
+    </w:p>
+    <w:p>
+      <w:pPr>
+        <w:rPr>
+          <w:lang w:val="en-US"/>
+        </w:rPr>
+      </w:pPr>
+      <w:r>
+        <w:rPr>
+          <w:lang w:val="en-US"/>
+        </w:rPr>
+        <w:t>) h</w:t>
+      </w:r>
+    </w:p>
+    <w:p>
+      <w:pPr>
+        <w:rPr>
+          <w:lang w:val="en-US"/>
+        </w:rPr>
+      </w:pPr>
+      <w:r>
+        <w:rPr>
+          <w:lang w:val="en-US"/>
+        </w:rPr>
+        <w:t>ORDER BY fecha_evento DESC, id_activo_biologico;</w:t>
+      </w:r>
+    </w:p>
+    <w:p>
+      <w:pPr>
+        <w:rPr>
+          <w:lang w:val="en-US"/>
+        </w:rPr>
+      </w:pPr>
+    </w:p>
+    <w:p>
+      <w:pPr>
+        <w:rPr>
+          <w:lang w:val="en-US"/>
+        </w:rPr>
+      </w:pPr>
+      <w:r>
+        <w:rPr>
+          <w:lang w:val="en-US"/>
+        </w:rPr>
+        <w:t>--Auditoría de ficha integral, global</w:t>
+      </w:r>
+    </w:p>
+    <w:p>
+      <w:pPr>
+        <w:rPr>
+          <w:lang w:val="en-US"/>
+        </w:rPr>
+      </w:pPr>
+      <w:r>
+        <w:rPr>
+          <w:lang w:val="en-US"/>
+        </w:rPr>
+        <w:lastRenderedPageBreak/>
+        <w:t>SELECT</w:t>
+      </w:r>
+    </w:p>
+    <w:p>
+      <w:pPr>
+        <w:rPr>
+          <w:lang w:val="en-US"/>
+        </w:rPr>
+      </w:pPr>
+      <w:r>
+        <w:rPr>
+          <w:lang w:val="en-US"/>
+        </w:rPr>
+        <w:t xml:space="preserve">    ab.id_activo_biologico,</w:t>
+      </w:r>
+    </w:p>
+    <w:p>
+      <w:pPr>
+        <w:rPr>
+          <w:lang w:val="en-US"/>
+        </w:rPr>
+      </w:pPr>
+      <w:r>
+        <w:rPr>
+          <w:lang w:val="en-US"/>
+        </w:rPr>
+        <w:t xml:space="preserve">    ab.indentficador AS codigo,</w:t>
+      </w:r>
+    </w:p>
+    <w:p>
+      <w:pPr>
+        <w:rPr>
+          <w:lang w:val="en-US"/>
+        </w:rPr>
+      </w:pPr>
+      <w:r>
+        <w:rPr>
+          <w:lang w:val="en-US"/>
+        </w:rPr>
+        <w:t xml:space="preserve">    ab.tipo,</w:t>
+      </w:r>
+    </w:p>
+    <w:p>
+      <w:pPr>
+        <w:rPr>
+          <w:lang w:val="en-US"/>
+        </w:rPr>
+      </w:pPr>
+      <w:r>
+        <w:rPr>
+          <w:lang w:val="en-US"/>
+        </w:rPr>
+        <w:t xml:space="preserve">    e.nombre AS especie,</w:t>
+      </w:r>
+    </w:p>
+    <w:p>
+      <w:pPr>
+        <w:rPr>
+          <w:lang w:val="en-US"/>
+        </w:rPr>
+      </w:pPr>
+      <w:r>
+        <w:rPr>
+          <w:lang w:val="en-US"/>
+        </w:rPr>
+        <w:t xml:space="preserve">    ab.fecha_creacion::date AS fecha_registro,</w:t>
+      </w:r>
+    </w:p>
+    <w:p>
+      <w:pPr>
+        <w:rPr>
+          <w:lang w:val="en-US"/>
+        </w:rPr>
+      </w:pPr>
+      <w:r>
+        <w:rPr>
+          <w:lang w:val="en-US"/>
+        </w:rPr>
+        <w:t xml:space="preserve">    (CURRENT_DATE - ab.fecha_creacion::date) AS dias_en_sistema,</w:t>
+      </w:r>
+    </w:p>
+    <w:p>
+      <w:pPr>
+        <w:rPr>
+          <w:lang w:val="en-US"/>
+        </w:rPr>
+      </w:pPr>
+      <w:r>
+        <w:rPr>
+          <w:lang w:val="en-US"/>
+        </w:rPr>
+        <w:t xml:space="preserve">    est.nombre AS estado_actual,</w:t>
+      </w:r>
+    </w:p>
+    <w:p>
+      <w:pPr>
+        <w:rPr>
+          <w:lang w:val="en-US"/>
+        </w:rPr>
+      </w:pPr>
+      <w:r>
+        <w:rPr>
+          <w:lang w:val="en-US"/>
+        </w:rPr>
+        <w:t xml:space="preserve">    i.nombre AS infraestructura_asociada,</w:t>
+      </w:r>
+    </w:p>
+    <w:p>
+      <w:pPr>
+        <w:rPr>
+          <w:lang w:val="en-US"/>
+        </w:rPr>
+      </w:pPr>
+      <w:r>
+        <w:rPr>
+          <w:lang w:val="en-US"/>
+        </w:rPr>
+        <w:t xml:space="preserve">    cp.nombre AS fase_productiva_activa,</w:t>
+      </w:r>
+    </w:p>
+    <w:p>
+      <w:pPr>
+        <w:rPr>
+          <w:lang w:val="en-US"/>
+        </w:rPr>
+      </w:pPr>
+      <w:r>
+        <w:rPr>
+          <w:lang w:val="en-US"/>
+        </w:rPr>
+        <w:t xml:space="preserve">    di.raza,</w:t>
+      </w:r>
+    </w:p>
+    <w:p>
+      <w:pPr>
+        <w:rPr>
+          <w:lang w:val="en-US"/>
+        </w:rPr>
+      </w:pPr>
+      <w:r>
+        <w:rPr>
+          <w:lang w:val="en-US"/>
+        </w:rPr>
+        <w:t xml:space="preserve">    di.sexo,</w:t>
+      </w:r>
+    </w:p>
+    <w:p>
+      <w:pPr>
+        <w:rPr>
+          <w:lang w:val="en-US"/>
+        </w:rPr>
+      </w:pPr>
+      <w:r>
+        <w:rPr>
+          <w:lang w:val="en-US"/>
+        </w:rPr>
+        <w:t xml:space="preserve">    di.fecha_nacimeinto::date AS fecha_nacimiento,</w:t>
+      </w:r>
+    </w:p>
+    <w:p>
+      <w:pPr>
+        <w:rPr>
+          <w:lang w:val="en-US"/>
+        </w:rPr>
+      </w:pPr>
+      <w:r>
+        <w:rPr>
+          <w:lang w:val="en-US"/>
+        </w:rPr>
+        <w:t xml:space="preserve">    COALESCE(ult_peso.valor_medicion, di.peso_inicial, dp.peso_promedio) AS peso_actual,</w:t>
+      </w:r>
+    </w:p>
+    <w:p>
+      <w:pPr>
+        <w:rPr>
+          <w:lang w:val="en-US"/>
+        </w:rPr>
+      </w:pPr>
+      <w:r>
+        <w:rPr>
+          <w:lang w:val="en-US"/>
+        </w:rPr>
+        <w:t xml:space="preserve">    COALESCE(ult_peso.unidad_medida, 'kg') AS unidad_peso,</w:t>
+      </w:r>
+    </w:p>
+    <w:p>
+      <w:pPr>
+        <w:rPr>
+          <w:lang w:val="en-US"/>
+        </w:rPr>
+      </w:pPr>
+      <w:r>
+        <w:rPr>
+          <w:lang w:val="en-US"/>
+        </w:rPr>
+        <w:t xml:space="preserve">    ult_peso.fecha::date AS fecha_ultimo_peso,</w:t>
+      </w:r>
+    </w:p>
+    <w:p>
+      <w:pPr>
+        <w:rPr>
+          <w:lang w:val="en-US"/>
+        </w:rPr>
+      </w:pPr>
+      <w:r>
+        <w:rPr>
+          <w:lang w:val="en-US"/>
+        </w:rPr>
+        <w:t xml:space="preserve">    dp.cantidad_actual,</w:t>
+      </w:r>
+    </w:p>
+    <w:p>
+      <w:pPr>
+        <w:rPr>
+          <w:lang w:val="en-US"/>
+        </w:rPr>
+      </w:pPr>
+      <w:r>
+        <w:rPr>
+          <w:lang w:val="en-US"/>
+        </w:rPr>
+        <w:t xml:space="preserve">    dp.biomasa_total</w:t>
+      </w:r>
+    </w:p>
+    <w:p>
+      <w:pPr>
+        <w:rPr>
+          <w:lang w:val="en-US"/>
+        </w:rPr>
+      </w:pPr>
+      <w:r>
+        <w:rPr>
+          <w:lang w:val="en-US"/>
+        </w:rPr>
+        <w:t>FROM modulo2.activos_biologicos ab</w:t>
+      </w:r>
+    </w:p>
+    <w:p>
+      <w:pPr>
+        <w:rPr>
+          <w:lang w:val="en-US"/>
+        </w:rPr>
+      </w:pPr>
+      <w:r>
+        <w:rPr>
+          <w:lang w:val="en-US"/>
+        </w:rPr>
+        <w:t>JOIN modulo9.especies e</w:t>
+      </w:r>
+    </w:p>
+    <w:p>
+      <w:pPr>
+        <w:rPr>
+          <w:lang w:val="en-US"/>
+        </w:rPr>
+      </w:pPr>
+      <w:r>
+        <w:rPr>
+          <w:lang w:val="en-US"/>
+        </w:rPr>
+        <w:t xml:space="preserve">    ON e.id_especie = ab.id_especie</w:t>
+      </w:r>
+    </w:p>
+    <w:p>
+      <w:pPr>
+        <w:rPr>
+          <w:lang w:val="en-US"/>
+        </w:rPr>
+      </w:pPr>
+      <w:r>
+        <w:rPr>
+          <w:lang w:val="en-US"/>
+        </w:rPr>
+        <w:t>JOIN modulo2.estados_activos_biologicos est</w:t>
+      </w:r>
+    </w:p>
+    <w:p>
+      <w:pPr>
+        <w:rPr>
+          <w:lang w:val="en-US"/>
+        </w:rPr>
+      </w:pPr>
+      <w:r>
+        <w:rPr>
+          <w:lang w:val="en-US"/>
+        </w:rPr>
+        <w:t xml:space="preserve">    ON est.id_estado_activo_biologico = ab.id_estado</w:t>
+      </w:r>
+    </w:p>
+    <w:p>
+      <w:pPr>
+        <w:rPr>
+          <w:lang w:val="en-US"/>
+        </w:rPr>
+      </w:pPr>
+      <w:r>
+        <w:rPr>
+          <w:lang w:val="en-US"/>
+        </w:rPr>
+        <w:t>JOIN modulo9.infraestructuras i</w:t>
+      </w:r>
+    </w:p>
+    <w:p>
+      <w:pPr>
+        <w:rPr>
+          <w:lang w:val="en-US"/>
+        </w:rPr>
+      </w:pPr>
+      <w:r>
+        <w:rPr>
+          <w:lang w:val="en-US"/>
+        </w:rPr>
+        <w:t xml:space="preserve">    ON i.id_infraestructura = ab.id_infraestructura</w:t>
+      </w:r>
+    </w:p>
+    <w:p>
+      <w:pPr>
+        <w:rPr>
+          <w:lang w:val="en-US"/>
+        </w:rPr>
+      </w:pPr>
+      <w:r>
+        <w:rPr>
+          <w:lang w:val="en-US"/>
+        </w:rPr>
+        <w:lastRenderedPageBreak/>
+        <w:t>LEFT JOIN modulo2.detalles_activos_individuales di</w:t>
+      </w:r>
+    </w:p>
+    <w:p>
+      <w:pPr>
+        <w:rPr>
+          <w:lang w:val="en-US"/>
+        </w:rPr>
+      </w:pPr>
+      <w:r>
+        <w:rPr>
+          <w:lang w:val="en-US"/>
+        </w:rPr>
+        <w:t xml:space="preserve">    ON di.id_activo_biologico = ab.id_activo_biologico</w:t>
+      </w:r>
+    </w:p>
+    <w:p>
+      <w:pPr>
+        <w:rPr>
+          <w:lang w:val="en-US"/>
+        </w:rPr>
+      </w:pPr>
+      <w:r>
+        <w:rPr>
+          <w:lang w:val="en-US"/>
+        </w:rPr>
+        <w:t>LEFT JOIN modulo2.detalles_activos_biologicos_poblacionales dp</w:t>
+      </w:r>
+    </w:p>
+    <w:p>
+      <w:pPr>
+        <w:rPr>
+          <w:lang w:val="en-US"/>
+        </w:rPr>
+      </w:pPr>
+      <w:r>
+        <w:rPr>
+          <w:lang w:val="en-US"/>
+        </w:rPr>
+        <w:t xml:space="preserve">    ON dp.id_activo_biologico = ab.id_activo_biologico</w:t>
+      </w:r>
+    </w:p>
+    <w:p>
+      <w:pPr>
+        <w:rPr>
+          <w:lang w:val="en-US"/>
+        </w:rPr>
+      </w:pPr>
+      <w:r>
+        <w:rPr>
+          <w:lang w:val="en-US"/>
+        </w:rPr>
+        <w:t>LEFT JOIN LATERAL (</w:t>
+      </w:r>
+    </w:p>
+    <w:p>
+      <w:pPr>
+        <w:rPr>
+          <w:lang w:val="en-US"/>
+        </w:rPr>
+      </w:pPr>
+      <w:r>
+        <w:rPr>
+          <w:lang w:val="en-US"/>
+        </w:rPr>
+        <w:t xml:space="preserve">    SELECT cp.nombre</w:t>
+      </w:r>
+    </w:p>
+    <w:p>
+      <w:pPr>
+        <w:rPr>
+          <w:lang w:val="en-US"/>
+        </w:rPr>
+      </w:pPr>
+      <w:r>
+        <w:rPr>
+          <w:lang w:val="en-US"/>
+        </w:rPr>
+        <w:t xml:space="preserve">    FROM modulo2.gestiones_fases gf</w:t>
+      </w:r>
+    </w:p>
+    <w:p>
+      <w:pPr>
+        <w:rPr>
+          <w:lang w:val="en-US"/>
+        </w:rPr>
+      </w:pPr>
+      <w:r>
+        <w:rPr>
+          <w:lang w:val="en-US"/>
+        </w:rPr>
+        <w:t xml:space="preserve">    JOIN modulo9.ciclos_productivos cp</w:t>
+      </w:r>
+    </w:p>
+    <w:p>
+      <w:pPr>
+        <w:rPr>
+          <w:lang w:val="en-US"/>
+        </w:rPr>
+      </w:pPr>
+      <w:r>
+        <w:rPr>
+          <w:lang w:val="en-US"/>
+        </w:rPr>
+        <w:t xml:space="preserve">        ON cp.id_ciclo_productivo = gf.id_ciclo_productiva</w:t>
+      </w:r>
+    </w:p>
+    <w:p>
+      <w:pPr>
+        <w:rPr>
+          <w:lang w:val="en-US"/>
+        </w:rPr>
+      </w:pPr>
+      <w:r>
+        <w:rPr>
+          <w:lang w:val="en-US"/>
+        </w:rPr>
+        <w:t xml:space="preserve">    WHERE gf.id_activo_biologico = ab.id_activo_biologico</w:t>
+      </w:r>
+    </w:p>
+    <w:p>
+      <w:pPr>
+        <w:rPr>
+          <w:lang w:val="en-US"/>
+        </w:rPr>
+      </w:pPr>
+      <w:r>
+        <w:rPr>
+          <w:lang w:val="en-US"/>
+        </w:rPr>
+        <w:t xml:space="preserve">      AND gf.es_activa = TRUE</w:t>
+      </w:r>
+    </w:p>
+    <w:p>
+      <w:pPr>
+        <w:rPr>
+          <w:lang w:val="en-US"/>
+        </w:rPr>
+      </w:pPr>
+      <w:r>
+        <w:rPr>
+          <w:lang w:val="en-US"/>
+        </w:rPr>
+        <w:t xml:space="preserve">    ORDER BY gf.id_gestion_fases DESC</w:t>
+      </w:r>
+    </w:p>
+    <w:p>
+      <w:pPr>
+        <w:rPr>
+          <w:lang w:val="en-US"/>
+        </w:rPr>
+      </w:pPr>
+      <w:r>
+        <w:rPr>
+          <w:lang w:val="en-US"/>
+        </w:rPr>
+        <w:t xml:space="preserve">    LIMIT 1</w:t>
+      </w:r>
+    </w:p>
+    <w:p>
+      <w:pPr>
+        <w:rPr>
+          <w:lang w:val="en-US"/>
+        </w:rPr>
+      </w:pPr>
+      <w:r>
+        <w:rPr>
+          <w:lang w:val="en-US"/>
+        </w:rPr>
+        <w:t>) cp ON TRUE</w:t>
+      </w:r>
+    </w:p>
+    <w:p>
+      <w:pPr>
+        <w:rPr>
+          <w:lang w:val="en-US"/>
+        </w:rPr>
+      </w:pPr>
+      <w:r>
+        <w:rPr>
+          <w:lang w:val="en-US"/>
+        </w:rPr>
+        <w:t>LEFT JOIN LATERAL (</w:t>
+      </w:r>
+    </w:p>
+    <w:p>
+      <w:pPr>
+        <w:rPr>
+          <w:lang w:val="en-US"/>
+        </w:rPr>
+      </w:pPr>
+      <w:r>
+        <w:rPr>
+          <w:lang w:val="en-US"/>
+        </w:rPr>
+        <w:t xml:space="preserve">    SELECT</w:t>
+      </w:r>
+    </w:p>
+    <w:p>
+      <w:pPr>
+        <w:rPr>
+          <w:lang w:val="en-US"/>
+        </w:rPr>
+      </w:pPr>
+      <w:r>
+        <w:rPr>
+          <w:lang w:val="en-US"/>
+        </w:rPr>
+        <w:t xml:space="preserve">        ea.fecha,</w:t>
+      </w:r>
+    </w:p>
+    <w:p>
+      <w:pPr>
+        <w:rPr>
+          <w:lang w:val="en-US"/>
+        </w:rPr>
+      </w:pPr>
+      <w:r>
+        <w:rPr>
+          <w:lang w:val="en-US"/>
+        </w:rPr>
+        <w:t xml:space="preserve">        ec.valor_medicion,</w:t>
+      </w:r>
+    </w:p>
+    <w:p>
+      <w:pPr>
+        <w:rPr>
+          <w:lang w:val="en-US"/>
+        </w:rPr>
+      </w:pPr>
+      <w:r>
+        <w:rPr>
+          <w:lang w:val="en-US"/>
+        </w:rPr>
+        <w:t xml:space="preserve">        ec.unidad_medida</w:t>
+      </w:r>
+    </w:p>
+    <w:p>
+      <w:pPr>
+        <w:rPr>
+          <w:lang w:val="en-US"/>
+        </w:rPr>
+      </w:pPr>
+      <w:r>
+        <w:rPr>
+          <w:lang w:val="en-US"/>
+        </w:rPr>
+        <w:t xml:space="preserve">    FROM modulo2.eventos_activos ea</w:t>
+      </w:r>
+    </w:p>
+    <w:p>
+      <w:pPr>
+        <w:rPr>
+          <w:lang w:val="en-US"/>
+        </w:rPr>
+      </w:pPr>
+      <w:r>
+        <w:rPr>
+          <w:lang w:val="en-US"/>
+        </w:rPr>
+        <w:t xml:space="preserve">    JOIN modulo2.eventos_crecimeinto ec</w:t>
+      </w:r>
+    </w:p>
+    <w:p>
+      <w:pPr>
+        <w:rPr>
+          <w:lang w:val="en-US"/>
+        </w:rPr>
+      </w:pPr>
+      <w:r>
+        <w:rPr>
+          <w:lang w:val="en-US"/>
+        </w:rPr>
+        <w:t xml:space="preserve">        ON ec.id_evento = ea.id_eventos</w:t>
+      </w:r>
+    </w:p>
+    <w:p>
+      <w:pPr>
+        <w:rPr>
+          <w:lang w:val="en-US"/>
+        </w:rPr>
+      </w:pPr>
+      <w:r>
+        <w:rPr>
+          <w:lang w:val="en-US"/>
+        </w:rPr>
+        <w:t xml:space="preserve">    WHERE ea.id_activo_biologico = ab.id_activo_biologico</w:t>
+      </w:r>
+    </w:p>
+    <w:p>
+      <w:pPr>
+        <w:rPr>
+          <w:lang w:val="en-US"/>
+        </w:rPr>
+      </w:pPr>
+      <w:r>
+        <w:rPr>
+          <w:lang w:val="en-US"/>
+        </w:rPr>
+        <w:t xml:space="preserve">      AND LOWER(ec.tipo_medicion) LIKE '%peso%'</w:t>
+      </w:r>
+    </w:p>
+    <w:p>
+      <w:pPr>
+        <w:rPr>
+          <w:lang w:val="en-US"/>
+        </w:rPr>
+      </w:pPr>
+      <w:r>
+        <w:rPr>
+          <w:lang w:val="en-US"/>
+        </w:rPr>
+        <w:t xml:space="preserve">    ORDER BY ea.fecha DESC, ea.id_eventos DESC</w:t>
+      </w:r>
+    </w:p>
+    <w:p>
+      <w:pPr>
+        <w:rPr>
+          <w:lang w:val="en-US"/>
+        </w:rPr>
+      </w:pPr>
+      <w:r>
+        <w:rPr>
+          <w:lang w:val="en-US"/>
+        </w:rPr>
+        <w:t xml:space="preserve">    LIMIT 1</w:t>
+      </w:r>
+    </w:p>
+    <w:p>
+      <w:pPr>
+        <w:rPr>
+          <w:lang w:val="en-US"/>
+        </w:rPr>
+      </w:pPr>
+      <w:r>
+        <w:rPr>
+          <w:lang w:val="en-US"/>
+        </w:rPr>
+        <w:lastRenderedPageBreak/>
+        <w:t>) ult_peso ON TRUE</w:t>
+      </w:r>
+    </w:p>
+    <w:p>
+      <w:pPr>
+        <w:rPr>
+          <w:lang w:val="en-US"/>
+        </w:rPr>
+      </w:pPr>
+      <w:r>
+        <w:rPr>
+          <w:lang w:val="en-US"/>
+        </w:rPr>
+        <w:t>ORDER BY ab.id_activo_biologico;</w:t>
+      </w:r>
+    </w:p>
+    <w:p>
+      <w:pPr>
+        <w:rPr>
+          <w:lang w:val="en-US"/>
+        </w:rPr>
+      </w:pPr>
+    </w:p>
+    <w:p>
+      <w:pPr>
+        <w:rPr>
+          <w:lang w:val="en-US"/>
+        </w:rPr>
+      </w:pPr>
+      <w:r>
+        <w:rPr>
+          <w:lang w:val="en-US"/>
+        </w:rPr>
+        <w:t>--Auditoría de transferencias internas</w:t>
+      </w:r>
+    </w:p>
+    <w:p>
+      <w:pPr>
+        <w:rPr>
+          <w:lang w:val="en-US"/>
+        </w:rPr>
+      </w:pPr>
+    </w:p>
+    <w:p>
+      <w:pPr>
+        <w:rPr>
+          <w:lang w:val="en-US"/>
+        </w:rPr>
+      </w:pPr>
+      <w:r>
+        <w:rPr>
+          <w:lang w:val="en-US"/>
+        </w:rPr>
+        <w:t>SELECT</w:t>
+      </w:r>
+    </w:p>
+    <w:p>
+      <w:pPr>
+        <w:rPr>
+          <w:lang w:val="en-US"/>
+        </w:rPr>
+      </w:pPr>
+      <w:r>
+        <w:rPr>
+          <w:lang w:val="en-US"/>
+        </w:rPr>
+        <w:t xml:space="preserve">    m.id_movimiento,</w:t>
+      </w:r>
+    </w:p>
+    <w:p>
+      <w:pPr>
+        <w:rPr>
+          <w:lang w:val="en-US"/>
+        </w:rPr>
+      </w:pPr>
+      <w:r>
+        <w:rPr>
+          <w:lang w:val="en-US"/>
+        </w:rPr>
+        <w:t xml:space="preserve">    m.id_activo_biologico,</w:t>
+      </w:r>
+    </w:p>
+    <w:p>
+      <w:pPr>
+        <w:rPr>
+          <w:lang w:val="en-US"/>
+        </w:rPr>
+      </w:pPr>
+      <w:r>
+        <w:rPr>
+          <w:lang w:val="en-US"/>
+        </w:rPr>
+        <w:t xml:space="preserve">    ab.indentficador AS identificador,</w:t>
+      </w:r>
+    </w:p>
+    <w:p>
+      <w:pPr>
+        <w:rPr>
+          <w:lang w:val="en-US"/>
+        </w:rPr>
+      </w:pPr>
+      <w:r>
+        <w:rPr>
+          <w:lang w:val="en-US"/>
+        </w:rPr>
+        <w:t xml:space="preserve">    m.id_usuario,</w:t>
+      </w:r>
+    </w:p>
+    <w:p>
+      <w:pPr>
+        <w:rPr>
+          <w:lang w:val="en-US"/>
+        </w:rPr>
+      </w:pPr>
+      <w:r>
+        <w:rPr>
+          <w:lang w:val="en-US"/>
+        </w:rPr>
+        <w:t xml:space="preserve">    u.nombre || ' ' || u.apellidos AS usuario_responsable,</w:t>
+      </w:r>
+    </w:p>
+    <w:p>
+      <w:pPr>
+        <w:rPr>
+          <w:lang w:val="en-US"/>
+        </w:rPr>
+      </w:pPr>
+      <w:r>
+        <w:rPr>
+          <w:lang w:val="en-US"/>
+        </w:rPr>
+        <w:t xml:space="preserve">    m.fecha_transferencia,</w:t>
+      </w:r>
+    </w:p>
+    <w:p>
+      <w:pPr>
+        <w:rPr>
+          <w:lang w:val="en-US"/>
+        </w:rPr>
+      </w:pPr>
+      <w:r>
+        <w:rPr>
+          <w:lang w:val="en-US"/>
+        </w:rPr>
+        <w:t xml:space="preserve">    m.tipo,</w:t>
+      </w:r>
+    </w:p>
+    <w:p>
+      <w:pPr>
+        <w:rPr>
+          <w:lang w:val="en-US"/>
+        </w:rPr>
+      </w:pPr>
+      <w:r>
+        <w:rPr>
+          <w:lang w:val="en-US"/>
+        </w:rPr>
+        <w:t xml:space="preserve">    m.id_infraestructura_origen,</w:t>
+      </w:r>
+    </w:p>
+    <w:p>
+      <w:pPr>
+        <w:rPr>
+          <w:lang w:val="en-US"/>
+        </w:rPr>
+      </w:pPr>
+      <w:r>
+        <w:rPr>
+          <w:lang w:val="en-US"/>
+        </w:rPr>
+        <w:t xml:space="preserve">    io.nombre AS infraestructura_origen,</w:t>
+      </w:r>
+    </w:p>
+    <w:p>
+      <w:pPr>
+        <w:rPr>
+          <w:lang w:val="en-US"/>
+        </w:rPr>
+      </w:pPr>
+      <w:r>
+        <w:rPr>
+          <w:lang w:val="en-US"/>
+        </w:rPr>
+        <w:t xml:space="preserve">    m.id_infraestructura_destino,</w:t>
+      </w:r>
+    </w:p>
+    <w:p>
+      <w:pPr>
+        <w:rPr>
+          <w:lang w:val="en-US"/>
+        </w:rPr>
+      </w:pPr>
+      <w:r>
+        <w:rPr>
+          <w:lang w:val="en-US"/>
+        </w:rPr>
+        <w:t xml:space="preserve">    ides.nombre AS infraestructura_destino,</w:t>
+      </w:r>
+    </w:p>
+    <w:p>
+      <w:pPr>
+        <w:rPr>
+          <w:lang w:val="en-US"/>
+        </w:rPr>
+      </w:pPr>
+      <w:r>
+        <w:rPr>
+          <w:lang w:val="en-US"/>
+        </w:rPr>
+        <w:t xml:space="preserve">    m.fecha_registro</w:t>
+      </w:r>
+    </w:p>
+    <w:p>
+      <w:pPr>
+        <w:rPr>
+          <w:lang w:val="en-US"/>
+        </w:rPr>
+      </w:pPr>
+      <w:r>
+        <w:rPr>
+          <w:lang w:val="en-US"/>
+        </w:rPr>
+        <w:t>FROM modulo2.movimientos m</w:t>
+      </w:r>
+    </w:p>
+    <w:p>
+      <w:pPr>
+        <w:rPr>
+          <w:lang w:val="en-US"/>
+        </w:rPr>
+      </w:pPr>
+      <w:r>
+        <w:rPr>
+          <w:lang w:val="en-US"/>
+        </w:rPr>
+        <w:t>JOIN modulo2.activos_biologicos ab</w:t>
+      </w:r>
+    </w:p>
+    <w:p>
+      <w:pPr>
+        <w:rPr>
+          <w:lang w:val="en-US"/>
+        </w:rPr>
+      </w:pPr>
+      <w:r>
+        <w:rPr>
+          <w:lang w:val="en-US"/>
+        </w:rPr>
+        <w:t xml:space="preserve">    ON ab.id_activo_biologico = m.id_activo_biologico</w:t>
+      </w:r>
+    </w:p>
+    <w:p>
+      <w:pPr>
+        <w:rPr>
+          <w:lang w:val="en-US"/>
+        </w:rPr>
+      </w:pPr>
+      <w:r>
+        <w:rPr>
+          <w:lang w:val="en-US"/>
+        </w:rPr>
+        <w:t>JOIN modulo1.usuarios u</w:t>
+      </w:r>
+    </w:p>
+    <w:p>
+      <w:pPr>
+        <w:rPr>
+          <w:lang w:val="en-US"/>
+        </w:rPr>
+      </w:pPr>
+      <w:r>
+        <w:rPr>
+          <w:lang w:val="en-US"/>
+        </w:rPr>
+        <w:t xml:space="preserve">    ON u.id_usuario = m.id_usuario</w:t>
+      </w:r>
+    </w:p>
+    <w:p>
+      <w:pPr>
+        <w:rPr>
+          <w:lang w:val="en-US"/>
+        </w:rPr>
+      </w:pPr>
+      <w:r>
+        <w:rPr>
+          <w:lang w:val="en-US"/>
+        </w:rPr>
+        <w:t>JOIN modulo9.infraestructuras io</w:t>
+      </w:r>
+    </w:p>
+    <w:p>
+      <w:pPr>
+        <w:rPr>
+          <w:lang w:val="en-US"/>
+        </w:rPr>
+      </w:pPr>
+      <w:r>
+        <w:rPr>
+          <w:lang w:val="en-US"/>
+        </w:rPr>
+        <w:t xml:space="preserve">    ON io.id_infraestructura = m.id_infraestructura_origen</w:t>
+      </w:r>
+    </w:p>
+    <w:p>
+      <w:pPr>
+        <w:rPr>
+          <w:lang w:val="en-US"/>
+        </w:rPr>
+      </w:pPr>
+      <w:r>
+        <w:rPr>
+          <w:lang w:val="en-US"/>
+        </w:rPr>
+        <w:t>JOIN modulo9.infraestructuras ides</w:t>
+      </w:r>
+    </w:p>
+    <w:p>
+      <w:pPr>
+        <w:rPr>
+          <w:lang w:val="en-US"/>
+        </w:rPr>
+      </w:pPr>
+      <w:r>
+        <w:rPr>
+          <w:lang w:val="en-US"/>
+        </w:rPr>
+        <w:lastRenderedPageBreak/>
+        <w:t xml:space="preserve">    ON ides.id_infraestructura = m.id_infraestructura_destino</w:t>
+      </w:r>
+    </w:p>
+    <w:p>
+      <w:pPr>
+        <w:rPr>
+          <w:lang w:val="en-US"/>
+        </w:rPr>
+      </w:pPr>
+      <w:r>
+        <w:rPr>
+          <w:lang w:val="en-US"/>
+        </w:rPr>
+        <w:t>ORDER BY m.fecha_transferencia DESC, m.id_movimiento DESC;</w:t>
+      </w:r>
+    </w:p>
+    <w:p>
+      <w:pPr>
+        <w:rPr>
+          <w:lang w:val="en-US"/>
+        </w:rPr>
+      </w:pPr>
+    </w:p>
+    <w:p>
+      <w:pPr>
+        <w:rPr>
+          <w:lang w:val="en-US"/>
+        </w:rPr>
+      </w:pPr>
+      <w:r>
+        <w:rPr>
+          <w:lang w:val="en-US"/>
+        </w:rPr>
+        <w:t>--Auditoría de asociación con sensores IoT</w:t>
+      </w:r>
+    </w:p>
+    <w:p>
+      <w:pPr>
+        <w:rPr>
+          <w:lang w:val="en-US"/>
+        </w:rPr>
+      </w:pPr>
+    </w:p>
+    <w:p>
+      <w:pPr>
+        <w:rPr>
+          <w:lang w:val="en-US"/>
+        </w:rPr>
+      </w:pPr>
+      <w:r>
+        <w:rPr>
+          <w:lang w:val="en-US"/>
+        </w:rPr>
+        <w:t>SELECT</w:t>
+      </w:r>
+    </w:p>
+    <w:p>
+      <w:pPr>
+        <w:rPr>
+          <w:lang w:val="en-US"/>
+        </w:rPr>
+      </w:pPr>
+      <w:r>
+        <w:rPr>
+          <w:lang w:val="en-US"/>
+        </w:rPr>
+        <w:t xml:space="preserve">    aas.id_asociacion_activo_sensor,</w:t>
+      </w:r>
+    </w:p>
+    <w:p>
+      <w:pPr>
+        <w:rPr>
+          <w:lang w:val="en-US"/>
+        </w:rPr>
+      </w:pPr>
+      <w:r>
+        <w:rPr>
+          <w:lang w:val="en-US"/>
+        </w:rPr>
+        <w:t xml:space="preserve">    aas.id_sensor,</w:t>
+      </w:r>
+    </w:p>
+    <w:p>
+      <w:pPr>
+        <w:rPr>
+          <w:lang w:val="en-US"/>
+        </w:rPr>
+      </w:pPr>
+      <w:r>
+        <w:rPr>
+          <w:lang w:val="en-US"/>
+        </w:rPr>
+        <w:t xml:space="preserve">    s.nombre AS sensor,</w:t>
+      </w:r>
+    </w:p>
+    <w:p>
+      <w:pPr>
+        <w:rPr>
+          <w:lang w:val="en-US"/>
+        </w:rPr>
+      </w:pPr>
+      <w:r>
+        <w:rPr>
+          <w:lang w:val="en-US"/>
+        </w:rPr>
+        <w:t xml:space="preserve">    d.serial AS dispositivo_serial,</w:t>
+      </w:r>
+    </w:p>
+    <w:p>
+      <w:pPr>
+        <w:rPr>
+          <w:lang w:val="en-US"/>
+        </w:rPr>
+      </w:pPr>
+      <w:r>
+        <w:rPr>
+          <w:lang w:val="en-US"/>
+        </w:rPr>
+        <w:t xml:space="preserve">    i.nombre AS infraestructura_sensor,</w:t>
+      </w:r>
+    </w:p>
+    <w:p>
+      <w:pPr>
+        <w:rPr>
+          <w:lang w:val="en-US"/>
+        </w:rPr>
+      </w:pPr>
+      <w:r>
+        <w:rPr>
+          <w:lang w:val="en-US"/>
+        </w:rPr>
+        <w:t xml:space="preserve">    aas.id_activo_biologico,</w:t>
+      </w:r>
+    </w:p>
+    <w:p>
+      <w:pPr>
+        <w:rPr>
+          <w:lang w:val="en-US"/>
+        </w:rPr>
+      </w:pPr>
+      <w:r>
+        <w:rPr>
+          <w:lang w:val="en-US"/>
+        </w:rPr>
+        <w:t xml:space="preserve">    ab.indentficador AS identificador,</w:t>
+      </w:r>
+    </w:p>
+    <w:p>
+      <w:pPr>
+        <w:rPr>
+          <w:lang w:val="en-US"/>
+        </w:rPr>
+      </w:pPr>
+      <w:r>
+        <w:rPr>
+          <w:lang w:val="en-US"/>
+        </w:rPr>
+        <w:t xml:space="preserve">    aas.tipo,</w:t>
+      </w:r>
+    </w:p>
+    <w:p>
+      <w:pPr>
+        <w:rPr>
+          <w:lang w:val="en-US"/>
+        </w:rPr>
+      </w:pPr>
+      <w:r>
+        <w:rPr>
+          <w:lang w:val="en-US"/>
+        </w:rPr>
+        <w:t xml:space="preserve">    aas.fecha_inicio,</w:t>
+      </w:r>
+    </w:p>
+    <w:p>
+      <w:pPr>
+        <w:rPr>
+          <w:lang w:val="en-US"/>
+        </w:rPr>
+      </w:pPr>
+      <w:r>
+        <w:rPr>
+          <w:lang w:val="en-US"/>
+        </w:rPr>
+        <w:t xml:space="preserve">    aas.fecha_fin,</w:t>
+      </w:r>
+    </w:p>
+    <w:p>
+      <w:pPr>
+        <w:rPr>
+          <w:lang w:val="en-US"/>
+        </w:rPr>
+      </w:pPr>
+      <w:r>
+        <w:rPr>
+          <w:lang w:val="en-US"/>
+        </w:rPr>
+        <w:t xml:space="preserve">    aas.motivo,</w:t>
+      </w:r>
+    </w:p>
+    <w:p>
+      <w:pPr>
+        <w:rPr>
+          <w:lang w:val="en-US"/>
+        </w:rPr>
+      </w:pPr>
+      <w:r>
+        <w:rPr>
+          <w:lang w:val="en-US"/>
+        </w:rPr>
+        <w:t xml:space="preserve">    aas.id_usuario</w:t>
+      </w:r>
+    </w:p>
+    <w:p>
+      <w:pPr>
+        <w:rPr>
+          <w:lang w:val="en-US"/>
+        </w:rPr>
+      </w:pPr>
+      <w:r>
+        <w:rPr>
+          <w:lang w:val="en-US"/>
+        </w:rPr>
+        <w:t>FROM modulo2.asociaciones_activos_sensores aas</w:t>
+      </w:r>
+    </w:p>
+    <w:p>
+      <w:pPr>
+        <w:rPr>
+          <w:lang w:val="en-US"/>
+        </w:rPr>
+      </w:pPr>
+      <w:r>
+        <w:rPr>
+          <w:lang w:val="en-US"/>
+        </w:rPr>
+        <w:t>JOIN modulo9.sensores s</w:t>
+      </w:r>
+    </w:p>
+    <w:p>
+      <w:pPr>
+        <w:rPr>
+          <w:lang w:val="en-US"/>
+        </w:rPr>
+      </w:pPr>
+      <w:r>
+        <w:rPr>
+          <w:lang w:val="en-US"/>
+        </w:rPr>
+        <w:t xml:space="preserve">    ON s.id_sensores = aas.id_sensor</w:t>
+      </w:r>
+    </w:p>
+    <w:p>
+      <w:pPr>
+        <w:rPr>
+          <w:lang w:val="en-US"/>
+        </w:rPr>
+      </w:pPr>
+      <w:r>
+        <w:rPr>
+          <w:lang w:val="en-US"/>
+        </w:rPr>
+        <w:t>JOIN modulo9.dispositivos_iot d</w:t>
+      </w:r>
+    </w:p>
+    <w:p>
+      <w:pPr>
+        <w:rPr>
+          <w:lang w:val="en-US"/>
+        </w:rPr>
+      </w:pPr>
+      <w:r>
+        <w:rPr>
+          <w:lang w:val="en-US"/>
+        </w:rPr>
+        <w:t xml:space="preserve">    ON d.id_dispositivo_iot = s.id_dispositivo_iot</w:t>
+      </w:r>
+    </w:p>
+    <w:p>
+      <w:pPr>
+        <w:rPr>
+          <w:lang w:val="en-US"/>
+        </w:rPr>
+      </w:pPr>
+      <w:r>
+        <w:rPr>
+          <w:lang w:val="en-US"/>
+        </w:rPr>
+        <w:t>JOIN modulo9.infraestructuras i</w:t>
+      </w:r>
+    </w:p>
+    <w:p>
+      <w:pPr>
+        <w:rPr>
+          <w:lang w:val="en-US"/>
+        </w:rPr>
+      </w:pPr>
+      <w:r>
+        <w:rPr>
+          <w:lang w:val="en-US"/>
+        </w:rPr>
+        <w:t xml:space="preserve">    ON i.id_infraestructura = d.id_infraestructura</w:t>
+      </w:r>
+    </w:p>
+    <w:p>
+      <w:pPr>
+        <w:rPr>
+          <w:lang w:val="en-US"/>
+        </w:rPr>
+      </w:pPr>
+      <w:r>
+        <w:rPr>
+          <w:lang w:val="en-US"/>
+        </w:rPr>
+        <w:t>LEFT JOIN modulo2.activos_biologicos ab</w:t>
+      </w:r>
+    </w:p>
+    <w:p>
+      <w:pPr>
+        <w:rPr>
+          <w:lang w:val="en-US"/>
+        </w:rPr>
+      </w:pPr>
+      <w:r>
+        <w:rPr>
+          <w:lang w:val="en-US"/>
+        </w:rPr>
+        <w:lastRenderedPageBreak/>
+        <w:t xml:space="preserve">    ON ab.id_activo_biologico = aas.id_activo_biologico</w:t>
+      </w:r>
+    </w:p>
+    <w:p>
+      <w:pPr>
+        <w:rPr>
+          <w:lang w:val="en-US"/>
+        </w:rPr>
+      </w:pPr>
+      <w:r>
+        <w:rPr>
+          <w:lang w:val="en-US"/>
+        </w:rPr>
+        <w:t>ORDER BY aas.fecha_inicio DESC, aas.id_asociacion_activo_sensor DESC;</w:t>
+      </w:r>
+    </w:p>
+    <w:p>
+      <w:pPr>
+        <w:rPr>
+          <w:lang w:val="en-US"/>
+        </w:rPr>
+      </w:pPr>
+    </w:p>
+    <w:p>
+      <w:pPr>
+        <w:rPr>
+          <w:lang w:val="en-US"/>
+        </w:rPr>
+      </w:pPr>
+      <w:r>
+        <w:rPr>
+          <w:lang w:val="en-US"/>
+        </w:rPr>
+        <w:t>--Auditoria de acceso de modulos analiticos a datos</w:t>
+      </w:r>
+    </w:p>
+    <w:p>
+      <w:pPr>
+        <w:rPr>
+          <w:lang w:val="en-US"/>
+        </w:rPr>
+      </w:pPr>
+      <w:r>
+        <w:rPr>
+          <w:lang w:val="en-US"/>
+        </w:rPr>
+        <w:t>SELECT</w:t>
+      </w:r>
+    </w:p>
+    <w:p>
+      <w:pPr>
+        <w:rPr>
+          <w:lang w:val="en-US"/>
+        </w:rPr>
+      </w:pPr>
+      <w:r>
+        <w:rPr>
+          <w:lang w:val="en-US"/>
+        </w:rPr>
+        <w:t xml:space="preserve">    ab.id_activo_biologico,</w:t>
+      </w:r>
+    </w:p>
+    <w:p>
+      <w:pPr>
+        <w:rPr>
+          <w:lang w:val="en-US"/>
+        </w:rPr>
+      </w:pPr>
+      <w:r>
+        <w:rPr>
+          <w:lang w:val="en-US"/>
+        </w:rPr>
+        <w:t xml:space="preserve">    ab.indentficador,</w:t>
+      </w:r>
+    </w:p>
+    <w:p>
+      <w:pPr>
+        <w:rPr>
+          <w:lang w:val="en-US"/>
+        </w:rPr>
+      </w:pPr>
+      <w:r>
+        <w:rPr>
+          <w:lang w:val="en-US"/>
+        </w:rPr>
+        <w:t xml:space="preserve">    ab.tipo,</w:t>
+      </w:r>
+    </w:p>
+    <w:p>
+      <w:pPr>
+        <w:rPr>
+          <w:lang w:val="en-US"/>
+        </w:rPr>
+      </w:pPr>
+      <w:r>
+        <w:rPr>
+          <w:lang w:val="en-US"/>
+        </w:rPr>
+        <w:t xml:space="preserve">    e.nombre AS especie,</w:t>
+      </w:r>
+    </w:p>
+    <w:p>
+      <w:pPr>
+        <w:rPr>
+          <w:lang w:val="en-US"/>
+        </w:rPr>
+      </w:pPr>
+      <w:r>
+        <w:rPr>
+          <w:lang w:val="en-US"/>
+        </w:rPr>
+        <w:t xml:space="preserve">    est.nombre AS estado_actual,</w:t>
+      </w:r>
+    </w:p>
+    <w:p>
+      <w:pPr>
+        <w:rPr>
+          <w:lang w:val="en-US"/>
+        </w:rPr>
+      </w:pPr>
+      <w:r>
+        <w:rPr>
+          <w:lang w:val="en-US"/>
+        </w:rPr>
+        <w:t xml:space="preserve">    i.nombre AS infraestructura_actual,</w:t>
+      </w:r>
+    </w:p>
+    <w:p>
+      <w:pPr>
+        <w:rPr>
+          <w:lang w:val="en-US"/>
+        </w:rPr>
+      </w:pPr>
+      <w:r>
+        <w:rPr>
+          <w:lang w:val="en-US"/>
+        </w:rPr>
+        <w:t xml:space="preserve">    ab.fecha_creacion,</w:t>
+      </w:r>
+    </w:p>
+    <w:p>
+      <w:pPr>
+        <w:rPr>
+          <w:lang w:val="en-US"/>
+        </w:rPr>
+      </w:pPr>
+      <w:r>
+        <w:rPr>
+          <w:lang w:val="en-US"/>
+        </w:rPr>
+        <w:t xml:space="preserve">    COUNT(DISTINCT ea.id_eventos) AS total_eventos,</w:t>
+      </w:r>
+    </w:p>
+    <w:p>
+      <w:pPr>
+        <w:rPr>
+          <w:lang w:val="en-US"/>
+        </w:rPr>
+      </w:pPr>
+      <w:r>
+        <w:rPr>
+          <w:lang w:val="en-US"/>
+        </w:rPr>
+        <w:t xml:space="preserve">    COUNT(DISTINCT iz.id_indicador_zootecnico) AS total_indicadores,</w:t>
+      </w:r>
+    </w:p>
+    <w:p>
+      <w:pPr>
+        <w:rPr>
+          <w:lang w:val="en-US"/>
+        </w:rPr>
+      </w:pPr>
+      <w:r>
+        <w:rPr>
+          <w:lang w:val="en-US"/>
+        </w:rPr>
+        <w:t xml:space="preserve">    MAX(ea.fecha) AS fecha_ultimo_evento</w:t>
+      </w:r>
+    </w:p>
+    <w:p>
+      <w:pPr>
+        <w:rPr>
+          <w:lang w:val="en-US"/>
+        </w:rPr>
+      </w:pPr>
+      <w:r>
+        <w:rPr>
+          <w:lang w:val="en-US"/>
+        </w:rPr>
+        <w:t>FROM modulo2.activos_biologicos ab</w:t>
+      </w:r>
+    </w:p>
+    <w:p>
+      <w:pPr>
+        <w:rPr>
+          <w:lang w:val="en-US"/>
+        </w:rPr>
+      </w:pPr>
+      <w:r>
+        <w:rPr>
+          <w:lang w:val="en-US"/>
+        </w:rPr>
+        <w:t>JOIN modulo9.especies e</w:t>
+      </w:r>
+    </w:p>
+    <w:p>
+      <w:pPr>
+        <w:rPr>
+          <w:lang w:val="en-US"/>
+        </w:rPr>
+      </w:pPr>
+      <w:r>
+        <w:rPr>
+          <w:lang w:val="en-US"/>
+        </w:rPr>
+        <w:t xml:space="preserve">    ON e.id_especie = ab.id_especie</w:t>
+      </w:r>
+    </w:p>
+    <w:p>
+      <w:pPr>
+        <w:rPr>
+          <w:lang w:val="en-US"/>
+        </w:rPr>
+      </w:pPr>
+      <w:r>
+        <w:rPr>
+          <w:lang w:val="en-US"/>
+        </w:rPr>
+        <w:t>JOIN modulo2.estados_activos_biologicos est</w:t>
+      </w:r>
+    </w:p>
+    <w:p>
+      <w:pPr>
+        <w:rPr>
+          <w:lang w:val="en-US"/>
+        </w:rPr>
+      </w:pPr>
+      <w:r>
+        <w:rPr>
+          <w:lang w:val="en-US"/>
+        </w:rPr>
+        <w:t xml:space="preserve">    ON est.id_estado_activo_biologico = ab.id_estado</w:t>
+      </w:r>
+    </w:p>
+    <w:p>
+      <w:pPr>
+        <w:rPr>
+          <w:lang w:val="en-US"/>
+        </w:rPr>
+      </w:pPr>
+      <w:r>
+        <w:rPr>
+          <w:lang w:val="en-US"/>
+        </w:rPr>
+        <w:t>JOIN modulo9.infraestructuras i</w:t>
+      </w:r>
+    </w:p>
+    <w:p>
+      <w:pPr>
+        <w:rPr>
+          <w:lang w:val="en-US"/>
+        </w:rPr>
+      </w:pPr>
+      <w:r>
+        <w:rPr>
+          <w:lang w:val="en-US"/>
+        </w:rPr>
+        <w:t xml:space="preserve">    ON i.id_infraestructura = ab.id_infraestructura</w:t>
+      </w:r>
+    </w:p>
+    <w:p>
+      <w:pPr>
+        <w:rPr>
+          <w:lang w:val="en-US"/>
+        </w:rPr>
+      </w:pPr>
+      <w:r>
+        <w:rPr>
+          <w:lang w:val="en-US"/>
+        </w:rPr>
+        <w:t>LEFT JOIN modulo2.eventos_activos ea</w:t>
+      </w:r>
+    </w:p>
+    <w:p>
+      <w:pPr>
+        <w:rPr>
+          <w:lang w:val="en-US"/>
+        </w:rPr>
+      </w:pPr>
+      <w:r>
+        <w:rPr>
+          <w:lang w:val="en-US"/>
+        </w:rPr>
+        <w:t xml:space="preserve">    ON ea.id_activo_biologico = ab.id_activo_biologico</w:t>
+      </w:r>
+    </w:p>
+    <w:p>
+      <w:pPr>
+        <w:rPr>
+          <w:lang w:val="en-US"/>
+        </w:rPr>
+      </w:pPr>
+      <w:r>
+        <w:rPr>
+          <w:lang w:val="en-US"/>
+        </w:rPr>
+        <w:t>LEFT JOIN modulo2.indicadores_zootecnicos iz</w:t>
+      </w:r>
+    </w:p>
+    <w:p>
+      <w:pPr>
+        <w:rPr>
+          <w:lang w:val="en-US"/>
+        </w:rPr>
+      </w:pPr>
+      <w:r>
+        <w:rPr>
+          <w:lang w:val="en-US"/>
+        </w:rPr>
+        <w:t xml:space="preserve">    ON iz.id_activo_biologico = ab.id_activo_biologico</w:t>
+      </w:r>
+    </w:p>
+    <w:p>
+      <w:pPr>
+        <w:rPr>
+          <w:lang w:val="en-US"/>
+        </w:rPr>
+      </w:pPr>
+      <w:r>
+        <w:rPr>
+          <w:lang w:val="en-US"/>
+        </w:rPr>
+        <w:lastRenderedPageBreak/>
+        <w:t>GROUP BY</w:t>
+      </w:r>
+    </w:p>
+    <w:p>
+      <w:pPr>
+        <w:rPr>
+          <w:lang w:val="en-US"/>
+        </w:rPr>
+      </w:pPr>
+      <w:r>
+        <w:rPr>
+          <w:lang w:val="en-US"/>
+        </w:rPr>
+        <w:t xml:space="preserve">    ab.id_activo_biologico,</w:t>
+      </w:r>
+    </w:p>
+    <w:p>
+      <w:pPr>
+        <w:rPr>
+          <w:lang w:val="en-US"/>
+        </w:rPr>
+      </w:pPr>
+      <w:r>
+        <w:rPr>
+          <w:lang w:val="en-US"/>
+        </w:rPr>
+        <w:t xml:space="preserve">    ab.indentficador,</w:t>
+      </w:r>
+    </w:p>
+    <w:p>
+      <w:pPr>
+        <w:rPr>
+          <w:lang w:val="en-US"/>
+        </w:rPr>
+      </w:pPr>
+      <w:r>
+        <w:rPr>
+          <w:lang w:val="en-US"/>
+        </w:rPr>
+        <w:t xml:space="preserve">    ab.tipo,</w:t>
+      </w:r>
+    </w:p>
+    <w:p>
+      <w:pPr>
+        <w:rPr>
+          <w:lang w:val="en-US"/>
+        </w:rPr>
+      </w:pPr>
+      <w:r>
+        <w:rPr>
+          <w:lang w:val="en-US"/>
+        </w:rPr>
+        <w:t xml:space="preserve">    e.nombre,</w:t>
+      </w:r>
+    </w:p>
+    <w:p>
+      <w:pPr>
+        <w:rPr>
+          <w:lang w:val="en-US"/>
+        </w:rPr>
+      </w:pPr>
+      <w:r>
+        <w:rPr>
+          <w:lang w:val="en-US"/>
+        </w:rPr>
+        <w:t xml:space="preserve">    est.nombre,</w:t>
+      </w:r>
+    </w:p>
+    <w:p>
+      <w:pPr>
+        <w:rPr>
+          <w:lang w:val="en-US"/>
+        </w:rPr>
+      </w:pPr>
+      <w:r>
+        <w:rPr>
+          <w:lang w:val="en-US"/>
+        </w:rPr>
+        <w:t xml:space="preserve">    i.nombre,</w:t>
+      </w:r>
+    </w:p>
+    <w:p>
+      <w:pPr>
+        <w:rPr>
+          <w:lang w:val="en-US"/>
+        </w:rPr>
+      </w:pPr>
+      <w:r>
+        <w:rPr>
+          <w:lang w:val="en-US"/>
+        </w:rPr>
+        <w:t xml:space="preserve">    ab.fecha_creacion</w:t>
+      </w:r>
+    </w:p>
+    <w:p>
+      <w:pPr>
+        <w:rPr>
+          <w:lang w:val="en-US"/>
+        </w:rPr>
+      </w:pPr>
+      <w:r>
+        <w:rPr>
+          <w:lang w:val="en-US"/>
+        </w:rPr>
+        <w:t>ORDER BY ab.id_activo_biologico;</w:t>
+      </w:r>
+    </w:p>
+    <w:p>
+      <w:pPr>
+        <w:rPr>
+          <w:lang w:val="en-US"/>
+        </w:rPr>
+      </w:pPr>
+    </w:p>
+    <w:p>
+      <w:pPr>
+        <w:rPr>
+          <w:lang w:val="en-US"/>
+        </w:rPr>
+      </w:pPr>
+      <w:r>
+        <w:rPr>
+          <w:lang w:val="en-US"/>
+        </w:rPr>
+        <w:t>--Audtoria de indicadores zootécnicos</w:t>
+      </w:r>
+    </w:p>
+    <w:p>
+      <w:pPr>
+        <w:rPr>
+          <w:lang w:val="en-US"/>
+        </w:rPr>
+      </w:pPr>
+      <w:r>
+        <w:rPr>
+          <w:lang w:val="en-US"/>
+        </w:rPr>
+        <w:t>SELECT</w:t>
+      </w:r>
+    </w:p>
+    <w:p>
+      <w:pPr>
+        <w:rPr>
+          <w:lang w:val="en-US"/>
+        </w:rPr>
+      </w:pPr>
+      <w:r>
+        <w:rPr>
+          <w:lang w:val="en-US"/>
+        </w:rPr>
+        <w:t xml:space="preserve">    iz.id_indicador_zootecnico,</w:t>
+      </w:r>
+    </w:p>
+    <w:p>
+      <w:pPr>
+        <w:rPr>
+          <w:lang w:val="en-US"/>
+        </w:rPr>
+      </w:pPr>
+      <w:r>
+        <w:rPr>
+          <w:lang w:val="en-US"/>
+        </w:rPr>
+        <w:t xml:space="preserve">    iz.id_activo_biologico,</w:t>
+      </w:r>
+    </w:p>
+    <w:p>
+      <w:pPr>
+        <w:rPr>
+          <w:lang w:val="en-US"/>
+        </w:rPr>
+      </w:pPr>
+      <w:r>
+        <w:rPr>
+          <w:lang w:val="en-US"/>
+        </w:rPr>
+        <w:t xml:space="preserve">    ab.indentficador AS activo,</w:t>
+      </w:r>
+    </w:p>
+    <w:p>
+      <w:pPr>
+        <w:rPr>
+          <w:lang w:val="en-US"/>
+        </w:rPr>
+      </w:pPr>
+      <w:r>
+        <w:rPr>
+          <w:lang w:val="en-US"/>
+        </w:rPr>
+        <w:t xml:space="preserve">    e.nombre AS especie,</w:t>
+      </w:r>
+    </w:p>
+    <w:p>
+      <w:pPr>
+        <w:rPr>
+          <w:lang w:val="en-US"/>
+        </w:rPr>
+      </w:pPr>
+      <w:r>
+        <w:rPr>
+          <w:lang w:val="en-US"/>
+        </w:rPr>
+        <w:t xml:space="preserve">    iz.tipo AS indicador,</w:t>
+      </w:r>
+    </w:p>
+    <w:p>
+      <w:pPr>
+        <w:rPr>
+          <w:lang w:val="en-US"/>
+        </w:rPr>
+      </w:pPr>
+      <w:r>
+        <w:rPr>
+          <w:lang w:val="en-US"/>
+        </w:rPr>
+        <w:t xml:space="preserve">    lower(iz.rango_fecha) AS fecha_inicio,</w:t>
+      </w:r>
+    </w:p>
+    <w:p>
+      <w:pPr>
+        <w:rPr>
+          <w:lang w:val="en-US"/>
+        </w:rPr>
+      </w:pPr>
+      <w:r>
+        <w:rPr>
+          <w:lang w:val="en-US"/>
+        </w:rPr>
+        <w:t xml:space="preserve">    upper(iz.rango_fecha) AS fecha_fin,</w:t>
+      </w:r>
+    </w:p>
+    <w:p>
+      <w:pPr>
+        <w:rPr>
+          <w:lang w:val="en-US"/>
+        </w:rPr>
+      </w:pPr>
+      <w:r>
+        <w:rPr>
+          <w:lang w:val="en-US"/>
+        </w:rPr>
+        <w:t xml:space="preserve">    iz.paramtros_calculo</w:t>
+      </w:r>
+    </w:p>
+    <w:p>
+      <w:pPr>
+        <w:rPr>
+          <w:lang w:val="en-US"/>
+        </w:rPr>
+      </w:pPr>
+      <w:r>
+        <w:rPr>
+          <w:lang w:val="en-US"/>
+        </w:rPr>
         <w:t>FROM modulo2.indicadores_zootecnicos iz</w:t>
       </w:r>
     </w:p>
     <w:p>
-      <w:r>
-        <w:t>GROUP BY iz.tipo</w:t>
-      </w:r>
-    </w:p>
-    <w:p>
-      <w:r>
+      <w:pPr>
+        <w:rPr>
+          <w:lang w:val="en-US"/>
+        </w:rPr>
+      </w:pPr>
+      <w:r>
+        <w:rPr>
+          <w:lang w:val="en-US"/>
+        </w:rPr>
+        <w:t>JOIN modulo2.activos_biologicos ab</w:t>
+      </w:r>
+    </w:p>
+    <w:p>
+      <w:pPr>
+        <w:rPr>
+          <w:lang w:val="en-US"/>
+        </w:rPr>
+      </w:pPr>
+      <w:r>
+        <w:rPr>
+          <w:lang w:val="en-US"/>
+        </w:rPr>
+        <w:t xml:space="preserve">    ON ab.id_activo_biologico = iz.id_activo_biologico</w:t>
+      </w:r>
+    </w:p>
+    <w:p>
+      <w:pPr>
+        <w:rPr>
+          <w:lang w:val="en-US"/>
+        </w:rPr>
+      </w:pPr>
+      <w:r>
+        <w:rPr>
+          <w:lang w:val="en-US"/>
+        </w:rPr>
+        <w:t>JOIN modulo9.especies e</w:t>
+      </w:r>
+    </w:p>
+    <w:p>
+      <w:pPr>
+        <w:rPr>
+          <w:lang w:val="en-US"/>
+        </w:rPr>
+      </w:pPr>
+      <w:r>
+        <w:rPr>
+          <w:lang w:val="en-US"/>
+        </w:rPr>
+        <w:t xml:space="preserve">    ON e.id_especie = ab.id_especie</w:t>
+      </w:r>
+    </w:p>
+    <w:p>
+      <w:pPr>
+        <w:rPr>
+          <w:lang w:val="en-US"/>
+        </w:rPr>
+      </w:pPr>
+      <w:r>
+        <w:rPr>
+          <w:lang w:val="en-US"/>
+        </w:rPr>
+        <w:t>ORDER BY lower(iz.rango_fecha) DESC, iz.id_indicador_zootecnico DESC;</w:t>
+      </w:r>
+    </w:p>
+    <w:p>
+      <w:pPr>
+        <w:rPr>
+          <w:lang w:val="en-US"/>
+        </w:rPr>
+      </w:pPr>
+    </w:p>
+    <w:p>
+      <w:pPr>
+        <w:rPr>
+          <w:lang w:val="en-US"/>
+        </w:rPr>
+      </w:pPr>
+      <w:r>
+        <w:rPr>
+          <w:lang w:val="en-US"/>
+        </w:rPr>
+        <w:t>--Consulta por identificador del bovino para listar todo</w:t>
+      </w:r>
+    </w:p>
+    <w:p>
+      <w:pPr>
+        <w:rPr>
+          <w:lang w:val="en-US"/>
+        </w:rPr>
+      </w:pPr>
+    </w:p>
+    <w:p>
+      <w:pPr>
+        <w:rPr>
+          <w:lang w:val="en-US"/>
+        </w:rPr>
+      </w:pPr>
+      <w:r>
+        <w:rPr>
+          <w:lang w:val="en-US"/>
+        </w:rPr>
+        <w:t>WITH activo AS (</w:t>
+      </w:r>
+    </w:p>
+    <w:p>
+      <w:pPr>
+        <w:rPr>
+          <w:lang w:val="en-US"/>
+        </w:rPr>
+      </w:pPr>
+      <w:r>
+        <w:rPr>
+          <w:lang w:val="en-US"/>
+        </w:rPr>
+        <w:t xml:space="preserve">    SELECT</w:t>
+      </w:r>
+    </w:p>
+    <w:p>
+      <w:pPr>
+        <w:rPr>
+          <w:lang w:val="en-US"/>
+        </w:rPr>
+      </w:pPr>
+      <w:r>
+        <w:rPr>
+          <w:lang w:val="en-US"/>
+        </w:rPr>
+        <w:t xml:space="preserve">        ab.id_activo_biologico,</w:t>
+      </w:r>
+    </w:p>
+    <w:p>
+      <w:pPr>
+        <w:rPr>
+          <w:lang w:val="en-US"/>
+        </w:rPr>
+      </w:pPr>
+      <w:r>
+        <w:rPr>
+          <w:lang w:val="en-US"/>
+        </w:rPr>
+        <w:t xml:space="preserve">        ab.indentficador</w:t>
+      </w:r>
+    </w:p>
+    <w:p>
+      <w:pPr>
+        <w:rPr>
+          <w:lang w:val="en-US"/>
+        </w:rPr>
+      </w:pPr>
+      <w:r>
+        <w:rPr>
+          <w:lang w:val="en-US"/>
+        </w:rPr>
+        <w:t xml:space="preserve">    FROM modulo2.activos_biologicos ab</w:t>
+      </w:r>
+    </w:p>
+    <w:p>
+      <w:pPr>
+        <w:rPr>
+          <w:lang w:val="en-US"/>
+        </w:rPr>
+      </w:pPr>
+      <w:r>
+        <w:rPr>
+          <w:lang w:val="en-US"/>
+        </w:rPr>
+        <w:t xml:space="preserve">    WHERE ab.indentficador = :identificador_bovino</w:t>
+      </w:r>
+    </w:p>
+    <w:p>
+      <w:pPr>
+        <w:rPr>
+          <w:lang w:val="en-US"/>
+        </w:rPr>
+      </w:pPr>
+      <w:r>
+        <w:rPr>
+          <w:lang w:val="en-US"/>
+        </w:rPr>
+        <w:t>)</w:t>
+      </w:r>
+    </w:p>
+    <w:p>
+      <w:pPr>
+        <w:rPr>
+          <w:lang w:val="en-US"/>
+        </w:rPr>
+      </w:pPr>
+      <w:r>
+        <w:rPr>
+          <w:lang w:val="en-US"/>
+        </w:rPr>
+        <w:t>SELECT *</w:t>
+      </w:r>
+    </w:p>
+    <w:p>
+      <w:pPr>
+        <w:rPr>
+          <w:lang w:val="en-US"/>
+        </w:rPr>
+      </w:pPr>
+      <w:r>
+        <w:rPr>
+          <w:lang w:val="en-US"/>
+        </w:rPr>
+        <w:t>FROM (</w:t>
+      </w:r>
+    </w:p>
+    <w:p>
+      <w:pPr>
+        <w:rPr>
+          <w:lang w:val="en-US"/>
+        </w:rPr>
+      </w:pPr>
+    </w:p>
+    <w:p>
+      <w:pPr>
+        <w:rPr>
+          <w:lang w:val="en-US"/>
+        </w:rPr>
+      </w:pPr>
+      <w:r>
+        <w:rPr>
+          <w:lang w:val="en-US"/>
+        </w:rPr>
+        <w:t xml:space="preserve">    -- ESTADOS</w:t>
+      </w:r>
+    </w:p>
+    <w:p>
+      <w:pPr>
+        <w:rPr>
+          <w:lang w:val="en-US"/>
+        </w:rPr>
+      </w:pPr>
+      <w:r>
+        <w:rPr>
+          <w:lang w:val="en-US"/>
+        </w:rPr>
+        <w:t xml:space="preserve">    SELECT</w:t>
+      </w:r>
+    </w:p>
+    <w:p>
+      <w:pPr>
+        <w:rPr>
+          <w:lang w:val="en-US"/>
+        </w:rPr>
+      </w:pPr>
+      <w:r>
+        <w:rPr>
+          <w:lang w:val="en-US"/>
+        </w:rPr>
+        <w:t xml:space="preserve">        h.fecha_cambio AS fecha_evento,</w:t>
+      </w:r>
+    </w:p>
+    <w:p>
+      <w:pPr>
+        <w:rPr>
+          <w:lang w:val="en-US"/>
+        </w:rPr>
+      </w:pPr>
+      <w:r>
+        <w:rPr>
+          <w:lang w:val="en-US"/>
+        </w:rPr>
+        <w:t xml:space="preserve">        a.indentficador AS identificador,</w:t>
+      </w:r>
+    </w:p>
+    <w:p>
+      <w:pPr>
+        <w:rPr>
+          <w:lang w:val="en-US"/>
+        </w:rPr>
+      </w:pPr>
+      <w:r>
+        <w:rPr>
+          <w:lang w:val="en-US"/>
+        </w:rPr>
+        <w:t xml:space="preserve">        'ESTADO' AS categoria,</w:t>
+      </w:r>
+    </w:p>
+    <w:p>
+      <w:pPr>
+        <w:rPr>
+          <w:lang w:val="en-US"/>
+        </w:rPr>
+      </w:pPr>
+      <w:r>
+        <w:rPr>
+          <w:lang w:val="en-US"/>
+        </w:rPr>
+        <w:t xml:space="preserve">        ea_old.nombre AS detalle_1,</w:t>
+      </w:r>
+    </w:p>
+    <w:p>
+      <w:pPr>
+        <w:rPr>
+          <w:lang w:val="en-US"/>
+        </w:rPr>
+      </w:pPr>
+      <w:r>
+        <w:rPr>
+          <w:lang w:val="en-US"/>
+        </w:rPr>
+        <w:t xml:space="preserve">        ea_new.nombre AS detalle_2,</w:t>
+      </w:r>
+    </w:p>
+    <w:p>
+      <w:pPr>
+        <w:rPr>
+          <w:lang w:val="en-US"/>
+        </w:rPr>
+      </w:pPr>
+      <w:r>
+        <w:rPr>
+          <w:lang w:val="en-US"/>
+        </w:rPr>
+        <w:t xml:space="preserve">        COALESCE(h.motivo_cambio, '') AS observacion</w:t>
+      </w:r>
+    </w:p>
+    <w:p>
+      <w:pPr>
+        <w:rPr>
+          <w:lang w:val="en-US"/>
+        </w:rPr>
+      </w:pPr>
+      <w:r>
+        <w:rPr>
+          <w:lang w:val="en-US"/>
+        </w:rPr>
+        <w:t xml:space="preserve">    FROM modulo2.historicos_estados_activos h</w:t>
+      </w:r>
+    </w:p>
+    <w:p>
+      <w:pPr>
+        <w:rPr>
+          <w:lang w:val="en-US"/>
+        </w:rPr>
+      </w:pPr>
+      <w:r>
+        <w:rPr>
+          <w:lang w:val="en-US"/>
+        </w:rPr>
+        <w:t xml:space="preserve">    JOIN activo a</w:t>
+      </w:r>
+    </w:p>
+    <w:p>
+      <w:pPr>
+        <w:rPr>
+          <w:lang w:val="en-US"/>
+        </w:rPr>
+      </w:pPr>
+      <w:r>
+        <w:rPr>
+          <w:lang w:val="en-US"/>
+        </w:rPr>
+        <w:t xml:space="preserve">        ON a.id_activo_biologico = h.id_activo_biologico</w:t>
+      </w:r>
+    </w:p>
+    <w:p>
+      <w:pPr>
+        <w:rPr>
+          <w:lang w:val="en-US"/>
+        </w:rPr>
+      </w:pPr>
+      <w:r>
+        <w:rPr>
+          <w:lang w:val="en-US"/>
+        </w:rPr>
+        <w:t xml:space="preserve">    JOIN modulo2.estados_activos_biologicos ea_old</w:t>
+      </w:r>
+    </w:p>
+    <w:p>
+      <w:pPr>
+        <w:rPr>
+          <w:lang w:val="en-US"/>
+        </w:rPr>
+      </w:pPr>
+      <w:r>
+        <w:rPr>
+          <w:lang w:val="en-US"/>
+        </w:rPr>
+        <w:t xml:space="preserve">        ON ea_old.id_estado_activo_biologico = h.id_estado_anterior</w:t>
+      </w:r>
+    </w:p>
+    <w:p>
+      <w:pPr>
+        <w:rPr>
+          <w:lang w:val="en-US"/>
+        </w:rPr>
+      </w:pPr>
+      <w:r>
+        <w:rPr>
+          <w:lang w:val="en-US"/>
+        </w:rPr>
         <w:lastRenderedPageBreak/>
-        <w:t>ORDER BY iz.tipo;</w:t>
-      </w:r>
+        <w:t xml:space="preserve">    JOIN modulo2.estados_activos_biologicos ea_new</w:t>
+      </w:r>
+    </w:p>
+    <w:p>
+      <w:pPr>
+        <w:rPr>
+          <w:lang w:val="en-US"/>
+        </w:rPr>
+      </w:pPr>
+      <w:r>
+        <w:rPr>
+          <w:lang w:val="en-US"/>
+        </w:rPr>
+        <w:t xml:space="preserve">        ON ea_new.id_estado_activo_biologico = h.id_estado_nuevo</w:t>
+      </w:r>
+    </w:p>
+    <w:p>
+      <w:pPr>
+        <w:rPr>
+          <w:lang w:val="en-US"/>
+        </w:rPr>
+      </w:pPr>
+    </w:p>
+    <w:p>
+      <w:pPr>
+        <w:rPr>
+          <w:lang w:val="en-US"/>
+        </w:rPr>
+      </w:pPr>
+      <w:r>
+        <w:rPr>
+          <w:lang w:val="en-US"/>
+        </w:rPr>
+        <w:t xml:space="preserve">    UNION ALL</w:t>
+      </w:r>
+    </w:p>
+    <w:p>
+      <w:pPr>
+        <w:rPr>
+          <w:lang w:val="en-US"/>
+        </w:rPr>
+      </w:pPr>
+    </w:p>
+    <w:p>
+      <w:pPr>
+        <w:rPr>
+          <w:lang w:val="en-US"/>
+        </w:rPr>
+      </w:pPr>
+      <w:r>
+        <w:rPr>
+          <w:lang w:val="en-US"/>
+        </w:rPr>
+        <w:t xml:space="preserve">    -- FASES PRODUCTIVAS</w:t>
+      </w:r>
+    </w:p>
+    <w:p>
+      <w:pPr>
+        <w:rPr>
+          <w:lang w:val="en-US"/>
+        </w:rPr>
+      </w:pPr>
+      <w:r>
+        <w:rPr>
+          <w:lang w:val="en-US"/>
+        </w:rPr>
+        <w:t xml:space="preserve">    SELECT</w:t>
+      </w:r>
+    </w:p>
+    <w:p>
+      <w:pPr>
+        <w:rPr>
+          <w:lang w:val="en-US"/>
+        </w:rPr>
+      </w:pPr>
+      <w:r>
+        <w:rPr>
+          <w:lang w:val="en-US"/>
+        </w:rPr>
+        <w:t xml:space="preserve">        COALESCE(</w:t>
+      </w:r>
+    </w:p>
+    <w:p>
+      <w:pPr>
+        <w:rPr>
+          <w:lang w:val="en-US"/>
+        </w:rPr>
+      </w:pPr>
+      <w:r>
+        <w:rPr>
+          <w:lang w:val="en-US"/>
+        </w:rPr>
+        <w:t xml:space="preserve">            gf.fecha_finalizacion,</w:t>
+      </w:r>
+    </w:p>
+    <w:p>
+      <w:pPr>
+        <w:rPr>
+          <w:lang w:val="en-US"/>
+        </w:rPr>
+      </w:pPr>
+      <w:r>
+        <w:rPr>
+          <w:lang w:val="en-US"/>
+        </w:rPr>
+        <w:t xml:space="preserve">            CURRENT_DATE::timestamp with time zone + gf.fecha_inicio::time</w:t>
+      </w:r>
+    </w:p>
+    <w:p>
+      <w:pPr>
+        <w:rPr>
+          <w:lang w:val="en-US"/>
+        </w:rPr>
+      </w:pPr>
+      <w:r>
+        <w:rPr>
+          <w:lang w:val="en-US"/>
+        </w:rPr>
+        <w:t xml:space="preserve">        ) AS fecha_evento,</w:t>
+      </w:r>
+    </w:p>
+    <w:p>
+      <w:pPr>
+        <w:rPr>
+          <w:lang w:val="en-US"/>
+        </w:rPr>
+      </w:pPr>
+      <w:r>
+        <w:rPr>
+          <w:lang w:val="en-US"/>
+        </w:rPr>
+        <w:t xml:space="preserve">        a.indentficador AS identificador,</w:t>
+      </w:r>
+    </w:p>
+    <w:p>
+      <w:pPr>
+        <w:rPr>
+          <w:lang w:val="en-US"/>
+        </w:rPr>
+      </w:pPr>
+      <w:r>
+        <w:rPr>
+          <w:lang w:val="en-US"/>
+        </w:rPr>
+        <w:t xml:space="preserve">        'FASE_PRODUCTIVA' AS categoria,</w:t>
+      </w:r>
+    </w:p>
+    <w:p>
+      <w:pPr>
+        <w:rPr>
+          <w:lang w:val="en-US"/>
+        </w:rPr>
+      </w:pPr>
+      <w:r>
+        <w:rPr>
+          <w:lang w:val="en-US"/>
+        </w:rPr>
+        <w:t xml:space="preserve">        cp.nombre AS detalle_1,</w:t>
+      </w:r>
+    </w:p>
+    <w:p>
+      <w:pPr>
+        <w:rPr>
+          <w:lang w:val="en-US"/>
+        </w:rPr>
+      </w:pPr>
+      <w:r>
+        <w:rPr>
+          <w:lang w:val="en-US"/>
+        </w:rPr>
+        <w:t xml:space="preserve">        CASE</w:t>
+      </w:r>
+    </w:p>
+    <w:p>
+      <w:pPr>
+        <w:rPr>
+          <w:lang w:val="en-US"/>
+        </w:rPr>
+      </w:pPr>
+      <w:r>
+        <w:rPr>
+          <w:lang w:val="en-US"/>
+        </w:rPr>
+        <w:t xml:space="preserve">            WHEN gf.es_activa THEN 'Activa'</w:t>
+      </w:r>
+    </w:p>
+    <w:p>
+      <w:pPr>
+        <w:rPr>
+          <w:lang w:val="en-US"/>
+        </w:rPr>
+      </w:pPr>
+      <w:r>
+        <w:rPr>
+          <w:lang w:val="en-US"/>
+        </w:rPr>
+        <w:t xml:space="preserve">            ELSE 'Finalizada'</w:t>
+      </w:r>
+    </w:p>
+    <w:p>
+      <w:pPr>
+        <w:rPr>
+          <w:lang w:val="en-US"/>
+        </w:rPr>
+      </w:pPr>
+      <w:r>
+        <w:rPr>
+          <w:lang w:val="en-US"/>
+        </w:rPr>
+        <w:t xml:space="preserve">        END AS detalle_2,</w:t>
+      </w:r>
+    </w:p>
+    <w:p>
+      <w:pPr>
+        <w:rPr>
+          <w:lang w:val="en-US"/>
+        </w:rPr>
+      </w:pPr>
+      <w:r>
+        <w:rPr>
+          <w:lang w:val="en-US"/>
+        </w:rPr>
+        <w:t xml:space="preserve">        NULL AS observacion</w:t>
+      </w:r>
+    </w:p>
+    <w:p>
+      <w:pPr>
+        <w:rPr>
+          <w:lang w:val="en-US"/>
+        </w:rPr>
+      </w:pPr>
+      <w:r>
+        <w:rPr>
+          <w:lang w:val="en-US"/>
+        </w:rPr>
+        <w:t xml:space="preserve">    FROM modulo2.gestiones_fases gf</w:t>
+      </w:r>
+    </w:p>
+    <w:p>
+      <w:pPr>
+        <w:rPr>
+          <w:lang w:val="en-US"/>
+        </w:rPr>
+      </w:pPr>
+      <w:r>
+        <w:rPr>
+          <w:lang w:val="en-US"/>
+        </w:rPr>
+        <w:t xml:space="preserve">    JOIN activo a</w:t>
+      </w:r>
+    </w:p>
+    <w:p>
+      <w:pPr>
+        <w:rPr>
+          <w:lang w:val="en-US"/>
+        </w:rPr>
+      </w:pPr>
+      <w:r>
+        <w:rPr>
+          <w:lang w:val="en-US"/>
+        </w:rPr>
+        <w:t xml:space="preserve">        ON a.id_activo_biologico = gf.id_activo_biologico</w:t>
+      </w:r>
+    </w:p>
+    <w:p>
+      <w:pPr>
+        <w:rPr>
+          <w:lang w:val="en-US"/>
+        </w:rPr>
+      </w:pPr>
+      <w:r>
+        <w:rPr>
+          <w:lang w:val="en-US"/>
+        </w:rPr>
+        <w:t xml:space="preserve">    JOIN modulo9.ciclos_productivos cp</w:t>
+      </w:r>
+    </w:p>
+    <w:p>
+      <w:pPr>
+        <w:rPr>
+          <w:lang w:val="en-US"/>
+        </w:rPr>
+      </w:pPr>
+      <w:r>
+        <w:rPr>
+          <w:lang w:val="en-US"/>
+        </w:rPr>
+        <w:t xml:space="preserve">        ON cp.id_ciclo_productivo = gf.id_ciclo_productiva</w:t>
+      </w:r>
+    </w:p>
+    <w:p>
+      <w:pPr>
+        <w:rPr>
+          <w:lang w:val="en-US"/>
+        </w:rPr>
+      </w:pPr>
+    </w:p>
+    <w:p>
+      <w:pPr>
+        <w:rPr>
+          <w:lang w:val="en-US"/>
+        </w:rPr>
+      </w:pPr>
+      <w:r>
+        <w:rPr>
+          <w:lang w:val="en-US"/>
+        </w:rPr>
+        <w:t xml:space="preserve">    UNION ALL</w:t>
+      </w:r>
+    </w:p>
+    <w:p>
+      <w:pPr>
+        <w:rPr>
+          <w:lang w:val="en-US"/>
+        </w:rPr>
+      </w:pPr>
+    </w:p>
+    <w:p>
+      <w:pPr>
+        <w:rPr>
+          <w:lang w:val="en-US"/>
+        </w:rPr>
+      </w:pPr>
+      <w:r>
+        <w:rPr>
+          <w:lang w:val="en-US"/>
+        </w:rPr>
+        <w:t xml:space="preserve">    -- SANITARIOS</w:t>
+      </w:r>
+    </w:p>
+    <w:p>
+      <w:pPr>
+        <w:rPr>
+          <w:lang w:val="en-US"/>
+        </w:rPr>
+      </w:pPr>
+      <w:r>
+        <w:rPr>
+          <w:lang w:val="en-US"/>
+        </w:rPr>
+        <w:t xml:space="preserve">    SELECT</w:t>
+      </w:r>
+    </w:p>
+    <w:p>
+      <w:pPr>
+        <w:rPr>
+          <w:lang w:val="en-US"/>
+        </w:rPr>
+      </w:pPr>
+      <w:r>
+        <w:rPr>
+          <w:lang w:val="en-US"/>
+        </w:rPr>
+        <w:t xml:space="preserve">        ea.fecha AS fecha_evento,</w:t>
+      </w:r>
+    </w:p>
+    <w:p>
+      <w:pPr>
+        <w:rPr>
+          <w:lang w:val="en-US"/>
+        </w:rPr>
+      </w:pPr>
+      <w:r>
+        <w:rPr>
+          <w:lang w:val="en-US"/>
+        </w:rPr>
+        <w:t xml:space="preserve">        a.indentficador AS identificador,</w:t>
+      </w:r>
+    </w:p>
+    <w:p>
+      <w:pPr>
+        <w:rPr>
+          <w:lang w:val="en-US"/>
+        </w:rPr>
+      </w:pPr>
+      <w:r>
+        <w:rPr>
+          <w:lang w:val="en-US"/>
+        </w:rPr>
+        <w:t xml:space="preserve">        'SANITARIO' AS categoria,</w:t>
+      </w:r>
+    </w:p>
+    <w:p>
+      <w:pPr>
+        <w:rPr>
+          <w:lang w:val="en-US"/>
+        </w:rPr>
+      </w:pPr>
+      <w:r>
+        <w:rPr>
+          <w:lang w:val="en-US"/>
+        </w:rPr>
+        <w:t xml:space="preserve">        es.diagnostico AS detalle_1,</w:t>
+      </w:r>
+    </w:p>
+    <w:p>
+      <w:pPr>
+        <w:rPr>
+          <w:lang w:val="en-US"/>
+        </w:rPr>
+      </w:pPr>
+      <w:r>
+        <w:rPr>
+          <w:lang w:val="en-US"/>
+        </w:rPr>
+        <w:t xml:space="preserve">        es.medicamento AS detalle_2,</w:t>
+      </w:r>
+    </w:p>
+    <w:p>
+      <w:pPr>
+        <w:rPr>
+          <w:lang w:val="en-US"/>
+        </w:rPr>
+      </w:pPr>
+      <w:r>
+        <w:rPr>
+          <w:lang w:val="en-US"/>
+        </w:rPr>
+        <w:t xml:space="preserve">        ea.descripcion AS observacion</w:t>
+      </w:r>
+    </w:p>
+    <w:p>
+      <w:pPr>
+        <w:rPr>
+          <w:lang w:val="en-US"/>
+        </w:rPr>
+      </w:pPr>
+      <w:r>
+        <w:rPr>
+          <w:lang w:val="en-US"/>
+        </w:rPr>
+        <w:t xml:space="preserve">    FROM modulo2.eventos_activos ea</w:t>
+      </w:r>
+    </w:p>
+    <w:p>
+      <w:pPr>
+        <w:rPr>
+          <w:lang w:val="en-US"/>
+        </w:rPr>
+      </w:pPr>
+      <w:r>
+        <w:rPr>
+          <w:lang w:val="en-US"/>
+        </w:rPr>
+        <w:t xml:space="preserve">    JOIN activo a</w:t>
+      </w:r>
+    </w:p>
+    <w:p>
+      <w:pPr>
+        <w:rPr>
+          <w:lang w:val="en-US"/>
+        </w:rPr>
+      </w:pPr>
+      <w:r>
+        <w:rPr>
+          <w:lang w:val="en-US"/>
+        </w:rPr>
+        <w:t xml:space="preserve">        ON a.id_activo_biologico = ea.id_activo_biologico</w:t>
+      </w:r>
+    </w:p>
+    <w:p>
+      <w:pPr>
+        <w:rPr>
+          <w:lang w:val="en-US"/>
+        </w:rPr>
+      </w:pPr>
+      <w:r>
+        <w:rPr>
+          <w:lang w:val="en-US"/>
+        </w:rPr>
+        <w:t xml:space="preserve">    JOIN modulo2.eventos_sanitarios es</w:t>
+      </w:r>
+    </w:p>
+    <w:p>
+      <w:pPr>
+        <w:rPr>
+          <w:lang w:val="en-US"/>
+        </w:rPr>
+      </w:pPr>
+      <w:r>
+        <w:rPr>
+          <w:lang w:val="en-US"/>
+        </w:rPr>
+        <w:t xml:space="preserve">        ON es.id_evento = ea.id_eventos</w:t>
+      </w:r>
+    </w:p>
+    <w:p>
+      <w:pPr>
+        <w:rPr>
+          <w:lang w:val="en-US"/>
+        </w:rPr>
+      </w:pPr>
+    </w:p>
+    <w:p>
+      <w:pPr>
+        <w:rPr>
+          <w:lang w:val="en-US"/>
+        </w:rPr>
+      </w:pPr>
+      <w:r>
+        <w:rPr>
+          <w:lang w:val="en-US"/>
+        </w:rPr>
+        <w:t xml:space="preserve">    UNION ALL</w:t>
+      </w:r>
+    </w:p>
+    <w:p>
+      <w:pPr>
+        <w:rPr>
+          <w:lang w:val="en-US"/>
+        </w:rPr>
+      </w:pPr>
+    </w:p>
+    <w:p>
+      <w:pPr>
+        <w:rPr>
+          <w:lang w:val="en-US"/>
+        </w:rPr>
+      </w:pPr>
+      <w:r>
+        <w:rPr>
+          <w:lang w:val="en-US"/>
+        </w:rPr>
+        <w:t xml:space="preserve">    -- CRECIMIENTO</w:t>
+      </w:r>
+    </w:p>
+    <w:p>
+      <w:pPr>
+        <w:rPr>
+          <w:lang w:val="en-US"/>
+        </w:rPr>
+      </w:pPr>
+      <w:r>
+        <w:rPr>
+          <w:lang w:val="en-US"/>
+        </w:rPr>
+        <w:t xml:space="preserve">    SELECT</w:t>
+      </w:r>
+    </w:p>
+    <w:p>
+      <w:pPr>
+        <w:rPr>
+          <w:lang w:val="en-US"/>
+        </w:rPr>
+      </w:pPr>
+      <w:r>
+        <w:rPr>
+          <w:lang w:val="en-US"/>
+        </w:rPr>
+        <w:t xml:space="preserve">        ea.fecha AS fecha_evento,</w:t>
+      </w:r>
+    </w:p>
+    <w:p>
+      <w:pPr>
+        <w:rPr>
+          <w:lang w:val="en-US"/>
+        </w:rPr>
+      </w:pPr>
+      <w:r>
+        <w:rPr>
+          <w:lang w:val="en-US"/>
+        </w:rPr>
+        <w:t xml:space="preserve">        a.indentficador AS identificador,</w:t>
+      </w:r>
+    </w:p>
+    <w:p>
+      <w:pPr>
+        <w:rPr>
+          <w:lang w:val="en-US"/>
+        </w:rPr>
+      </w:pPr>
+      <w:r>
+        <w:rPr>
+          <w:lang w:val="en-US"/>
+        </w:rPr>
+        <w:t xml:space="preserve">        'CRECIMIENTO' AS categoria,</w:t>
+      </w:r>
+    </w:p>
+    <w:p>
+      <w:pPr>
+        <w:rPr>
+          <w:lang w:val="en-US"/>
+        </w:rPr>
+      </w:pPr>
+      <w:r>
+        <w:rPr>
+          <w:lang w:val="en-US"/>
+        </w:rPr>
+        <w:t xml:space="preserve">        ec.tipo_medicion AS detalle_1,</w:t>
+      </w:r>
+    </w:p>
+    <w:p>
+      <w:pPr>
+        <w:rPr>
+          <w:lang w:val="en-US"/>
+        </w:rPr>
+      </w:pPr>
+      <w:r>
+        <w:rPr>
+          <w:lang w:val="en-US"/>
+        </w:rPr>
+        <w:t xml:space="preserve">        (ec.valor_medicion || ' ' || ec.unidad_medida) AS detalle_2,</w:t>
+      </w:r>
+    </w:p>
+    <w:p>
+      <w:pPr>
+        <w:rPr>
+          <w:lang w:val="en-US"/>
+        </w:rPr>
+      </w:pPr>
+      <w:r>
+        <w:rPr>
+          <w:lang w:val="en-US"/>
+        </w:rPr>
+        <w:t xml:space="preserve">        ea.descripcion AS observacion</w:t>
+      </w:r>
+    </w:p>
+    <w:p>
+      <w:pPr>
+        <w:rPr>
+          <w:lang w:val="en-US"/>
+        </w:rPr>
+      </w:pPr>
+      <w:r>
+        <w:rPr>
+          <w:lang w:val="en-US"/>
+        </w:rPr>
+        <w:t xml:space="preserve">    FROM modulo2.eventos_activos ea</w:t>
+      </w:r>
+    </w:p>
+    <w:p>
+      <w:pPr>
+        <w:rPr>
+          <w:lang w:val="en-US"/>
+        </w:rPr>
+      </w:pPr>
+      <w:r>
+        <w:rPr>
+          <w:lang w:val="en-US"/>
+        </w:rPr>
+        <w:lastRenderedPageBreak/>
+        <w:t xml:space="preserve">    JOIN activo a</w:t>
+      </w:r>
+    </w:p>
+    <w:p>
+      <w:pPr>
+        <w:rPr>
+          <w:lang w:val="en-US"/>
+        </w:rPr>
+      </w:pPr>
+      <w:r>
+        <w:rPr>
+          <w:lang w:val="en-US"/>
+        </w:rPr>
+        <w:t xml:space="preserve">        ON a.id_activo_biologico = ea.id_activo_biologico</w:t>
+      </w:r>
+    </w:p>
+    <w:p>
+      <w:pPr>
+        <w:rPr>
+          <w:lang w:val="en-US"/>
+        </w:rPr>
+      </w:pPr>
+      <w:r>
+        <w:rPr>
+          <w:lang w:val="en-US"/>
+        </w:rPr>
+        <w:t xml:space="preserve">    JOIN modulo2.eventos_crecimeinto ec</w:t>
+      </w:r>
+    </w:p>
+    <w:p>
+      <w:pPr>
+        <w:rPr>
+          <w:lang w:val="en-US"/>
+        </w:rPr>
+      </w:pPr>
+      <w:r>
+        <w:rPr>
+          <w:lang w:val="en-US"/>
+        </w:rPr>
+        <w:t xml:space="preserve">        ON ec.id_evento = ea.id_eventos</w:t>
+      </w:r>
+    </w:p>
+    <w:p>
+      <w:pPr>
+        <w:rPr>
+          <w:lang w:val="en-US"/>
+        </w:rPr>
+      </w:pPr>
+    </w:p>
+    <w:p>
+      <w:pPr>
+        <w:rPr>
+          <w:lang w:val="en-US"/>
+        </w:rPr>
+      </w:pPr>
+      <w:r>
+        <w:rPr>
+          <w:lang w:val="en-US"/>
+        </w:rPr>
+        <w:t xml:space="preserve">    UNION ALL</w:t>
+      </w:r>
+    </w:p>
+    <w:p>
+      <w:pPr>
+        <w:rPr>
+          <w:lang w:val="en-US"/>
+        </w:rPr>
+      </w:pPr>
+    </w:p>
+    <w:p>
+      <w:pPr>
+        <w:rPr>
+          <w:lang w:val="en-US"/>
+        </w:rPr>
+      </w:pPr>
+      <w:r>
+        <w:rPr>
+          <w:lang w:val="en-US"/>
+        </w:rPr>
+        <w:t xml:space="preserve">    -- PRODUCTIVOS</w:t>
+      </w:r>
+    </w:p>
+    <w:p>
+      <w:pPr>
+        <w:rPr>
+          <w:lang w:val="en-US"/>
+        </w:rPr>
+      </w:pPr>
+      <w:r>
+        <w:rPr>
+          <w:lang w:val="en-US"/>
+        </w:rPr>
+        <w:t xml:space="preserve">    SELECT</w:t>
+      </w:r>
+    </w:p>
+    <w:p>
+      <w:pPr>
+        <w:rPr>
+          <w:lang w:val="en-US"/>
+        </w:rPr>
+      </w:pPr>
+      <w:r>
+        <w:rPr>
+          <w:lang w:val="en-US"/>
+        </w:rPr>
+        <w:t xml:space="preserve">        ea.fecha AS fecha_evento,</w:t>
+      </w:r>
+    </w:p>
+    <w:p>
+      <w:pPr>
+        <w:rPr>
+          <w:lang w:val="en-US"/>
+        </w:rPr>
+      </w:pPr>
+      <w:r>
+        <w:rPr>
+          <w:lang w:val="en-US"/>
+        </w:rPr>
+        <w:t xml:space="preserve">        a.indentficador AS identificador,</w:t>
+      </w:r>
+    </w:p>
+    <w:p>
+      <w:pPr>
+        <w:rPr>
+          <w:lang w:val="en-US"/>
+        </w:rPr>
+      </w:pPr>
+      <w:r>
+        <w:rPr>
+          <w:lang w:val="en-US"/>
+        </w:rPr>
+        <w:t xml:space="preserve">        'PRODUCTIVO' AS categoria,</w:t>
+      </w:r>
+    </w:p>
+    <w:p>
+      <w:pPr>
+        <w:rPr>
+          <w:lang w:val="en-US"/>
+        </w:rPr>
+      </w:pPr>
+      <w:r>
+        <w:rPr>
+          <w:lang w:val="en-US"/>
+        </w:rPr>
+        <w:t xml:space="preserve">        ep.id_metrica_produccion::text AS detalle_1,</w:t>
+      </w:r>
+    </w:p>
+    <w:p>
+      <w:pPr>
+        <w:rPr>
+          <w:lang w:val="en-US"/>
+        </w:rPr>
+      </w:pPr>
+      <w:r>
+        <w:rPr>
+          <w:lang w:val="en-US"/>
+        </w:rPr>
+        <w:t xml:space="preserve">        ep.cantidad::text AS detalle_2,</w:t>
+      </w:r>
+    </w:p>
+    <w:p>
+      <w:pPr>
+        <w:rPr>
+          <w:lang w:val="en-US"/>
+        </w:rPr>
+      </w:pPr>
+      <w:r>
+        <w:rPr>
+          <w:lang w:val="en-US"/>
+        </w:rPr>
+        <w:t xml:space="preserve">        ea.descripcion AS observacion</w:t>
+      </w:r>
+    </w:p>
+    <w:p>
+      <w:pPr>
+        <w:rPr>
+          <w:lang w:val="en-US"/>
+        </w:rPr>
+      </w:pPr>
+      <w:r>
+        <w:rPr>
+          <w:lang w:val="en-US"/>
+        </w:rPr>
+        <w:t xml:space="preserve">    FROM modulo2.eventos_activos ea</w:t>
+      </w:r>
+    </w:p>
+    <w:p>
+      <w:pPr>
+        <w:rPr>
+          <w:lang w:val="en-US"/>
+        </w:rPr>
+      </w:pPr>
+      <w:r>
+        <w:rPr>
+          <w:lang w:val="en-US"/>
+        </w:rPr>
+        <w:t xml:space="preserve">    JOIN activo a</w:t>
+      </w:r>
+    </w:p>
+    <w:p>
+      <w:pPr>
+        <w:rPr>
+          <w:lang w:val="en-US"/>
+        </w:rPr>
+      </w:pPr>
+      <w:r>
+        <w:rPr>
+          <w:lang w:val="en-US"/>
+        </w:rPr>
+        <w:t xml:space="preserve">        ON a.id_activo_biologico = ea.id_activo_biologico</w:t>
+      </w:r>
+    </w:p>
+    <w:p>
+      <w:pPr>
+        <w:rPr>
+          <w:lang w:val="en-US"/>
+        </w:rPr>
+      </w:pPr>
+      <w:r>
+        <w:rPr>
+          <w:lang w:val="en-US"/>
+        </w:rPr>
+        <w:t xml:space="preserve">    JOIN modulo2.eventos_productivos ep</w:t>
+      </w:r>
+    </w:p>
+    <w:p>
+      <w:pPr>
+        <w:rPr>
+          <w:lang w:val="en-US"/>
+        </w:rPr>
+      </w:pPr>
+      <w:r>
+        <w:rPr>
+          <w:lang w:val="en-US"/>
+        </w:rPr>
+        <w:t xml:space="preserve">        ON ep.id_evento = ea.id_eventos</w:t>
+      </w:r>
+    </w:p>
+    <w:p>
+      <w:pPr>
+        <w:rPr>
+          <w:lang w:val="en-US"/>
+        </w:rPr>
+      </w:pPr>
+    </w:p>
+    <w:p>
+      <w:pPr>
+        <w:rPr>
+          <w:lang w:val="en-US"/>
+        </w:rPr>
+      </w:pPr>
+      <w:r>
+        <w:rPr>
+          <w:lang w:val="en-US"/>
+        </w:rPr>
+        <w:t xml:space="preserve">    UNION ALL</w:t>
+      </w:r>
+    </w:p>
+    <w:p>
+      <w:pPr>
+        <w:rPr>
+          <w:lang w:val="en-US"/>
+        </w:rPr>
+      </w:pPr>
+    </w:p>
+    <w:p>
+      <w:pPr>
+        <w:rPr>
+          <w:lang w:val="en-US"/>
+        </w:rPr>
+      </w:pPr>
+      <w:r>
+        <w:rPr>
+          <w:lang w:val="en-US"/>
+        </w:rPr>
+        <w:t xml:space="preserve">    -- REPRODUCTIVOS</w:t>
+      </w:r>
+    </w:p>
+    <w:p>
+      <w:pPr>
+        <w:rPr>
+          <w:lang w:val="en-US"/>
+        </w:rPr>
+      </w:pPr>
+      <w:r>
+        <w:rPr>
+          <w:lang w:val="en-US"/>
+        </w:rPr>
+        <w:t xml:space="preserve">    SELECT</w:t>
+      </w:r>
+    </w:p>
+    <w:p>
+      <w:pPr>
+        <w:rPr>
+          <w:lang w:val="en-US"/>
+        </w:rPr>
+      </w:pPr>
+      <w:r>
+        <w:rPr>
+          <w:lang w:val="en-US"/>
+        </w:rPr>
+        <w:t xml:space="preserve">        ea.fecha AS fecha_evento,</w:t>
+      </w:r>
+    </w:p>
+    <w:p>
+      <w:pPr>
+        <w:rPr>
+          <w:lang w:val="en-US"/>
+        </w:rPr>
+      </w:pPr>
+      <w:r>
+        <w:rPr>
+          <w:lang w:val="en-US"/>
+        </w:rPr>
+        <w:lastRenderedPageBreak/>
+        <w:t xml:space="preserve">        a.indentficador AS identificador,</w:t>
+      </w:r>
+    </w:p>
+    <w:p>
+      <w:pPr>
+        <w:rPr>
+          <w:lang w:val="en-US"/>
+        </w:rPr>
+      </w:pPr>
+      <w:r>
+        <w:rPr>
+          <w:lang w:val="en-US"/>
+        </w:rPr>
+        <w:t xml:space="preserve">        'REPRODUCTIVO' AS categoria,</w:t>
+      </w:r>
+    </w:p>
+    <w:p>
+      <w:pPr>
+        <w:rPr>
+          <w:lang w:val="en-US"/>
+        </w:rPr>
+      </w:pPr>
+      <w:r>
+        <w:rPr>
+          <w:lang w:val="en-US"/>
+        </w:rPr>
+        <w:t xml:space="preserve">        er.categoria::text AS detalle_1,</w:t>
+      </w:r>
+    </w:p>
+    <w:p>
+      <w:pPr>
+        <w:rPr>
+          <w:lang w:val="en-US"/>
+        </w:rPr>
+      </w:pPr>
+      <w:r>
+        <w:rPr>
+          <w:lang w:val="en-US"/>
+        </w:rPr>
+        <w:t xml:space="preserve">        er.resultado AS detalle_2,</w:t>
+      </w:r>
+    </w:p>
+    <w:p>
+      <w:pPr>
+        <w:rPr>
+          <w:lang w:val="en-US"/>
+        </w:rPr>
+      </w:pPr>
+      <w:r>
+        <w:rPr>
+          <w:lang w:val="en-US"/>
+        </w:rPr>
+        <w:t xml:space="preserve">        ea.descripcion AS observacion</w:t>
+      </w:r>
+    </w:p>
+    <w:p>
+      <w:pPr>
+        <w:rPr>
+          <w:lang w:val="en-US"/>
+        </w:rPr>
+      </w:pPr>
+      <w:r>
+        <w:rPr>
+          <w:lang w:val="en-US"/>
+        </w:rPr>
+        <w:t xml:space="preserve">    FROM modulo2.eventos_activos ea</w:t>
+      </w:r>
+    </w:p>
+    <w:p>
+      <w:pPr>
+        <w:rPr>
+          <w:lang w:val="en-US"/>
+        </w:rPr>
+      </w:pPr>
+      <w:r>
+        <w:rPr>
+          <w:lang w:val="en-US"/>
+        </w:rPr>
+        <w:t xml:space="preserve">    JOIN activo a</w:t>
+      </w:r>
+    </w:p>
+    <w:p>
+      <w:pPr>
+        <w:rPr>
+          <w:lang w:val="en-US"/>
+        </w:rPr>
+      </w:pPr>
+      <w:r>
+        <w:rPr>
+          <w:lang w:val="en-US"/>
+        </w:rPr>
+        <w:t xml:space="preserve">        ON a.id_activo_biologico = ea.id_activo_biologico</w:t>
+      </w:r>
+    </w:p>
+    <w:p>
+      <w:pPr>
+        <w:rPr>
+          <w:lang w:val="en-US"/>
+        </w:rPr>
+      </w:pPr>
+      <w:r>
+        <w:rPr>
+          <w:lang w:val="en-US"/>
+        </w:rPr>
+        <w:t xml:space="preserve">    JOIN modulo2.eventos_reproductivos er</w:t>
+      </w:r>
+    </w:p>
+    <w:p>
+      <w:pPr>
+        <w:rPr>
+          <w:lang w:val="en-US"/>
+        </w:rPr>
+      </w:pPr>
+      <w:r>
+        <w:rPr>
+          <w:lang w:val="en-US"/>
+        </w:rPr>
+        <w:t xml:space="preserve">        ON er.id_evento_reproductivo = ea.id_eventos</w:t>
+      </w:r>
+    </w:p>
+    <w:p>
+      <w:pPr>
+        <w:rPr>
+          <w:lang w:val="en-US"/>
+        </w:rPr>
+      </w:pPr>
+    </w:p>
+    <w:p>
+      <w:pPr>
+        <w:rPr>
+          <w:lang w:val="en-US"/>
+        </w:rPr>
+      </w:pPr>
+      <w:r>
+        <w:rPr>
+          <w:lang w:val="en-US"/>
+        </w:rPr>
+        <w:t xml:space="preserve">    UNION ALL</w:t>
+      </w:r>
+    </w:p>
+    <w:p>
+      <w:pPr>
+        <w:rPr>
+          <w:lang w:val="en-US"/>
+        </w:rPr>
+      </w:pPr>
+    </w:p>
+    <w:p>
+      <w:pPr>
+        <w:rPr>
+          <w:lang w:val="en-US"/>
+        </w:rPr>
+      </w:pPr>
+      <w:r>
+        <w:rPr>
+          <w:lang w:val="en-US"/>
+        </w:rPr>
+        <w:t xml:space="preserve">    -- BAJAS</w:t>
+      </w:r>
+    </w:p>
+    <w:p>
+      <w:pPr>
+        <w:rPr>
+          <w:lang w:val="en-US"/>
+        </w:rPr>
+      </w:pPr>
+      <w:r>
+        <w:rPr>
+          <w:lang w:val="en-US"/>
+        </w:rPr>
+        <w:t xml:space="preserve">    SELECT</w:t>
+      </w:r>
+    </w:p>
+    <w:p>
+      <w:pPr>
+        <w:rPr>
+          <w:lang w:val="en-US"/>
+        </w:rPr>
+      </w:pPr>
+      <w:r>
+        <w:rPr>
+          <w:lang w:val="en-US"/>
+        </w:rPr>
+        <w:t xml:space="preserve">        ea.fecha AS fecha_evento,</w:t>
+      </w:r>
+    </w:p>
+    <w:p>
+      <w:pPr>
+        <w:rPr>
+          <w:lang w:val="en-US"/>
+        </w:rPr>
+      </w:pPr>
+      <w:r>
+        <w:rPr>
+          <w:lang w:val="en-US"/>
+        </w:rPr>
+        <w:t xml:space="preserve">        a.indentficador AS identificador,</w:t>
+      </w:r>
+    </w:p>
+    <w:p>
+      <w:pPr>
+        <w:rPr>
+          <w:lang w:val="en-US"/>
+        </w:rPr>
+      </w:pPr>
+      <w:r>
+        <w:rPr>
+          <w:lang w:val="en-US"/>
+        </w:rPr>
+        <w:t xml:space="preserve">        'BAJA' AS categoria,</w:t>
+      </w:r>
+    </w:p>
+    <w:p>
+      <w:pPr>
+        <w:rPr>
+          <w:lang w:val="en-US"/>
+        </w:rPr>
+      </w:pPr>
+      <w:r>
+        <w:rPr>
+          <w:lang w:val="en-US"/>
+        </w:rPr>
+        <w:t xml:space="preserve">        eb.tipo::text AS detalle_1,</w:t>
+      </w:r>
+    </w:p>
+    <w:p>
+      <w:pPr>
+        <w:rPr>
+          <w:lang w:val="en-US"/>
+        </w:rPr>
+      </w:pPr>
+      <w:r>
+        <w:rPr>
+          <w:lang w:val="en-US"/>
+        </w:rPr>
+        <w:t xml:space="preserve">        eb.cantidad_afectada::text AS detalle_2,</w:t>
+      </w:r>
+    </w:p>
+    <w:p>
+      <w:pPr>
+        <w:rPr>
+          <w:lang w:val="en-US"/>
+        </w:rPr>
+      </w:pPr>
+      <w:r>
+        <w:rPr>
+          <w:lang w:val="en-US"/>
+        </w:rPr>
+        <w:t xml:space="preserve">        COALESCE(eb.detalles, ea.descripcion) AS observacion</w:t>
+      </w:r>
+    </w:p>
+    <w:p>
+      <w:pPr>
+        <w:rPr>
+          <w:lang w:val="en-US"/>
+        </w:rPr>
+      </w:pPr>
+      <w:r>
+        <w:rPr>
+          <w:lang w:val="en-US"/>
+        </w:rPr>
+        <w:t xml:space="preserve">    FROM modulo2.eventos_activos ea</w:t>
+      </w:r>
+    </w:p>
+    <w:p>
+      <w:pPr>
+        <w:rPr>
+          <w:lang w:val="en-US"/>
+        </w:rPr>
+      </w:pPr>
+      <w:r>
+        <w:rPr>
+          <w:lang w:val="en-US"/>
+        </w:rPr>
+        <w:t xml:space="preserve">    JOIN activo a</w:t>
+      </w:r>
+    </w:p>
+    <w:p>
+      <w:pPr>
+        <w:rPr>
+          <w:lang w:val="en-US"/>
+        </w:rPr>
+      </w:pPr>
+      <w:r>
+        <w:rPr>
+          <w:lang w:val="en-US"/>
+        </w:rPr>
+        <w:t xml:space="preserve">        ON a.id_activo_biologico = ea.id_activo_biologico</w:t>
+      </w:r>
+    </w:p>
+    <w:p>
+      <w:pPr>
+        <w:rPr>
+          <w:lang w:val="en-US"/>
+        </w:rPr>
+      </w:pPr>
+      <w:r>
+        <w:rPr>
+          <w:lang w:val="en-US"/>
+        </w:rPr>
+        <w:t xml:space="preserve">    JOIN modulo2.eventos_bajas eb</w:t>
+      </w:r>
+    </w:p>
+    <w:p>
+      <w:pPr>
+        <w:rPr>
+          <w:lang w:val="en-US"/>
+        </w:rPr>
+      </w:pPr>
+      <w:r>
+        <w:rPr>
+          <w:lang w:val="en-US"/>
+        </w:rPr>
+        <w:t xml:space="preserve">        ON eb.id_evento = ea.id_eventos</w:t>
+      </w:r>
+    </w:p>
+    <w:p>
+      <w:pPr>
+        <w:rPr>
+          <w:lang w:val="en-US"/>
+        </w:rPr>
+      </w:pPr>
+    </w:p>
+    <w:p>
+      <w:pPr>
+        <w:rPr>
+          <w:lang w:val="en-US"/>
+        </w:rPr>
+      </w:pPr>
+      <w:r>
+        <w:rPr>
+          <w:lang w:val="en-US"/>
+        </w:rPr>
+        <w:t xml:space="preserve">    UNION ALL</w:t>
+      </w:r>
+    </w:p>
+    <w:p>
+      <w:pPr>
+        <w:rPr>
+          <w:lang w:val="en-US"/>
+        </w:rPr>
+      </w:pPr>
+    </w:p>
+    <w:p>
+      <w:pPr>
+        <w:rPr>
+          <w:lang w:val="en-US"/>
+        </w:rPr>
+      </w:pPr>
+      <w:r>
+        <w:rPr>
+          <w:lang w:val="en-US"/>
+        </w:rPr>
+        <w:t xml:space="preserve">    -- INDICADORES</w:t>
+      </w:r>
+    </w:p>
+    <w:p>
+      <w:pPr>
+        <w:rPr>
+          <w:lang w:val="en-US"/>
+        </w:rPr>
+      </w:pPr>
+      <w:r>
+        <w:rPr>
+          <w:lang w:val="en-US"/>
+        </w:rPr>
+        <w:t xml:space="preserve">    SELECT</w:t>
+      </w:r>
+    </w:p>
+    <w:p>
+      <w:pPr>
+        <w:rPr>
+          <w:lang w:val="en-US"/>
+        </w:rPr>
+      </w:pPr>
+      <w:r>
+        <w:rPr>
+          <w:lang w:val="en-US"/>
+        </w:rPr>
+        <w:t xml:space="preserve">        lower(iz.rango_fecha)::timestamp AS fecha_evento,</w:t>
+      </w:r>
+    </w:p>
+    <w:p>
+      <w:pPr>
+        <w:rPr>
+          <w:lang w:val="en-US"/>
+        </w:rPr>
+      </w:pPr>
+      <w:r>
+        <w:rPr>
+          <w:lang w:val="en-US"/>
+        </w:rPr>
+        <w:t xml:space="preserve">        a.indentficador AS identificador,</w:t>
+      </w:r>
+    </w:p>
+    <w:p>
+      <w:pPr>
+        <w:rPr>
+          <w:lang w:val="en-US"/>
+        </w:rPr>
+      </w:pPr>
+      <w:r>
+        <w:rPr>
+          <w:lang w:val="en-US"/>
+        </w:rPr>
+        <w:t xml:space="preserve">        'INDICADOR' AS categoria,</w:t>
+      </w:r>
+    </w:p>
+    <w:p>
+      <w:pPr>
+        <w:rPr>
+          <w:lang w:val="en-US"/>
+        </w:rPr>
+      </w:pPr>
+      <w:r>
+        <w:rPr>
+          <w:lang w:val="en-US"/>
+        </w:rPr>
+        <w:t xml:space="preserve">        iz.tipo::text AS detalle_1,</w:t>
+      </w:r>
+    </w:p>
+    <w:p>
+      <w:r>
+        <w:rPr>
+          <w:lang w:val="en-US"/>
+        </w:rPr>
+        <w:t xml:space="preserve">        </w:t>
+      </w:r>
+      <w:r>
+        <w:t>upper(iz.rango_fecha)::text AS detalle_2,</w:t>
+      </w:r>
+    </w:p>
+    <w:p>
+      <w:r>
+        <w:t xml:space="preserve">        iz.paramtros_calculo::text AS observacion</w:t>
+      </w:r>
+    </w:p>
+    <w:p>
+      <w:r>
+        <w:t xml:space="preserve">    FROM modulo2.indicadores_zootecnicos iz</w:t>
+      </w:r>
+    </w:p>
+    <w:p>
+      <w:r>
+        <w:t xml:space="preserve">    JOIN activo a</w:t>
+      </w:r>
+    </w:p>
+    <w:p>
+      <w:r>
+        <w:t xml:space="preserve">        ON a.id_activo_biologico = iz.id_activo_biologico</w:t>
+      </w:r>
+    </w:p>
+    <w:p>
+      <w:pPr>
+        <w:rPr>
+          <w:lang w:val="en-US"/>
+        </w:rPr>
+      </w:pPr>
+      <w:r>
+        <w:rPr>
+          <w:lang w:val="en-US"/>
+        </w:rPr>
+        <w:t>) h</w:t>
+      </w:r>
+    </w:p>
+    <w:p>
+      <w:pPr>
+        <w:rPr>
+          <w:lang w:val="en-US"/>
+        </w:rPr>
+      </w:pPr>
+      <w:r>
+        <w:rPr>
+          <w:lang w:val="en-US"/>
+        </w:rPr>
+        <w:t>ORDER BY fecha_evento DESC;</w:t>
+      </w:r>
+    </w:p>
+    <w:p>
+      <w:pPr>
+        <w:rPr>
+          <w:lang w:val="en-US"/>
+        </w:rPr>
+      </w:pPr>
+    </w:p>
+    <w:p>
+      <w:r>
+        <w:t>--</w:t>
+      </w:r>
+      <w:r>
+        <w:t xml:space="preserve">- </w:t>
+      </w:r>
+      <w:r>
+        <w:t xml:space="preserve">Consulta </w:t>
+      </w:r>
+      <w:r>
+        <w:t xml:space="preserve">de auditoria </w:t>
+      </w:r>
+      <w:r>
+        <w:t>por fecha de inicio y fecha de fin</w:t>
+      </w:r>
+    </w:p>
+    <w:p>
+      <w:r>
+        <w:t>WITH auditoria_general AS (</w:t>
+      </w:r>
+    </w:p>
+    <w:p>
+      <w:r>
+        <w:t xml:space="preserve">    SELECT</w:t>
+      </w:r>
+    </w:p>
+    <w:p>
+      <w:r>
+        <w:t xml:space="preserve">        h.fecha_cambio AS fecha_evento,</w:t>
+      </w:r>
+    </w:p>
+    <w:p>
+      <w:r>
+        <w:t xml:space="preserve">        h.id_activo_biologico,</w:t>
+      </w:r>
+    </w:p>
+    <w:p>
+      <w:r>
+        <w:t xml:space="preserve">        ab.indentficador AS identificador,</w:t>
+      </w:r>
+    </w:p>
+    <w:p>
+      <w:r>
+        <w:t xml:space="preserve">        'ESTADO' AS categoria,</w:t>
+      </w:r>
+    </w:p>
+    <w:p>
+      <w:r>
+        <w:t xml:space="preserve">        ea_ant.nombre AS detalle_1,</w:t>
+      </w:r>
+    </w:p>
+    <w:p>
+      <w:r>
+        <w:t xml:space="preserve">        ea_nvo.nombre AS detalle_2,</w:t>
+      </w:r>
+    </w:p>
+    <w:p>
+      <w:r>
+        <w:lastRenderedPageBreak/>
+        <w:t xml:space="preserve">        COALESCE(h.motivo_cambio, '') AS observacion,</w:t>
+      </w:r>
+    </w:p>
+    <w:p>
+      <w:r>
+        <w:t xml:space="preserve">        COALESCE(u.nombre || ' ' || u.apellidos, 'Sin usuario') AS usuario_responsable</w:t>
+      </w:r>
+    </w:p>
+    <w:p>
+      <w:r>
+        <w:t xml:space="preserve">    FROM modulo2.historicos_estados_activos h</w:t>
+      </w:r>
+    </w:p>
+    <w:p>
+      <w:r>
+        <w:t xml:space="preserve">    JOIN modulo2.activos_biologicos ab</w:t>
+      </w:r>
+    </w:p>
+    <w:p>
+      <w:r>
+        <w:t xml:space="preserve">        ON ab.id_activo_biologico = h.id_activo_biologico</w:t>
+      </w:r>
+    </w:p>
+    <w:p>
+      <w:r>
+        <w:t xml:space="preserve">    JOIN modulo2.estados_activos_biologicos ea_ant</w:t>
+      </w:r>
+    </w:p>
+    <w:p>
+      <w:r>
+        <w:t xml:space="preserve">        ON ea_ant.id_estado_activo_biologico = h.id_estado_anterior</w:t>
+      </w:r>
+    </w:p>
+    <w:p>
+      <w:r>
+        <w:t xml:space="preserve">    JOIN modulo2.estados_activos_biologicos ea_nvo</w:t>
+      </w:r>
+    </w:p>
+    <w:p>
+      <w:r>
+        <w:t xml:space="preserve">        ON ea_nvo.id_estado_activo_biologico = h.id_estado_nuevo</w:t>
+      </w:r>
+    </w:p>
+    <w:p>
+      <w:r>
+        <w:t xml:space="preserve">    LEFT JOIN modulo1.usuarios u</w:t>
+      </w:r>
+    </w:p>
+    <w:p>
+      <w:r>
+        <w:t xml:space="preserve">        ON u.id_usuario = h.id_usuario</w:t>
+      </w:r>
+    </w:p>
+    <w:p/>
+    <w:p>
+      <w:pPr>
+        <w:rPr>
+          <w:lang w:val="en-US"/>
+        </w:rPr>
+      </w:pPr>
+      <w:r>
+        <w:t xml:space="preserve">    </w:t>
+      </w:r>
+      <w:r>
+        <w:rPr>
+          <w:lang w:val="en-US"/>
+        </w:rPr>
+        <w:t>UNION ALL</w:t>
+      </w:r>
+    </w:p>
+    <w:p>
+      <w:pPr>
+        <w:rPr>
+          <w:lang w:val="en-US"/>
+        </w:rPr>
+      </w:pPr>
+      <w:r>
+        <w:rPr>
+          <w:lang w:val="en-US"/>
+        </w:rPr>
+        <w:t xml:space="preserve">    SELECT</w:t>
+      </w:r>
+    </w:p>
+    <w:p>
+      <w:pPr>
+        <w:rPr>
+          <w:lang w:val="en-US"/>
+        </w:rPr>
+      </w:pPr>
+      <w:r>
+        <w:rPr>
+          <w:lang w:val="en-US"/>
+        </w:rPr>
+        <w:t xml:space="preserve">        COALESCE(</w:t>
+      </w:r>
+    </w:p>
+    <w:p>
+      <w:pPr>
+        <w:rPr>
+          <w:lang w:val="en-US"/>
+        </w:rPr>
+      </w:pPr>
+      <w:r>
+        <w:rPr>
+          <w:lang w:val="en-US"/>
+        </w:rPr>
+        <w:t xml:space="preserve">            gf.fecha_finalizacion,</w:t>
+      </w:r>
+    </w:p>
+    <w:p>
+      <w:pPr>
+        <w:rPr>
+          <w:lang w:val="en-US"/>
+        </w:rPr>
+      </w:pPr>
+      <w:r>
+        <w:rPr>
+          <w:lang w:val="en-US"/>
+        </w:rPr>
+        <w:t xml:space="preserve">            CURRENT_DATE::timestamp with time zone + gf.fecha_inicio::time</w:t>
+      </w:r>
+    </w:p>
+    <w:p>
+      <w:pPr>
+        <w:rPr>
+          <w:lang w:val="en-US"/>
+        </w:rPr>
+      </w:pPr>
+      <w:r>
+        <w:rPr>
+          <w:lang w:val="en-US"/>
+        </w:rPr>
+        <w:t xml:space="preserve">        ) AS fecha_evento,</w:t>
+      </w:r>
+    </w:p>
+    <w:p>
+      <w:pPr>
+        <w:rPr>
+          <w:lang w:val="en-US"/>
+        </w:rPr>
+      </w:pPr>
+      <w:r>
+        <w:rPr>
+          <w:lang w:val="en-US"/>
+        </w:rPr>
+        <w:t xml:space="preserve">        gf.id_activo_biologico,</w:t>
+      </w:r>
+    </w:p>
+    <w:p>
+      <w:pPr>
+        <w:rPr>
+          <w:lang w:val="en-US"/>
+        </w:rPr>
+      </w:pPr>
+      <w:r>
+        <w:rPr>
+          <w:lang w:val="en-US"/>
+        </w:rPr>
+        <w:t xml:space="preserve">        ab.indentficador AS identificador,</w:t>
+      </w:r>
+    </w:p>
+    <w:p>
+      <w:pPr>
+        <w:rPr>
+          <w:lang w:val="en-US"/>
+        </w:rPr>
+      </w:pPr>
+      <w:r>
+        <w:rPr>
+          <w:lang w:val="en-US"/>
+        </w:rPr>
+        <w:t xml:space="preserve">        'FASE_PRODUCTIVA' AS categoria,</w:t>
+      </w:r>
+    </w:p>
+    <w:p>
+      <w:pPr>
+        <w:rPr>
+          <w:lang w:val="en-US"/>
+        </w:rPr>
+      </w:pPr>
+      <w:r>
+        <w:rPr>
+          <w:lang w:val="en-US"/>
+        </w:rPr>
+        <w:t xml:space="preserve">        cp.nombre AS detalle_1,</w:t>
+      </w:r>
+    </w:p>
+    <w:p>
+      <w:pPr>
+        <w:rPr>
+          <w:lang w:val="en-US"/>
+        </w:rPr>
+      </w:pPr>
+      <w:r>
+        <w:rPr>
+          <w:lang w:val="en-US"/>
+        </w:rPr>
+        <w:t xml:space="preserve">        CASE</w:t>
+      </w:r>
+    </w:p>
+    <w:p>
+      <w:pPr>
+        <w:rPr>
+          <w:lang w:val="en-US"/>
+        </w:rPr>
+      </w:pPr>
+      <w:r>
+        <w:rPr>
+          <w:lang w:val="en-US"/>
+        </w:rPr>
+        <w:t xml:space="preserve">            WHEN gf.es_activa THEN 'Activa'</w:t>
+      </w:r>
+    </w:p>
+    <w:p>
+      <w:pPr>
+        <w:rPr>
+          <w:lang w:val="en-US"/>
+        </w:rPr>
+      </w:pPr>
+      <w:r>
+        <w:rPr>
+          <w:lang w:val="en-US"/>
+        </w:rPr>
+        <w:t xml:space="preserve">            ELSE 'Finalizada'</w:t>
+      </w:r>
+    </w:p>
+    <w:p>
+      <w:pPr>
+        <w:rPr>
+          <w:lang w:val="en-US"/>
+        </w:rPr>
+      </w:pPr>
+      <w:r>
+        <w:rPr>
+          <w:lang w:val="en-US"/>
+        </w:rPr>
+        <w:t xml:space="preserve">        END AS detalle_2,</w:t>
+      </w:r>
+    </w:p>
+    <w:p>
+      <w:pPr>
+        <w:rPr>
+          <w:lang w:val="en-US"/>
+        </w:rPr>
+      </w:pPr>
+      <w:r>
+        <w:rPr>
+          <w:lang w:val="en-US"/>
+        </w:rPr>
+        <w:lastRenderedPageBreak/>
+        <w:t xml:space="preserve">        'duracion_dias=' || cp.duracion_dias ||</w:t>
+      </w:r>
+    </w:p>
+    <w:p>
+      <w:pPr>
+        <w:rPr>
+          <w:lang w:val="en-US"/>
+        </w:rPr>
+      </w:pPr>
+      <w:r>
+        <w:rPr>
+          <w:lang w:val="en-US"/>
+        </w:rPr>
+        <w:t xml:space="preserve">        ', es_activa=' || gf.es_activa ||</w:t>
+      </w:r>
+    </w:p>
+    <w:p>
+      <w:pPr>
+        <w:rPr>
+          <w:lang w:val="en-US"/>
+        </w:rPr>
+      </w:pPr>
+      <w:r>
+        <w:rPr>
+          <w:lang w:val="en-US"/>
+        </w:rPr>
+        <w:t xml:space="preserve">        ', fecha_finalizacion=' || COALESCE(gf.fecha_finalizacion::text, 'NULL') AS observacion,</w:t>
+      </w:r>
+    </w:p>
+    <w:p>
+      <w:pPr>
+        <w:rPr>
+          <w:lang w:val="en-US"/>
+        </w:rPr>
+      </w:pPr>
+      <w:r>
+        <w:rPr>
+          <w:lang w:val="en-US"/>
+        </w:rPr>
+        <w:t xml:space="preserve">        COALESCE(u.nombre || ' ' || u.apellidos, 'Sin usuario') AS usuario_responsable</w:t>
+      </w:r>
+    </w:p>
+    <w:p>
+      <w:pPr>
+        <w:rPr>
+          <w:lang w:val="en-US"/>
+        </w:rPr>
+      </w:pPr>
+      <w:r>
+        <w:rPr>
+          <w:lang w:val="en-US"/>
+        </w:rPr>
+        <w:t xml:space="preserve">    FROM modulo2.gestiones_fases gf</w:t>
+      </w:r>
+    </w:p>
+    <w:p>
+      <w:pPr>
+        <w:rPr>
+          <w:lang w:val="en-US"/>
+        </w:rPr>
+      </w:pPr>
+      <w:r>
+        <w:rPr>
+          <w:lang w:val="en-US"/>
+        </w:rPr>
+        <w:t xml:space="preserve">    JOIN modulo2.activos_biologicos ab</w:t>
+      </w:r>
+    </w:p>
+    <w:p>
+      <w:pPr>
+        <w:rPr>
+          <w:lang w:val="en-US"/>
+        </w:rPr>
+      </w:pPr>
+      <w:r>
+        <w:rPr>
+          <w:lang w:val="en-US"/>
+        </w:rPr>
+        <w:t xml:space="preserve">        ON ab.id_activo_biologico = gf.id_activo_biologico</w:t>
+      </w:r>
+    </w:p>
+    <w:p>
+      <w:pPr>
+        <w:rPr>
+          <w:lang w:val="en-US"/>
+        </w:rPr>
+      </w:pPr>
+      <w:r>
+        <w:rPr>
+          <w:lang w:val="en-US"/>
+        </w:rPr>
+        <w:t xml:space="preserve">    JOIN modulo9.ciclos_productivos cp</w:t>
+      </w:r>
+    </w:p>
+    <w:p>
+      <w:pPr>
+        <w:rPr>
+          <w:lang w:val="en-US"/>
+        </w:rPr>
+      </w:pPr>
+      <w:r>
+        <w:rPr>
+          <w:lang w:val="en-US"/>
+        </w:rPr>
+        <w:t xml:space="preserve">        ON cp.id_ciclo_productivo = gf.id_ciclo_productiva</w:t>
+      </w:r>
+    </w:p>
+    <w:p>
+      <w:pPr>
+        <w:rPr>
+          <w:lang w:val="en-US"/>
+        </w:rPr>
+      </w:pPr>
+      <w:r>
+        <w:rPr>
+          <w:lang w:val="en-US"/>
+        </w:rPr>
+        <w:t xml:space="preserve">    LEFT JOIN modulo1.usuarios u</w:t>
+      </w:r>
+    </w:p>
+    <w:p>
+      <w:pPr>
+        <w:rPr>
+          <w:lang w:val="en-US"/>
+        </w:rPr>
+      </w:pPr>
+      <w:r>
+        <w:rPr>
+          <w:lang w:val="en-US"/>
+        </w:rPr>
+        <w:t xml:space="preserve">        ON u.id_usuario = gf.id_usuario</w:t>
+      </w:r>
+    </w:p>
+    <w:p>
+      <w:pPr>
+        <w:rPr>
+          <w:lang w:val="en-US"/>
+        </w:rPr>
+      </w:pPr>
+    </w:p>
+    <w:p>
+      <w:pPr>
+        <w:rPr>
+          <w:lang w:val="en-US"/>
+        </w:rPr>
+      </w:pPr>
+      <w:r>
+        <w:rPr>
+          <w:lang w:val="en-US"/>
+        </w:rPr>
+        <w:t xml:space="preserve">    UNION ALL</w:t>
+      </w:r>
+    </w:p>
+    <w:p>
+      <w:pPr>
+        <w:rPr>
+          <w:lang w:val="en-US"/>
+        </w:rPr>
+      </w:pPr>
+      <w:r>
+        <w:rPr>
+          <w:lang w:val="en-US"/>
+        </w:rPr>
+        <w:t xml:space="preserve">    SELECT</w:t>
+      </w:r>
+    </w:p>
+    <w:p>
+      <w:pPr>
+        <w:rPr>
+          <w:lang w:val="en-US"/>
+        </w:rPr>
+      </w:pPr>
+      <w:r>
+        <w:rPr>
+          <w:lang w:val="en-US"/>
+        </w:rPr>
+        <w:t xml:space="preserve">        ea.fecha AS fecha_evento,</w:t>
+      </w:r>
+    </w:p>
+    <w:p>
+      <w:pPr>
+        <w:rPr>
+          <w:lang w:val="en-US"/>
+        </w:rPr>
+      </w:pPr>
+      <w:r>
+        <w:rPr>
+          <w:lang w:val="en-US"/>
+        </w:rPr>
+        <w:t xml:space="preserve">        ea.id_activo_biologico,</w:t>
+      </w:r>
+    </w:p>
+    <w:p>
+      <w:pPr>
+        <w:rPr>
+          <w:lang w:val="en-US"/>
+        </w:rPr>
+      </w:pPr>
+      <w:r>
+        <w:rPr>
+          <w:lang w:val="en-US"/>
+        </w:rPr>
+        <w:t xml:space="preserve">        ab.indentficador AS identificador,</w:t>
+      </w:r>
+    </w:p>
+    <w:p>
+      <w:pPr>
+        <w:rPr>
+          <w:lang w:val="en-US"/>
+        </w:rPr>
+      </w:pPr>
+      <w:r>
+        <w:rPr>
+          <w:lang w:val="en-US"/>
+        </w:rPr>
+        <w:t xml:space="preserve">        CASE</w:t>
+      </w:r>
+    </w:p>
+    <w:p>
+      <w:pPr>
+        <w:rPr>
+          <w:lang w:val="en-US"/>
+        </w:rPr>
+      </w:pPr>
+      <w:r>
+        <w:rPr>
+          <w:lang w:val="en-US"/>
+        </w:rPr>
+        <w:t xml:space="preserve">            WHEN ec.id_evento IS NOT NULL THEN 'CRECIMIENTO'</w:t>
+      </w:r>
+    </w:p>
+    <w:p>
+      <w:pPr>
+        <w:rPr>
+          <w:lang w:val="en-US"/>
+        </w:rPr>
+      </w:pPr>
+      <w:r>
+        <w:rPr>
+          <w:lang w:val="en-US"/>
+        </w:rPr>
+        <w:t xml:space="preserve">            WHEN es.id_evento IS NOT NULL THEN 'SANITARIO'</w:t>
+      </w:r>
+    </w:p>
+    <w:p>
+      <w:pPr>
+        <w:rPr>
+          <w:lang w:val="en-US"/>
+        </w:rPr>
+      </w:pPr>
+      <w:r>
+        <w:rPr>
+          <w:lang w:val="en-US"/>
+        </w:rPr>
+        <w:t xml:space="preserve">            WHEN ep.id_evento IS NOT NULL THEN 'PRODUCTIVO'</w:t>
+      </w:r>
+    </w:p>
+    <w:p>
+      <w:pPr>
+        <w:rPr>
+          <w:lang w:val="en-US"/>
+        </w:rPr>
+      </w:pPr>
+      <w:r>
+        <w:rPr>
+          <w:lang w:val="en-US"/>
+        </w:rPr>
+        <w:t xml:space="preserve">            WHEN er.id_evento_reproductivo IS NOT NULL THEN 'REPRODUCTIVO'</w:t>
+      </w:r>
+    </w:p>
+    <w:p>
+      <w:pPr>
+        <w:rPr>
+          <w:lang w:val="en-US"/>
+        </w:rPr>
+      </w:pPr>
+      <w:r>
+        <w:rPr>
+          <w:lang w:val="en-US"/>
+        </w:rPr>
+        <w:t xml:space="preserve">            WHEN eb.id_evento IS NOT NULL THEN 'BAJA'</w:t>
+      </w:r>
+    </w:p>
+    <w:p>
+      <w:pPr>
+        <w:rPr>
+          <w:lang w:val="en-US"/>
+        </w:rPr>
+      </w:pPr>
+      <w:r>
+        <w:rPr>
+          <w:lang w:val="en-US"/>
+        </w:rPr>
+        <w:t xml:space="preserve">            ELSE 'GENERAL'</w:t>
+      </w:r>
+    </w:p>
+    <w:p>
+      <w:pPr>
+        <w:rPr>
+          <w:lang w:val="en-US"/>
+        </w:rPr>
+      </w:pPr>
+      <w:r>
+        <w:rPr>
+          <w:lang w:val="en-US"/>
+        </w:rPr>
+        <w:t xml:space="preserve">        END AS categoria,</w:t>
+      </w:r>
+    </w:p>
+    <w:p>
+      <w:pPr>
+        <w:rPr>
+          <w:lang w:val="en-US"/>
+        </w:rPr>
+      </w:pPr>
+      <w:r>
+        <w:rPr>
+          <w:lang w:val="en-US"/>
+        </w:rPr>
+        <w:lastRenderedPageBreak/>
+        <w:t xml:space="preserve">        ea.descripcion AS detalle_1,</w:t>
+      </w:r>
+    </w:p>
+    <w:p>
+      <w:pPr>
+        <w:rPr>
+          <w:lang w:val="en-US"/>
+        </w:rPr>
+      </w:pPr>
+      <w:r>
+        <w:rPr>
+          <w:lang w:val="en-US"/>
+        </w:rPr>
+        <w:t xml:space="preserve">        NULL AS detalle_2,</w:t>
+      </w:r>
+    </w:p>
+    <w:p>
+      <w:pPr>
+        <w:rPr>
+          <w:lang w:val="en-US"/>
+        </w:rPr>
+      </w:pPr>
+      <w:r>
+        <w:rPr>
+          <w:lang w:val="en-US"/>
+        </w:rPr>
+        <w:t xml:space="preserve">        NULL AS observacion,</w:t>
+      </w:r>
+    </w:p>
+    <w:p>
+      <w:pPr>
+        <w:rPr>
+          <w:lang w:val="en-US"/>
+        </w:rPr>
+      </w:pPr>
+      <w:r>
+        <w:rPr>
+          <w:lang w:val="en-US"/>
+        </w:rPr>
+        <w:t xml:space="preserve">        COALESCE(u.nombre || ' ' || u.apellidos, 'Sin usuario') AS usuario_responsable</w:t>
+      </w:r>
+    </w:p>
+    <w:p>
+      <w:pPr>
+        <w:rPr>
+          <w:lang w:val="en-US"/>
+        </w:rPr>
+      </w:pPr>
+      <w:r>
+        <w:rPr>
+          <w:lang w:val="en-US"/>
+        </w:rPr>
+        <w:t xml:space="preserve">    FROM modulo2.eventos_activos ea</w:t>
+      </w:r>
+    </w:p>
+    <w:p>
+      <w:pPr>
+        <w:rPr>
+          <w:lang w:val="en-US"/>
+        </w:rPr>
+      </w:pPr>
+      <w:r>
+        <w:rPr>
+          <w:lang w:val="en-US"/>
+        </w:rPr>
+        <w:t xml:space="preserve">    JOIN modulo2.activos_biologicos ab</w:t>
+      </w:r>
+    </w:p>
+    <w:p>
+      <w:pPr>
+        <w:rPr>
+          <w:lang w:val="en-US"/>
+        </w:rPr>
+      </w:pPr>
+      <w:r>
+        <w:rPr>
+          <w:lang w:val="en-US"/>
+        </w:rPr>
+        <w:t xml:space="preserve">        ON ab.id_activo_biologico = ea.id_activo_biologico</w:t>
+      </w:r>
+    </w:p>
+    <w:p>
+      <w:pPr>
+        <w:rPr>
+          <w:lang w:val="en-US"/>
+        </w:rPr>
+      </w:pPr>
+      <w:r>
+        <w:rPr>
+          <w:lang w:val="en-US"/>
+        </w:rPr>
+        <w:t xml:space="preserve">    LEFT JOIN modulo2.eventos_crecimeinto ec</w:t>
+      </w:r>
+    </w:p>
+    <w:p>
+      <w:pPr>
+        <w:rPr>
+          <w:lang w:val="en-US"/>
+        </w:rPr>
+      </w:pPr>
+      <w:r>
+        <w:rPr>
+          <w:lang w:val="en-US"/>
+        </w:rPr>
+        <w:t xml:space="preserve">        ON ec.id_evento = ea.id_eventos</w:t>
+      </w:r>
+    </w:p>
+    <w:p>
+      <w:pPr>
+        <w:rPr>
+          <w:lang w:val="en-US"/>
+        </w:rPr>
+      </w:pPr>
+      <w:r>
+        <w:rPr>
+          <w:lang w:val="en-US"/>
+        </w:rPr>
+        <w:t xml:space="preserve">    LEFT JOIN modulo2.eventos_sanitarios es</w:t>
+      </w:r>
+    </w:p>
+    <w:p>
+      <w:pPr>
+        <w:rPr>
+          <w:lang w:val="en-US"/>
+        </w:rPr>
+      </w:pPr>
+      <w:r>
+        <w:rPr>
+          <w:lang w:val="en-US"/>
+        </w:rPr>
+        <w:t xml:space="preserve">        ON es.id_evento = ea.id_eventos</w:t>
+      </w:r>
+    </w:p>
+    <w:p>
+      <w:pPr>
+        <w:rPr>
+          <w:lang w:val="en-US"/>
+        </w:rPr>
+      </w:pPr>
+      <w:r>
+        <w:rPr>
+          <w:lang w:val="en-US"/>
+        </w:rPr>
+        <w:t xml:space="preserve">    LEFT JOIN modulo2.eventos_productivos ep</w:t>
+      </w:r>
+    </w:p>
+    <w:p>
+      <w:pPr>
+        <w:rPr>
+          <w:lang w:val="en-US"/>
+        </w:rPr>
+      </w:pPr>
+      <w:r>
+        <w:rPr>
+          <w:lang w:val="en-US"/>
+        </w:rPr>
+        <w:t xml:space="preserve">        ON ep.id_evento = ea.id_eventos</w:t>
+      </w:r>
+    </w:p>
+    <w:p>
+      <w:pPr>
+        <w:rPr>
+          <w:lang w:val="en-US"/>
+        </w:rPr>
+      </w:pPr>
+      <w:r>
+        <w:rPr>
+          <w:lang w:val="en-US"/>
+        </w:rPr>
+        <w:t xml:space="preserve">    LEFT JOIN modulo2.eventos_bajas eb</w:t>
+      </w:r>
+    </w:p>
+    <w:p>
+      <w:pPr>
+        <w:rPr>
+          <w:lang w:val="en-US"/>
+        </w:rPr>
+      </w:pPr>
+      <w:r>
+        <w:rPr>
+          <w:lang w:val="en-US"/>
+        </w:rPr>
+        <w:t xml:space="preserve">        ON eb.id_evento = ea.id_eventos</w:t>
+      </w:r>
+    </w:p>
+    <w:p>
+      <w:pPr>
+        <w:rPr>
+          <w:lang w:val="en-US"/>
+        </w:rPr>
+      </w:pPr>
+      <w:r>
+        <w:rPr>
+          <w:lang w:val="en-US"/>
+        </w:rPr>
+        <w:t xml:space="preserve">    LEFT JOIN modulo2.eventos_reproductivos er</w:t>
+      </w:r>
+    </w:p>
+    <w:p>
+      <w:pPr>
+        <w:rPr>
+          <w:lang w:val="en-US"/>
+        </w:rPr>
+      </w:pPr>
+      <w:r>
+        <w:rPr>
+          <w:lang w:val="en-US"/>
+        </w:rPr>
+        <w:t xml:space="preserve">        ON er.id_evento_reproductivo = ea.id_eventos</w:t>
+      </w:r>
+    </w:p>
+    <w:p>
+      <w:pPr>
+        <w:rPr>
+          <w:lang w:val="en-US"/>
+        </w:rPr>
+      </w:pPr>
+      <w:r>
+        <w:rPr>
+          <w:lang w:val="en-US"/>
+        </w:rPr>
+        <w:t xml:space="preserve">    LEFT JOIN modulo1.usuarios u</w:t>
+      </w:r>
+    </w:p>
+    <w:p>
+      <w:pPr>
+        <w:rPr>
+          <w:lang w:val="en-US"/>
+        </w:rPr>
+      </w:pPr>
+      <w:r>
+        <w:rPr>
+          <w:lang w:val="en-US"/>
+        </w:rPr>
+        <w:t xml:space="preserve">        ON u.id_usuario = ea.id_usuario</w:t>
+      </w:r>
+    </w:p>
+    <w:p>
+      <w:pPr>
+        <w:rPr>
+          <w:lang w:val="en-US"/>
+        </w:rPr>
+      </w:pPr>
+    </w:p>
+    <w:p>
+      <w:pPr>
+        <w:rPr>
+          <w:lang w:val="en-US"/>
+        </w:rPr>
+      </w:pPr>
+      <w:r>
+        <w:rPr>
+          <w:lang w:val="en-US"/>
+        </w:rPr>
+        <w:t xml:space="preserve">    UNION ALL</w:t>
+      </w:r>
+    </w:p>
+    <w:p>
+      <w:pPr>
+        <w:rPr>
+          <w:lang w:val="en-US"/>
+        </w:rPr>
+      </w:pPr>
+      <w:r>
+        <w:rPr>
+          <w:lang w:val="en-US"/>
+        </w:rPr>
+        <w:t xml:space="preserve">    SELECT</w:t>
+      </w:r>
+    </w:p>
+    <w:p>
+      <w:r>
+        <w:t xml:space="preserve">        lower(iz.rango_fecha)::timestamp AS fecha_evento,</w:t>
+      </w:r>
+    </w:p>
+    <w:p>
+      <w:r>
+        <w:t xml:space="preserve">        iz.id_activo_biologico,</w:t>
+      </w:r>
+    </w:p>
+    <w:p>
+      <w:pPr>
+        <w:rPr>
+          <w:lang w:val="en-US"/>
+        </w:rPr>
+      </w:pPr>
+      <w:r>
+        <w:t xml:space="preserve">        </w:t>
+      </w:r>
+      <w:r>
+        <w:rPr>
+          <w:lang w:val="en-US"/>
+        </w:rPr>
+        <w:t>ab.indentficador AS identificador,</w:t>
+      </w:r>
+    </w:p>
+    <w:p>
+      <w:pPr>
+        <w:rPr>
+          <w:lang w:val="en-US"/>
+        </w:rPr>
+      </w:pPr>
+      <w:r>
+        <w:rPr>
+          <w:lang w:val="en-US"/>
+        </w:rPr>
+        <w:t xml:space="preserve">        'INDICADOR' AS categoria,</w:t>
+      </w:r>
+    </w:p>
+    <w:p>
+      <w:pPr>
+        <w:rPr>
+          <w:lang w:val="en-US"/>
+        </w:rPr>
+      </w:pPr>
+      <w:r>
+        <w:rPr>
+          <w:lang w:val="en-US"/>
+        </w:rPr>
+        <w:lastRenderedPageBreak/>
+        <w:t xml:space="preserve">        iz.tipo::text AS detalle_1,</w:t>
+      </w:r>
+    </w:p>
+    <w:p>
+      <w:pPr>
+        <w:rPr>
+          <w:lang w:val="en-US"/>
+        </w:rPr>
+      </w:pPr>
+      <w:r>
+        <w:rPr>
+          <w:lang w:val="en-US"/>
+        </w:rPr>
+        <w:t xml:space="preserve">        upper(iz.rango_fecha)::text AS detalle_2,</w:t>
+      </w:r>
+    </w:p>
+    <w:p>
+      <w:pPr>
+        <w:rPr>
+          <w:lang w:val="en-US"/>
+        </w:rPr>
+      </w:pPr>
+      <w:r>
+        <w:rPr>
+          <w:lang w:val="en-US"/>
+        </w:rPr>
+        <w:t xml:space="preserve">        iz.paramtros_calculo::text AS observacion,</w:t>
+      </w:r>
+    </w:p>
+    <w:p>
+      <w:pPr>
+        <w:rPr>
+          <w:lang w:val="en-US"/>
+        </w:rPr>
+      </w:pPr>
+      <w:r>
+        <w:rPr>
+          <w:lang w:val="en-US"/>
+        </w:rPr>
+        <w:t xml:space="preserve">        NULL::text AS usuario_responsable</w:t>
+      </w:r>
+    </w:p>
+    <w:p>
+      <w:pPr>
+        <w:rPr>
+          <w:lang w:val="en-US"/>
+        </w:rPr>
+      </w:pPr>
+      <w:r>
+        <w:rPr>
+          <w:lang w:val="en-US"/>
+        </w:rPr>
+        <w:t xml:space="preserve">    FROM modulo2.indicadores_zootecnicos iz</w:t>
+      </w:r>
+    </w:p>
+    <w:p>
+      <w:pPr>
+        <w:rPr>
+          <w:lang w:val="en-US"/>
+        </w:rPr>
+      </w:pPr>
+      <w:r>
+        <w:rPr>
+          <w:lang w:val="en-US"/>
+        </w:rPr>
+        <w:t xml:space="preserve">    JOIN modulo2.activos_biologicos ab</w:t>
+      </w:r>
+    </w:p>
+    <w:p>
+      <w:pPr>
+        <w:rPr>
+          <w:lang w:val="en-US"/>
+        </w:rPr>
+      </w:pPr>
+      <w:r>
+        <w:rPr>
+          <w:lang w:val="en-US"/>
+        </w:rPr>
+        <w:t xml:space="preserve">        ON ab.id_activo_biologico = iz.id_activo_biologico</w:t>
+      </w:r>
+    </w:p>
+    <w:p>
+      <w:pPr>
+        <w:rPr>
+          <w:lang w:val="en-US"/>
+        </w:rPr>
+      </w:pPr>
+      <w:r>
+        <w:rPr>
+          <w:lang w:val="en-US"/>
+        </w:rPr>
+        <w:t>)</w:t>
+      </w:r>
+    </w:p>
+    <w:p>
+      <w:pPr>
+        <w:rPr>
+          <w:lang w:val="en-US"/>
+        </w:rPr>
+      </w:pPr>
+    </w:p>
+    <w:p>
+      <w:pPr>
+        <w:rPr>
+          <w:lang w:val="en-US"/>
+        </w:rPr>
+      </w:pPr>
+      <w:r>
+        <w:rPr>
+          <w:lang w:val="en-US"/>
+        </w:rPr>
+        <w:t>SELECT</w:t>
+      </w:r>
+    </w:p>
+    <w:p>
+      <w:pPr>
+        <w:rPr>
+          <w:lang w:val="en-US"/>
+        </w:rPr>
+      </w:pPr>
+      <w:r>
+        <w:rPr>
+          <w:lang w:val="en-US"/>
+        </w:rPr>
+        <w:t xml:space="preserve">    fecha_evento,</w:t>
+      </w:r>
+    </w:p>
+    <w:p>
+      <w:pPr>
+        <w:rPr>
+          <w:lang w:val="en-US"/>
+        </w:rPr>
+      </w:pPr>
+      <w:r>
+        <w:rPr>
+          <w:lang w:val="en-US"/>
+        </w:rPr>
+        <w:t xml:space="preserve">    id_activo_biologico,</w:t>
+      </w:r>
+    </w:p>
+    <w:p>
+      <w:pPr>
+        <w:rPr>
+          <w:lang w:val="en-US"/>
+        </w:rPr>
+      </w:pPr>
+      <w:r>
+        <w:rPr>
+          <w:lang w:val="en-US"/>
+        </w:rPr>
+        <w:t xml:space="preserve">    identificador,</w:t>
+      </w:r>
+    </w:p>
+    <w:p>
+      <w:pPr>
+        <w:rPr>
+          <w:lang w:val="en-US"/>
+        </w:rPr>
+      </w:pPr>
+      <w:r>
+        <w:rPr>
+          <w:lang w:val="en-US"/>
+        </w:rPr>
+        <w:t xml:space="preserve">    categoria,</w:t>
+      </w:r>
+    </w:p>
+    <w:p>
+      <w:pPr>
+        <w:rPr>
+          <w:lang w:val="en-US"/>
+        </w:rPr>
+      </w:pPr>
+      <w:r>
+        <w:rPr>
+          <w:lang w:val="en-US"/>
+        </w:rPr>
+        <w:t xml:space="preserve">    detalle_1,</w:t>
+      </w:r>
+    </w:p>
+    <w:p>
+      <w:pPr>
+        <w:rPr>
+          <w:lang w:val="en-US"/>
+        </w:rPr>
+      </w:pPr>
+      <w:r>
+        <w:rPr>
+          <w:lang w:val="en-US"/>
+        </w:rPr>
+        <w:t xml:space="preserve">    detalle_2,</w:t>
+      </w:r>
+    </w:p>
+    <w:p>
+      <w:pPr>
+        <w:rPr>
+          <w:lang w:val="en-US"/>
+        </w:rPr>
+      </w:pPr>
+      <w:r>
+        <w:rPr>
+          <w:lang w:val="en-US"/>
+        </w:rPr>
+        <w:t xml:space="preserve">    observacion,</w:t>
+      </w:r>
+    </w:p>
+    <w:p>
+      <w:pPr>
+        <w:rPr>
+          <w:lang w:val="en-US"/>
+        </w:rPr>
+      </w:pPr>
+      <w:r>
+        <w:rPr>
+          <w:lang w:val="en-US"/>
+        </w:rPr>
+        <w:t xml:space="preserve">    usuario_responsable</w:t>
+      </w:r>
+    </w:p>
+    <w:p>
+      <w:pPr>
+        <w:rPr>
+          <w:lang w:val="en-US"/>
+        </w:rPr>
+      </w:pPr>
+      <w:r>
+        <w:rPr>
+          <w:lang w:val="en-US"/>
+        </w:rPr>
+        <w:t>FROM auditoria_general</w:t>
+      </w:r>
+    </w:p>
+    <w:p>
+      <w:pPr>
+        <w:rPr>
+          <w:lang w:val="en-US"/>
+        </w:rPr>
+      </w:pPr>
+      <w:r>
+        <w:rPr>
+          <w:lang w:val="en-US"/>
+        </w:rPr>
+        <w:t>WHERE fecha_evento &gt;= :fecha_inicio</w:t>
+      </w:r>
+    </w:p>
+    <w:p>
+      <w:pPr>
+        <w:rPr>
+          <w:lang w:val="en-US"/>
+        </w:rPr>
+      </w:pPr>
+      <w:r>
+        <w:rPr>
+          <w:lang w:val="en-US"/>
+        </w:rPr>
+        <w:t xml:space="preserve">  AND fecha_evento &lt;= :fecha_fin</w:t>
+      </w:r>
+    </w:p>
+    <w:p>
+      <w:pPr>
+        <w:rPr>
+          <w:lang w:val="en-US"/>
+        </w:rPr>
+      </w:pPr>
+      <w:r>
+        <w:rPr>
+          <w:lang w:val="en-US"/>
+        </w:rPr>
+        <w:t>ORDER BY fecha_evento DESC, id_activo_biologico;</w:t>
+      </w:r>
+    </w:p>
+    <w:p>
+      <w:pPr>
+        <w:rPr>
+          <w:lang w:val="en-US"/>
+        </w:rPr>
+      </w:pPr>
     </w:p>
     <w:sectPr>
       <w:footerReference w:type="default" r:id="rId8"/>
